--- a/Greenfoot Tutorials/Greenfoot Basics - Notes.docx
+++ b/Greenfoot Tutorials/Greenfoot Basics - Notes.docx
@@ -6,2207 +6,6594 @@
       <w:pPr>
         <w:pStyle w:val="Heading1"/>
         <w:rPr>
-          <w:rFonts w:asciiTheme="minorHAnsi" w:eastAsiaTheme="minorHAnsi" w:hAnsiTheme="minorHAnsi" w:cstheme="minorBidi"/>
-          <w:color w:val="auto"/>
-          <w:sz w:val="24"/>
-          <w:szCs w:val="24"/>
-        </w:rPr>
-      </w:pPr>
-      <w:r>
-        <w:t>Greenfoot Basics (#1–3)</w:t>
-      </w:r>
-    </w:p>
-    <w:p/>
-    <w:p>
-      <w:pPr>
-        <w:rPr>
           <w:b/>
           <w:bCs/>
+          <w:color w:val="auto"/>
+          <w:u w:val="single"/>
         </w:rPr>
       </w:pPr>
       <w:r>
         <w:rPr>
           <w:b/>
           <w:bCs/>
-        </w:rPr>
-        <w:t>Worlds and Actors</w:t>
-      </w:r>
-    </w:p>
-    <w:p>
-      <w:pPr>
+          <w:color w:val="auto"/>
+          <w:u w:val="single"/>
+        </w:rPr>
+        <w:t>Greenfoot Tutorial Notes</w:t>
+      </w:r>
+    </w:p>
+    <w:p>
+      <w:pPr>
+        <w:rPr>
+          <w:rFonts w:eastAsiaTheme="majorEastAsia" w:cstheme="majorBidi"/>
+        </w:rPr>
+      </w:pPr>
+    </w:p>
+    <w:p>
+      <w:pPr>
+        <w:rPr>
+          <w:rFonts w:eastAsiaTheme="majorEastAsia" w:cstheme="majorBidi"/>
+        </w:rPr>
+      </w:pPr>
+    </w:p>
+    <w:p>
+      <w:pPr>
+        <w:pStyle w:val="Heading2"/>
+      </w:pPr>
+      <w:r>
+        <w:t>The act() Method and Actor Behaviour</w:t>
+      </w:r>
+    </w:p>
+    <w:p>
+      <w:pPr>
+        <w:rPr>
+          <w:rFonts w:eastAsiaTheme="majorEastAsia" w:cstheme="majorBidi"/>
+        </w:rPr>
+      </w:pPr>
+    </w:p>
+    <w:p>
+      <w:pPr>
+        <w:rPr>
+          <w:rFonts w:eastAsiaTheme="majorEastAsia" w:cstheme="majorBidi"/>
+          <w:sz w:val="22"/>
+          <w:szCs w:val="22"/>
+        </w:rPr>
+      </w:pPr>
+      <w:r>
+        <w:rPr>
+          <w:rFonts w:eastAsiaTheme="majorEastAsia" w:cstheme="majorBidi"/>
+          <w:sz w:val="22"/>
+          <w:szCs w:val="22"/>
+        </w:rPr>
+        <w:t>The act() method is the main method used to control behaviour in Greenfoot.</w:t>
+      </w:r>
+    </w:p>
+    <w:p>
+      <w:pPr>
+        <w:rPr>
+          <w:rFonts w:eastAsiaTheme="majorEastAsia" w:cstheme="majorBidi"/>
+          <w:sz w:val="22"/>
+          <w:szCs w:val="22"/>
+        </w:rPr>
+      </w:pPr>
+      <w:r>
+        <w:rPr>
+          <w:rFonts w:eastAsiaTheme="majorEastAsia" w:cstheme="majorBidi"/>
+          <w:sz w:val="22"/>
+          <w:szCs w:val="22"/>
+        </w:rPr>
+        <w:t>Every actor can contain its own act() method, which executes repeatedly</w:t>
+      </w:r>
+    </w:p>
+    <w:p>
+      <w:pPr>
+        <w:rPr>
+          <w:rFonts w:eastAsiaTheme="majorEastAsia" w:cstheme="majorBidi"/>
+          <w:sz w:val="22"/>
+          <w:szCs w:val="22"/>
+        </w:rPr>
+      </w:pPr>
+      <w:r>
+        <w:rPr>
+          <w:rFonts w:eastAsiaTheme="majorEastAsia" w:cstheme="majorBidi"/>
+          <w:sz w:val="22"/>
+          <w:szCs w:val="22"/>
+        </w:rPr>
+        <w:t>while the scenario is running. This creates continuous updates similar</w:t>
+      </w:r>
+    </w:p>
+    <w:p>
+      <w:pPr>
+        <w:rPr>
+          <w:rFonts w:eastAsiaTheme="majorEastAsia" w:cstheme="majorBidi"/>
+          <w:sz w:val="22"/>
+          <w:szCs w:val="22"/>
+        </w:rPr>
+      </w:pPr>
+      <w:r>
+        <w:rPr>
+          <w:rFonts w:eastAsiaTheme="majorEastAsia" w:cstheme="majorBidi"/>
+          <w:sz w:val="22"/>
+          <w:szCs w:val="22"/>
+        </w:rPr>
+        <w:t>to frames in a game loop.</w:t>
+      </w:r>
+    </w:p>
+    <w:p>
+      <w:pPr>
+        <w:rPr>
+          <w:rFonts w:eastAsiaTheme="majorEastAsia" w:cstheme="majorBidi"/>
+          <w:sz w:val="22"/>
+          <w:szCs w:val="22"/>
+        </w:rPr>
+      </w:pPr>
+    </w:p>
+    <w:p>
+      <w:pPr>
+        <w:rPr>
+          <w:rFonts w:eastAsiaTheme="majorEastAsia" w:cstheme="majorBidi"/>
+          <w:sz w:val="22"/>
+          <w:szCs w:val="22"/>
+        </w:rPr>
+      </w:pPr>
+      <w:r>
+        <w:rPr>
+          <w:rFonts w:eastAsiaTheme="majorEastAsia" w:cstheme="majorBidi"/>
+          <w:sz w:val="22"/>
+          <w:szCs w:val="22"/>
+        </w:rPr>
+        <w:t>The method is commonly used for:</w:t>
+      </w:r>
+    </w:p>
+    <w:p>
+      <w:pPr>
+        <w:rPr>
+          <w:rFonts w:eastAsiaTheme="majorEastAsia" w:cstheme="majorBidi"/>
+          <w:sz w:val="22"/>
+          <w:szCs w:val="22"/>
+        </w:rPr>
+      </w:pPr>
+    </w:p>
+    <w:p>
+      <w:pPr>
+        <w:rPr>
+          <w:rFonts w:eastAsiaTheme="majorEastAsia" w:cstheme="majorBidi"/>
+          <w:sz w:val="22"/>
+          <w:szCs w:val="22"/>
+        </w:rPr>
+      </w:pPr>
+      <w:r>
+        <w:rPr>
+          <w:rFonts w:eastAsiaTheme="majorEastAsia" w:cstheme="majorBidi"/>
+          <w:sz w:val="22"/>
+          <w:szCs w:val="22"/>
+        </w:rPr>
+        <w:t>- Movement</w:t>
+      </w:r>
+    </w:p>
+    <w:p>
+      <w:pPr>
+        <w:rPr>
+          <w:rFonts w:eastAsiaTheme="majorEastAsia" w:cstheme="majorBidi"/>
+          <w:sz w:val="22"/>
+          <w:szCs w:val="22"/>
+        </w:rPr>
+      </w:pPr>
+      <w:r>
+        <w:rPr>
+          <w:rFonts w:eastAsiaTheme="majorEastAsia" w:cstheme="majorBidi"/>
+          <w:sz w:val="22"/>
+          <w:szCs w:val="22"/>
+        </w:rPr>
+        <w:t>- Collision detection</w:t>
+      </w:r>
+    </w:p>
+    <w:p>
+      <w:pPr>
+        <w:rPr>
+          <w:rFonts w:eastAsiaTheme="majorEastAsia" w:cstheme="majorBidi"/>
+          <w:sz w:val="22"/>
+          <w:szCs w:val="22"/>
+        </w:rPr>
+      </w:pPr>
+      <w:r>
+        <w:rPr>
+          <w:rFonts w:eastAsiaTheme="majorEastAsia" w:cstheme="majorBidi"/>
+          <w:sz w:val="22"/>
+          <w:szCs w:val="22"/>
+        </w:rPr>
+        <w:t>- Animation</w:t>
+      </w:r>
+    </w:p>
+    <w:p>
+      <w:pPr>
+        <w:rPr>
+          <w:rFonts w:eastAsiaTheme="majorEastAsia" w:cstheme="majorBidi"/>
+          <w:sz w:val="22"/>
+          <w:szCs w:val="22"/>
+        </w:rPr>
+      </w:pPr>
+      <w:r>
+        <w:rPr>
+          <w:rFonts w:eastAsiaTheme="majorEastAsia" w:cstheme="majorBidi"/>
+          <w:sz w:val="22"/>
+          <w:szCs w:val="22"/>
+        </w:rPr>
+        <w:t>- Keyboard input</w:t>
+      </w:r>
+    </w:p>
+    <w:p>
+      <w:pPr>
+        <w:rPr>
+          <w:rFonts w:eastAsiaTheme="majorEastAsia" w:cstheme="majorBidi"/>
+          <w:sz w:val="22"/>
+          <w:szCs w:val="22"/>
+        </w:rPr>
+      </w:pPr>
+      <w:r>
+        <w:rPr>
+          <w:rFonts w:eastAsiaTheme="majorEastAsia" w:cstheme="majorBidi"/>
+          <w:sz w:val="22"/>
+          <w:szCs w:val="22"/>
+        </w:rPr>
+        <w:t>- AI behaviour</w:t>
+      </w:r>
+    </w:p>
+    <w:p>
+      <w:pPr>
+        <w:rPr>
+          <w:rFonts w:eastAsiaTheme="majorEastAsia" w:cstheme="majorBidi"/>
+          <w:sz w:val="22"/>
+          <w:szCs w:val="22"/>
+        </w:rPr>
+      </w:pPr>
+      <w:r>
+        <w:rPr>
+          <w:rFonts w:eastAsiaTheme="majorEastAsia" w:cstheme="majorBidi"/>
+          <w:sz w:val="22"/>
+          <w:szCs w:val="22"/>
+        </w:rPr>
+        <w:t>- Timers</w:t>
+      </w:r>
+    </w:p>
+    <w:p>
+      <w:pPr>
+        <w:rPr>
+          <w:rFonts w:eastAsiaTheme="majorEastAsia" w:cstheme="majorBidi"/>
+          <w:sz w:val="22"/>
+          <w:szCs w:val="22"/>
+        </w:rPr>
+      </w:pPr>
+      <w:r>
+        <w:rPr>
+          <w:rFonts w:eastAsiaTheme="majorEastAsia" w:cstheme="majorBidi"/>
+          <w:sz w:val="22"/>
+          <w:szCs w:val="22"/>
+        </w:rPr>
+        <w:t>- Projectile systems</w:t>
+      </w:r>
+    </w:p>
+    <w:p>
+      <w:pPr>
+        <w:rPr>
+          <w:rFonts w:eastAsiaTheme="majorEastAsia" w:cstheme="majorBidi"/>
+          <w:sz w:val="22"/>
+          <w:szCs w:val="22"/>
+        </w:rPr>
+      </w:pPr>
+    </w:p>
+    <w:p>
+      <w:pPr>
+        <w:rPr>
+          <w:rFonts w:eastAsiaTheme="majorEastAsia" w:cstheme="majorBidi"/>
+          <w:sz w:val="22"/>
+          <w:szCs w:val="22"/>
+        </w:rPr>
+      </w:pPr>
+      <w:r>
+        <w:rPr>
+          <w:rFonts w:eastAsiaTheme="majorEastAsia" w:cstheme="majorBidi"/>
+          <w:sz w:val="22"/>
+          <w:szCs w:val="22"/>
+        </w:rPr>
+        <w:t>Example:</w:t>
+      </w:r>
+    </w:p>
+    <w:p>
+      <w:pPr>
+        <w:rPr>
+          <w:rFonts w:eastAsiaTheme="majorEastAsia" w:cstheme="majorBidi"/>
+          <w:sz w:val="22"/>
+          <w:szCs w:val="22"/>
+        </w:rPr>
+      </w:pPr>
+    </w:p>
+    <w:p>
+      <w:pPr>
+        <w:rPr>
+          <w:rFonts w:eastAsiaTheme="majorEastAsia" w:cstheme="majorBidi"/>
+          <w:sz w:val="22"/>
+          <w:szCs w:val="22"/>
+        </w:rPr>
+      </w:pPr>
+      <w:r>
+        <w:rPr>
+          <w:rFonts w:eastAsiaTheme="majorEastAsia" w:cstheme="majorBidi"/>
+          <w:sz w:val="22"/>
+          <w:szCs w:val="22"/>
+        </w:rPr>
+        <w:t>public void act()</w:t>
+      </w:r>
+    </w:p>
+    <w:p>
+      <w:pPr>
+        <w:rPr>
+          <w:rFonts w:eastAsiaTheme="majorEastAsia" w:cstheme="majorBidi"/>
+          <w:sz w:val="22"/>
+          <w:szCs w:val="22"/>
+        </w:rPr>
+      </w:pPr>
+      <w:r>
+        <w:rPr>
+          <w:rFonts w:eastAsiaTheme="majorEastAsia" w:cstheme="majorBidi"/>
+          <w:sz w:val="22"/>
+          <w:szCs w:val="22"/>
+        </w:rPr>
+        <w:t>{</w:t>
+      </w:r>
+    </w:p>
+    <w:p>
+      <w:pPr>
+        <w:rPr>
+          <w:rFonts w:eastAsiaTheme="majorEastAsia" w:cstheme="majorBidi"/>
+          <w:sz w:val="22"/>
+          <w:szCs w:val="22"/>
+        </w:rPr>
+      </w:pPr>
+      <w:r>
+        <w:rPr>
+          <w:rFonts w:eastAsiaTheme="majorEastAsia" w:cstheme="majorBidi"/>
+          <w:sz w:val="22"/>
+          <w:szCs w:val="22"/>
+        </w:rPr>
+        <w:t xml:space="preserve">    move(3);</w:t>
+      </w:r>
+    </w:p>
+    <w:p>
+      <w:pPr>
+        <w:rPr>
+          <w:rFonts w:eastAsiaTheme="majorEastAsia" w:cstheme="majorBidi"/>
+          <w:sz w:val="22"/>
+          <w:szCs w:val="22"/>
+        </w:rPr>
+      </w:pPr>
+      <w:r>
+        <w:rPr>
+          <w:rFonts w:eastAsiaTheme="majorEastAsia" w:cstheme="majorBidi"/>
+          <w:sz w:val="22"/>
+          <w:szCs w:val="22"/>
+        </w:rPr>
+        <w:t xml:space="preserve">    checkCollision();</w:t>
+      </w:r>
+    </w:p>
+    <w:p>
+      <w:pPr>
+        <w:rPr>
+          <w:rFonts w:eastAsiaTheme="majorEastAsia" w:cstheme="majorBidi"/>
+          <w:sz w:val="22"/>
+          <w:szCs w:val="22"/>
+        </w:rPr>
+      </w:pPr>
+      <w:r>
+        <w:rPr>
+          <w:rFonts w:eastAsiaTheme="majorEastAsia" w:cstheme="majorBidi"/>
+          <w:sz w:val="22"/>
+          <w:szCs w:val="22"/>
+        </w:rPr>
+        <w:t>}</w:t>
+      </w:r>
+    </w:p>
+    <w:p>
+      <w:pPr>
+        <w:rPr>
+          <w:rFonts w:eastAsiaTheme="majorEastAsia" w:cstheme="majorBidi"/>
+          <w:sz w:val="22"/>
+          <w:szCs w:val="22"/>
+        </w:rPr>
+      </w:pPr>
+    </w:p>
+    <w:p>
+      <w:pPr>
+        <w:rPr>
+          <w:rFonts w:eastAsiaTheme="majorEastAsia" w:cstheme="majorBidi"/>
+          <w:sz w:val="22"/>
+          <w:szCs w:val="22"/>
+        </w:rPr>
+      </w:pPr>
+      <w:r>
+        <w:rPr>
+          <w:rFonts w:eastAsiaTheme="majorEastAsia" w:cstheme="majorBidi"/>
+          <w:sz w:val="22"/>
+          <w:szCs w:val="22"/>
+        </w:rPr>
+        <w:lastRenderedPageBreak/>
+        <w:t>Code inside act() should usually remain organised by splitting behaviour</w:t>
+      </w:r>
+    </w:p>
+    <w:p>
+      <w:pPr>
+        <w:rPr>
+          <w:rFonts w:eastAsiaTheme="majorEastAsia" w:cstheme="majorBidi"/>
+          <w:sz w:val="22"/>
+          <w:szCs w:val="22"/>
+        </w:rPr>
+      </w:pPr>
+      <w:r>
+        <w:rPr>
+          <w:rFonts w:eastAsiaTheme="majorEastAsia" w:cstheme="majorBidi"/>
+          <w:sz w:val="22"/>
+          <w:szCs w:val="22"/>
+        </w:rPr>
+        <w:t>into helper methods. Large blocks of code inside a single act method</w:t>
+      </w:r>
+    </w:p>
+    <w:p>
+      <w:pPr>
+        <w:rPr>
+          <w:rFonts w:eastAsiaTheme="majorEastAsia" w:cstheme="majorBidi"/>
+          <w:sz w:val="22"/>
+          <w:szCs w:val="22"/>
+        </w:rPr>
+      </w:pPr>
+      <w:r>
+        <w:rPr>
+          <w:rFonts w:eastAsiaTheme="majorEastAsia" w:cstheme="majorBidi"/>
+          <w:sz w:val="22"/>
+          <w:szCs w:val="22"/>
+        </w:rPr>
+        <w:t>become difficult to debug and maintain.</w:t>
+      </w:r>
+    </w:p>
+    <w:p>
+      <w:pPr>
+        <w:rPr>
+          <w:rFonts w:eastAsiaTheme="majorEastAsia" w:cstheme="majorBidi"/>
+          <w:sz w:val="22"/>
+          <w:szCs w:val="22"/>
+        </w:rPr>
+      </w:pPr>
+    </w:p>
+    <w:p>
+      <w:pPr>
+        <w:rPr>
+          <w:rFonts w:eastAsiaTheme="majorEastAsia" w:cstheme="majorBidi"/>
+          <w:sz w:val="22"/>
+          <w:szCs w:val="22"/>
+        </w:rPr>
+      </w:pPr>
+      <w:r>
+        <w:rPr>
+          <w:rFonts w:eastAsiaTheme="majorEastAsia" w:cstheme="majorBidi"/>
+          <w:sz w:val="22"/>
+          <w:szCs w:val="22"/>
+        </w:rPr>
+        <w:t>Example:</w:t>
+      </w:r>
+    </w:p>
+    <w:p>
+      <w:pPr>
+        <w:rPr>
+          <w:rFonts w:eastAsiaTheme="majorEastAsia" w:cstheme="majorBidi"/>
+          <w:sz w:val="22"/>
+          <w:szCs w:val="22"/>
+        </w:rPr>
+      </w:pPr>
+    </w:p>
+    <w:p>
+      <w:pPr>
+        <w:rPr>
+          <w:rFonts w:eastAsiaTheme="majorEastAsia" w:cstheme="majorBidi"/>
+          <w:sz w:val="22"/>
+          <w:szCs w:val="22"/>
+        </w:rPr>
+      </w:pPr>
+      <w:r>
+        <w:rPr>
+          <w:rFonts w:eastAsiaTheme="majorEastAsia" w:cstheme="majorBidi"/>
+          <w:sz w:val="22"/>
+          <w:szCs w:val="22"/>
+        </w:rPr>
+        <w:t>public void act()</w:t>
+      </w:r>
+    </w:p>
+    <w:p>
+      <w:pPr>
+        <w:rPr>
+          <w:rFonts w:eastAsiaTheme="majorEastAsia" w:cstheme="majorBidi"/>
+          <w:sz w:val="22"/>
+          <w:szCs w:val="22"/>
+        </w:rPr>
+      </w:pPr>
+      <w:r>
+        <w:rPr>
+          <w:rFonts w:eastAsiaTheme="majorEastAsia" w:cstheme="majorBidi"/>
+          <w:sz w:val="22"/>
+          <w:szCs w:val="22"/>
+        </w:rPr>
+        <w:t>{</w:t>
+      </w:r>
+    </w:p>
+    <w:p>
+      <w:pPr>
+        <w:rPr>
+          <w:rFonts w:eastAsiaTheme="majorEastAsia" w:cstheme="majorBidi"/>
+          <w:sz w:val="22"/>
+          <w:szCs w:val="22"/>
+        </w:rPr>
+      </w:pPr>
+      <w:r>
+        <w:rPr>
+          <w:rFonts w:eastAsiaTheme="majorEastAsia" w:cstheme="majorBidi"/>
+          <w:sz w:val="22"/>
+          <w:szCs w:val="22"/>
+        </w:rPr>
+        <w:t xml:space="preserve">    handleMovement();</w:t>
+      </w:r>
+    </w:p>
+    <w:p>
+      <w:pPr>
+        <w:rPr>
+          <w:rFonts w:eastAsiaTheme="majorEastAsia" w:cstheme="majorBidi"/>
+          <w:sz w:val="22"/>
+          <w:szCs w:val="22"/>
+        </w:rPr>
+      </w:pPr>
+      <w:r>
+        <w:rPr>
+          <w:rFonts w:eastAsiaTheme="majorEastAsia" w:cstheme="majorBidi"/>
+          <w:sz w:val="22"/>
+          <w:szCs w:val="22"/>
+        </w:rPr>
+        <w:t xml:space="preserve">    detectWalls();</w:t>
+      </w:r>
+    </w:p>
+    <w:p>
+      <w:pPr>
+        <w:rPr>
+          <w:rFonts w:eastAsiaTheme="majorEastAsia" w:cstheme="majorBidi"/>
+          <w:sz w:val="22"/>
+          <w:szCs w:val="22"/>
+        </w:rPr>
+      </w:pPr>
+      <w:r>
+        <w:rPr>
+          <w:rFonts w:eastAsiaTheme="majorEastAsia" w:cstheme="majorBidi"/>
+          <w:sz w:val="22"/>
+          <w:szCs w:val="22"/>
+        </w:rPr>
+        <w:t xml:space="preserve">    updateAnimation();</w:t>
+      </w:r>
+    </w:p>
+    <w:p>
+      <w:pPr>
+        <w:rPr>
+          <w:rFonts w:eastAsiaTheme="majorEastAsia" w:cstheme="majorBidi"/>
+          <w:sz w:val="22"/>
+          <w:szCs w:val="22"/>
+        </w:rPr>
+      </w:pPr>
+      <w:r>
+        <w:rPr>
+          <w:rFonts w:eastAsiaTheme="majorEastAsia" w:cstheme="majorBidi"/>
+          <w:sz w:val="22"/>
+          <w:szCs w:val="22"/>
+        </w:rPr>
+        <w:t>}</w:t>
+      </w:r>
+    </w:p>
+    <w:p>
+      <w:pPr>
+        <w:rPr>
+          <w:rFonts w:eastAsiaTheme="majorEastAsia" w:cstheme="majorBidi"/>
+          <w:sz w:val="22"/>
+          <w:szCs w:val="22"/>
+        </w:rPr>
+      </w:pPr>
+    </w:p>
+    <w:p>
+      <w:pPr>
+        <w:rPr>
+          <w:rFonts w:eastAsiaTheme="majorEastAsia" w:cstheme="majorBidi"/>
+          <w:sz w:val="22"/>
+          <w:szCs w:val="22"/>
+        </w:rPr>
+      </w:pPr>
+      <w:r>
+        <w:rPr>
+          <w:rFonts w:eastAsiaTheme="majorEastAsia" w:cstheme="majorBidi"/>
+          <w:sz w:val="22"/>
+          <w:szCs w:val="22"/>
+        </w:rPr>
+        <w:t>Benefits of this structure:</w:t>
+      </w:r>
+    </w:p>
+    <w:p>
+      <w:pPr>
+        <w:rPr>
+          <w:rFonts w:eastAsiaTheme="majorEastAsia" w:cstheme="majorBidi"/>
+          <w:sz w:val="22"/>
+          <w:szCs w:val="22"/>
+        </w:rPr>
+      </w:pPr>
+    </w:p>
+    <w:p>
+      <w:pPr>
+        <w:rPr>
+          <w:rFonts w:eastAsiaTheme="majorEastAsia" w:cstheme="majorBidi"/>
+          <w:sz w:val="22"/>
+          <w:szCs w:val="22"/>
+        </w:rPr>
+      </w:pPr>
+      <w:r>
+        <w:rPr>
+          <w:rFonts w:eastAsiaTheme="majorEastAsia" w:cstheme="majorBidi"/>
+          <w:sz w:val="22"/>
+          <w:szCs w:val="22"/>
+        </w:rPr>
+        <w:t>- Easier debugging</w:t>
+      </w:r>
+    </w:p>
+    <w:p>
+      <w:pPr>
+        <w:rPr>
+          <w:rFonts w:eastAsiaTheme="majorEastAsia" w:cstheme="majorBidi"/>
+          <w:sz w:val="22"/>
+          <w:szCs w:val="22"/>
+        </w:rPr>
+      </w:pPr>
+      <w:r>
+        <w:rPr>
+          <w:rFonts w:eastAsiaTheme="majorEastAsia" w:cstheme="majorBidi"/>
+          <w:sz w:val="22"/>
+          <w:szCs w:val="22"/>
+        </w:rPr>
+        <w:t>- Improved readability</w:t>
+      </w:r>
+    </w:p>
+    <w:p>
+      <w:pPr>
+        <w:rPr>
+          <w:rFonts w:eastAsiaTheme="majorEastAsia" w:cstheme="majorBidi"/>
+          <w:sz w:val="22"/>
+          <w:szCs w:val="22"/>
+        </w:rPr>
+      </w:pPr>
+      <w:r>
+        <w:rPr>
+          <w:rFonts w:eastAsiaTheme="majorEastAsia" w:cstheme="majorBidi"/>
+          <w:sz w:val="22"/>
+          <w:szCs w:val="22"/>
+        </w:rPr>
+        <w:t>- Better code reuse</w:t>
+      </w:r>
+    </w:p>
+    <w:p>
+      <w:pPr>
+        <w:rPr>
+          <w:rFonts w:eastAsiaTheme="majorEastAsia" w:cstheme="majorBidi"/>
+          <w:sz w:val="22"/>
+          <w:szCs w:val="22"/>
+        </w:rPr>
+      </w:pPr>
+      <w:r>
+        <w:rPr>
+          <w:rFonts w:eastAsiaTheme="majorEastAsia" w:cstheme="majorBidi"/>
+          <w:sz w:val="22"/>
+          <w:szCs w:val="22"/>
+        </w:rPr>
+        <w:t>- Simplified maintenance</w:t>
+      </w:r>
+    </w:p>
+    <w:p>
+      <w:pPr>
+        <w:rPr>
+          <w:rFonts w:eastAsiaTheme="majorEastAsia" w:cstheme="majorBidi"/>
+        </w:rPr>
+      </w:pPr>
+    </w:p>
+    <w:p>
+      <w:pPr>
+        <w:rPr>
+          <w:rFonts w:eastAsiaTheme="majorEastAsia" w:cstheme="majorBidi"/>
+        </w:rPr>
+      </w:pPr>
+    </w:p>
+    <w:p>
+      <w:pPr>
+        <w:rPr>
+          <w:rFonts w:eastAsiaTheme="majorEastAsia" w:cstheme="majorBidi"/>
+        </w:rPr>
+      </w:pPr>
+    </w:p>
+    <w:p>
+      <w:pPr>
+        <w:pStyle w:val="Heading2"/>
+      </w:pPr>
+      <w:r>
+        <w:t>Movement Systems</w:t>
+      </w:r>
+    </w:p>
+    <w:p>
+      <w:pPr>
+        <w:rPr>
+          <w:rFonts w:eastAsiaTheme="majorEastAsia" w:cstheme="majorBidi"/>
+        </w:rPr>
+      </w:pPr>
+    </w:p>
+    <w:p>
+      <w:pPr>
+        <w:rPr>
+          <w:rFonts w:eastAsiaTheme="majorEastAsia" w:cstheme="majorBidi"/>
+          <w:sz w:val="22"/>
+          <w:szCs w:val="22"/>
+        </w:rPr>
+      </w:pPr>
+      <w:r>
+        <w:rPr>
+          <w:rFonts w:eastAsiaTheme="majorEastAsia" w:cstheme="majorBidi"/>
+          <w:sz w:val="22"/>
+          <w:szCs w:val="22"/>
+        </w:rPr>
+        <w:t>Basic Movement</w:t>
+      </w:r>
+    </w:p>
+    <w:p>
+      <w:pPr>
+        <w:rPr>
+          <w:rFonts w:eastAsiaTheme="majorEastAsia" w:cstheme="majorBidi"/>
+          <w:sz w:val="22"/>
+          <w:szCs w:val="22"/>
+        </w:rPr>
+      </w:pPr>
+    </w:p>
+    <w:p>
+      <w:pPr>
+        <w:rPr>
+          <w:rFonts w:eastAsiaTheme="majorEastAsia" w:cstheme="majorBidi"/>
+          <w:sz w:val="22"/>
+          <w:szCs w:val="22"/>
+        </w:rPr>
+      </w:pPr>
+      <w:r>
+        <w:rPr>
+          <w:rFonts w:eastAsiaTheme="majorEastAsia" w:cstheme="majorBidi"/>
+          <w:sz w:val="22"/>
+          <w:szCs w:val="22"/>
+        </w:rPr>
+        <w:t>The move() method moves an actor forwards in the direction</w:t>
+      </w:r>
+    </w:p>
+    <w:p>
+      <w:pPr>
+        <w:rPr>
+          <w:rFonts w:eastAsiaTheme="majorEastAsia" w:cstheme="majorBidi"/>
+          <w:sz w:val="22"/>
+          <w:szCs w:val="22"/>
+        </w:rPr>
+      </w:pPr>
+      <w:r>
+        <w:rPr>
+          <w:rFonts w:eastAsiaTheme="majorEastAsia" w:cstheme="majorBidi"/>
+          <w:sz w:val="22"/>
+          <w:szCs w:val="22"/>
+        </w:rPr>
+        <w:t>of its current rotation.</w:t>
+      </w:r>
+    </w:p>
+    <w:p>
+      <w:pPr>
+        <w:rPr>
+          <w:rFonts w:eastAsiaTheme="majorEastAsia" w:cstheme="majorBidi"/>
+          <w:sz w:val="22"/>
+          <w:szCs w:val="22"/>
+        </w:rPr>
+      </w:pPr>
+    </w:p>
+    <w:p>
+      <w:pPr>
+        <w:rPr>
+          <w:rFonts w:eastAsiaTheme="majorEastAsia" w:cstheme="majorBidi"/>
+          <w:sz w:val="22"/>
+          <w:szCs w:val="22"/>
+        </w:rPr>
+      </w:pPr>
+      <w:r>
+        <w:rPr>
+          <w:rFonts w:eastAsiaTheme="majorEastAsia" w:cstheme="majorBidi"/>
+          <w:sz w:val="22"/>
+          <w:szCs w:val="22"/>
+        </w:rPr>
+        <w:lastRenderedPageBreak/>
+        <w:t>Example:</w:t>
+      </w:r>
+    </w:p>
+    <w:p>
+      <w:pPr>
+        <w:rPr>
+          <w:rFonts w:eastAsiaTheme="majorEastAsia" w:cstheme="majorBidi"/>
+          <w:sz w:val="22"/>
+          <w:szCs w:val="22"/>
+        </w:rPr>
+      </w:pPr>
+      <w:r>
+        <w:rPr>
+          <w:rFonts w:eastAsiaTheme="majorEastAsia" w:cstheme="majorBidi"/>
+          <w:sz w:val="22"/>
+          <w:szCs w:val="22"/>
+        </w:rPr>
+        <w:t>move(4);</w:t>
+      </w:r>
+    </w:p>
+    <w:p>
+      <w:pPr>
+        <w:rPr>
+          <w:rFonts w:eastAsiaTheme="majorEastAsia" w:cstheme="majorBidi"/>
+          <w:sz w:val="22"/>
+          <w:szCs w:val="22"/>
+        </w:rPr>
+      </w:pPr>
+    </w:p>
+    <w:p>
+      <w:pPr>
+        <w:rPr>
+          <w:rFonts w:eastAsiaTheme="majorEastAsia" w:cstheme="majorBidi"/>
+          <w:sz w:val="22"/>
+          <w:szCs w:val="22"/>
+        </w:rPr>
+      </w:pPr>
+      <w:r>
+        <w:rPr>
+          <w:rFonts w:eastAsiaTheme="majorEastAsia" w:cstheme="majorBidi"/>
+          <w:sz w:val="22"/>
+          <w:szCs w:val="22"/>
+        </w:rPr>
+        <w:t>The number passed into the method determines movement speed.</w:t>
+      </w:r>
+    </w:p>
+    <w:p>
+      <w:pPr>
+        <w:rPr>
+          <w:rFonts w:eastAsiaTheme="majorEastAsia" w:cstheme="majorBidi"/>
+          <w:sz w:val="22"/>
+          <w:szCs w:val="22"/>
+        </w:rPr>
+      </w:pPr>
+      <w:r>
+        <w:rPr>
+          <w:rFonts w:eastAsiaTheme="majorEastAsia" w:cstheme="majorBidi"/>
+          <w:sz w:val="22"/>
+          <w:szCs w:val="22"/>
+        </w:rPr>
+        <w:t>Characteristics:</w:t>
+      </w:r>
+    </w:p>
+    <w:p>
+      <w:pPr>
+        <w:rPr>
+          <w:rFonts w:eastAsiaTheme="majorEastAsia" w:cstheme="majorBidi"/>
+          <w:sz w:val="22"/>
+          <w:szCs w:val="22"/>
+        </w:rPr>
+      </w:pPr>
+      <w:r>
+        <w:rPr>
+          <w:rFonts w:eastAsiaTheme="majorEastAsia" w:cstheme="majorBidi"/>
+          <w:sz w:val="22"/>
+          <w:szCs w:val="22"/>
+        </w:rPr>
+        <w:t>- Positive values move forwards</w:t>
+      </w:r>
+    </w:p>
+    <w:p>
+      <w:pPr>
+        <w:rPr>
+          <w:rFonts w:eastAsiaTheme="majorEastAsia" w:cstheme="majorBidi"/>
+          <w:sz w:val="22"/>
+          <w:szCs w:val="22"/>
+        </w:rPr>
+      </w:pPr>
+      <w:r>
+        <w:rPr>
+          <w:rFonts w:eastAsiaTheme="majorEastAsia" w:cstheme="majorBidi"/>
+          <w:sz w:val="22"/>
+          <w:szCs w:val="22"/>
+        </w:rPr>
+        <w:t>- Negative values move backwards</w:t>
+      </w:r>
+    </w:p>
+    <w:p>
+      <w:pPr>
+        <w:rPr>
+          <w:rFonts w:eastAsiaTheme="majorEastAsia" w:cstheme="majorBidi"/>
+          <w:sz w:val="22"/>
+          <w:szCs w:val="22"/>
+        </w:rPr>
+      </w:pPr>
+      <w:r>
+        <w:rPr>
+          <w:rFonts w:eastAsiaTheme="majorEastAsia" w:cstheme="majorBidi"/>
+          <w:sz w:val="22"/>
+          <w:szCs w:val="22"/>
+        </w:rPr>
+        <w:t>- Movement depends on rotation angle</w:t>
+      </w:r>
+    </w:p>
+    <w:p>
+      <w:pPr>
+        <w:rPr>
+          <w:rFonts w:eastAsiaTheme="majorEastAsia" w:cstheme="majorBidi"/>
+          <w:sz w:val="22"/>
+          <w:szCs w:val="22"/>
+        </w:rPr>
+      </w:pPr>
+    </w:p>
+    <w:p>
+      <w:pPr>
+        <w:rPr>
+          <w:rFonts w:eastAsiaTheme="majorEastAsia" w:cstheme="majorBidi"/>
+          <w:sz w:val="22"/>
+          <w:szCs w:val="22"/>
+        </w:rPr>
+      </w:pPr>
+      <w:r>
+        <w:rPr>
+          <w:rFonts w:eastAsiaTheme="majorEastAsia" w:cstheme="majorBidi"/>
+          <w:sz w:val="22"/>
+          <w:szCs w:val="22"/>
+        </w:rPr>
+        <w:t>The actor’s rotation can be changed using:</w:t>
+      </w:r>
+    </w:p>
+    <w:p>
+      <w:pPr>
+        <w:rPr>
+          <w:rFonts w:eastAsiaTheme="majorEastAsia" w:cstheme="majorBidi"/>
+          <w:sz w:val="22"/>
+          <w:szCs w:val="22"/>
+        </w:rPr>
+      </w:pPr>
+      <w:r>
+        <w:rPr>
+          <w:rFonts w:eastAsiaTheme="majorEastAsia" w:cstheme="majorBidi"/>
+          <w:sz w:val="22"/>
+          <w:szCs w:val="22"/>
+        </w:rPr>
+        <w:t>turn(5);</w:t>
+      </w:r>
+    </w:p>
+    <w:p>
+      <w:pPr>
+        <w:rPr>
+          <w:rFonts w:eastAsiaTheme="majorEastAsia" w:cstheme="majorBidi"/>
+          <w:sz w:val="22"/>
+          <w:szCs w:val="22"/>
+        </w:rPr>
+      </w:pPr>
+      <w:r>
+        <w:rPr>
+          <w:rFonts w:eastAsiaTheme="majorEastAsia" w:cstheme="majorBidi"/>
+          <w:sz w:val="22"/>
+          <w:szCs w:val="22"/>
+        </w:rPr>
+        <w:t>This rotates the actor clockwise by the specified amount.</w:t>
+      </w:r>
+    </w:p>
+    <w:p>
+      <w:pPr>
+        <w:rPr>
+          <w:rFonts w:eastAsiaTheme="majorEastAsia" w:cstheme="majorBidi"/>
+          <w:sz w:val="22"/>
+          <w:szCs w:val="22"/>
+        </w:rPr>
+      </w:pPr>
+      <w:r>
+        <w:rPr>
+          <w:rFonts w:eastAsiaTheme="majorEastAsia" w:cstheme="majorBidi"/>
+          <w:sz w:val="22"/>
+          <w:szCs w:val="22"/>
+        </w:rPr>
+        <w:t>Negative values rotate anti-clockwise.</w:t>
+      </w:r>
+    </w:p>
+    <w:p>
+      <w:pPr>
+        <w:rPr>
+          <w:rFonts w:eastAsiaTheme="majorEastAsia" w:cstheme="majorBidi"/>
+          <w:sz w:val="22"/>
+          <w:szCs w:val="22"/>
+        </w:rPr>
+      </w:pPr>
+    </w:p>
+    <w:p>
+      <w:pPr>
+        <w:rPr>
+          <w:rFonts w:eastAsiaTheme="majorEastAsia" w:cstheme="majorBidi"/>
+          <w:sz w:val="22"/>
+          <w:szCs w:val="22"/>
+        </w:rPr>
+      </w:pPr>
+      <w:r>
+        <w:rPr>
+          <w:rFonts w:eastAsiaTheme="majorEastAsia" w:cstheme="majorBidi"/>
+          <w:sz w:val="22"/>
+          <w:szCs w:val="22"/>
+        </w:rPr>
+        <w:t>Example:</w:t>
+      </w:r>
+    </w:p>
+    <w:p>
+      <w:pPr>
+        <w:rPr>
+          <w:rFonts w:eastAsiaTheme="majorEastAsia" w:cstheme="majorBidi"/>
+          <w:sz w:val="22"/>
+          <w:szCs w:val="22"/>
+        </w:rPr>
+      </w:pPr>
+      <w:r>
+        <w:rPr>
+          <w:rFonts w:eastAsiaTheme="majorEastAsia" w:cstheme="majorBidi"/>
+          <w:sz w:val="22"/>
+          <w:szCs w:val="22"/>
+        </w:rPr>
+        <w:t>turn(-5);</w:t>
+      </w:r>
+    </w:p>
+    <w:p>
+      <w:pPr>
+        <w:rPr>
+          <w:rFonts w:eastAsiaTheme="majorEastAsia" w:cstheme="majorBidi"/>
+          <w:sz w:val="22"/>
+          <w:szCs w:val="22"/>
+        </w:rPr>
+      </w:pPr>
+    </w:p>
+    <w:p>
+      <w:pPr>
+        <w:rPr>
+          <w:rFonts w:eastAsiaTheme="majorEastAsia" w:cstheme="majorBidi"/>
+          <w:sz w:val="22"/>
+          <w:szCs w:val="22"/>
+        </w:rPr>
+      </w:pPr>
+      <w:r>
+        <w:rPr>
+          <w:rFonts w:eastAsiaTheme="majorEastAsia" w:cstheme="majorBidi"/>
+          <w:sz w:val="22"/>
+          <w:szCs w:val="22"/>
+        </w:rPr>
+        <w:t>Movement and turning are often combined to create player controls.</w:t>
+      </w:r>
+    </w:p>
+    <w:p>
+      <w:pPr>
+        <w:rPr>
+          <w:rFonts w:eastAsiaTheme="majorEastAsia" w:cstheme="majorBidi"/>
+          <w:sz w:val="22"/>
+          <w:szCs w:val="22"/>
+        </w:rPr>
+      </w:pPr>
+    </w:p>
+    <w:p>
+      <w:pPr>
+        <w:rPr>
+          <w:rFonts w:eastAsiaTheme="majorEastAsia" w:cstheme="majorBidi"/>
+          <w:sz w:val="22"/>
+          <w:szCs w:val="22"/>
+        </w:rPr>
+      </w:pPr>
+      <w:r>
+        <w:rPr>
+          <w:rFonts w:eastAsiaTheme="majorEastAsia" w:cstheme="majorBidi"/>
+          <w:sz w:val="22"/>
+          <w:szCs w:val="22"/>
+        </w:rPr>
+        <w:t>Example</w:t>
+      </w:r>
+    </w:p>
+    <w:p>
+      <w:pPr>
+        <w:rPr>
+          <w:rFonts w:eastAsiaTheme="majorEastAsia" w:cstheme="majorBidi"/>
+          <w:sz w:val="22"/>
+          <w:szCs w:val="22"/>
+        </w:rPr>
+      </w:pPr>
+      <w:r>
+        <w:rPr>
+          <w:rFonts w:eastAsiaTheme="majorEastAsia" w:cstheme="majorBidi"/>
+          <w:sz w:val="22"/>
+          <w:szCs w:val="22"/>
+        </w:rPr>
+        <w:t>if(Greenfoot.isKeyDown("up"))</w:t>
+      </w:r>
+    </w:p>
+    <w:p>
+      <w:pPr>
+        <w:rPr>
+          <w:rFonts w:eastAsiaTheme="majorEastAsia" w:cstheme="majorBidi"/>
+          <w:sz w:val="22"/>
+          <w:szCs w:val="22"/>
+        </w:rPr>
+      </w:pPr>
+      <w:r>
+        <w:rPr>
+          <w:rFonts w:eastAsiaTheme="majorEastAsia" w:cstheme="majorBidi"/>
+          <w:sz w:val="22"/>
+          <w:szCs w:val="22"/>
+        </w:rPr>
+        <w:t>{</w:t>
+      </w:r>
+    </w:p>
+    <w:p>
+      <w:pPr>
+        <w:rPr>
+          <w:rFonts w:eastAsiaTheme="majorEastAsia" w:cstheme="majorBidi"/>
+          <w:sz w:val="22"/>
+          <w:szCs w:val="22"/>
+        </w:rPr>
+      </w:pPr>
+      <w:r>
+        <w:rPr>
+          <w:rFonts w:eastAsiaTheme="majorEastAsia" w:cstheme="majorBidi"/>
+          <w:sz w:val="22"/>
+          <w:szCs w:val="22"/>
+        </w:rPr>
+        <w:t xml:space="preserve">    move(3);</w:t>
+      </w:r>
+    </w:p>
+    <w:p>
+      <w:pPr>
+        <w:rPr>
+          <w:rFonts w:eastAsiaTheme="majorEastAsia" w:cstheme="majorBidi"/>
+          <w:sz w:val="22"/>
+          <w:szCs w:val="22"/>
+        </w:rPr>
+      </w:pPr>
+      <w:r>
+        <w:rPr>
+          <w:rFonts w:eastAsiaTheme="majorEastAsia" w:cstheme="majorBidi"/>
+          <w:sz w:val="22"/>
+          <w:szCs w:val="22"/>
+        </w:rPr>
+        <w:t>}</w:t>
+      </w:r>
+    </w:p>
+    <w:p>
+      <w:pPr>
+        <w:rPr>
+          <w:rFonts w:eastAsiaTheme="majorEastAsia" w:cstheme="majorBidi"/>
+          <w:sz w:val="22"/>
+          <w:szCs w:val="22"/>
+        </w:rPr>
+      </w:pPr>
+      <w:r>
+        <w:rPr>
+          <w:rFonts w:eastAsiaTheme="majorEastAsia" w:cstheme="majorBidi"/>
+          <w:sz w:val="22"/>
+          <w:szCs w:val="22"/>
+        </w:rPr>
+        <w:t>if(Greenfoot.isKeyDown("left"))</w:t>
+      </w:r>
+    </w:p>
+    <w:p>
+      <w:pPr>
+        <w:rPr>
+          <w:rFonts w:eastAsiaTheme="majorEastAsia" w:cstheme="majorBidi"/>
+          <w:sz w:val="22"/>
+          <w:szCs w:val="22"/>
+        </w:rPr>
+      </w:pPr>
+      <w:r>
+        <w:rPr>
+          <w:rFonts w:eastAsiaTheme="majorEastAsia" w:cstheme="majorBidi"/>
+          <w:sz w:val="22"/>
+          <w:szCs w:val="22"/>
+        </w:rPr>
+        <w:t>{</w:t>
+      </w:r>
+    </w:p>
+    <w:p>
+      <w:pPr>
+        <w:rPr>
+          <w:rFonts w:eastAsiaTheme="majorEastAsia" w:cstheme="majorBidi"/>
+          <w:sz w:val="22"/>
+          <w:szCs w:val="22"/>
+        </w:rPr>
+      </w:pPr>
+      <w:r>
+        <w:rPr>
+          <w:rFonts w:eastAsiaTheme="majorEastAsia" w:cstheme="majorBidi"/>
+          <w:sz w:val="22"/>
+          <w:szCs w:val="22"/>
+        </w:rPr>
+        <w:t xml:space="preserve">    turn(-3);</w:t>
+      </w:r>
+    </w:p>
+    <w:p>
+      <w:pPr>
+        <w:rPr>
+          <w:rFonts w:eastAsiaTheme="majorEastAsia" w:cstheme="majorBidi"/>
+          <w:sz w:val="22"/>
+          <w:szCs w:val="22"/>
+        </w:rPr>
+      </w:pPr>
+      <w:r>
+        <w:rPr>
+          <w:rFonts w:eastAsiaTheme="majorEastAsia" w:cstheme="majorBidi"/>
+          <w:sz w:val="22"/>
+          <w:szCs w:val="22"/>
+        </w:rPr>
+        <w:t>}</w:t>
+      </w:r>
+    </w:p>
+    <w:p>
+      <w:pPr>
+        <w:rPr>
+          <w:rFonts w:eastAsiaTheme="majorEastAsia" w:cstheme="majorBidi"/>
+          <w:sz w:val="22"/>
+          <w:szCs w:val="22"/>
+        </w:rPr>
+      </w:pPr>
+      <w:r>
+        <w:rPr>
+          <w:rFonts w:eastAsiaTheme="majorEastAsia" w:cstheme="majorBidi"/>
+          <w:sz w:val="22"/>
+          <w:szCs w:val="22"/>
+        </w:rPr>
+        <w:t>if(Greenfoot.isKeyDown("right"))</w:t>
+      </w:r>
+    </w:p>
+    <w:p>
+      <w:pPr>
+        <w:rPr>
+          <w:rFonts w:eastAsiaTheme="majorEastAsia" w:cstheme="majorBidi"/>
+          <w:sz w:val="22"/>
+          <w:szCs w:val="22"/>
+        </w:rPr>
+      </w:pPr>
+      <w:r>
+        <w:rPr>
+          <w:rFonts w:eastAsiaTheme="majorEastAsia" w:cstheme="majorBidi"/>
+          <w:sz w:val="22"/>
+          <w:szCs w:val="22"/>
+        </w:rPr>
+        <w:t>{</w:t>
+      </w:r>
+    </w:p>
+    <w:p>
+      <w:pPr>
+        <w:rPr>
+          <w:rFonts w:eastAsiaTheme="majorEastAsia" w:cstheme="majorBidi"/>
+          <w:sz w:val="22"/>
+          <w:szCs w:val="22"/>
+        </w:rPr>
+      </w:pPr>
+      <w:r>
+        <w:rPr>
+          <w:rFonts w:eastAsiaTheme="majorEastAsia" w:cstheme="majorBidi"/>
+          <w:sz w:val="22"/>
+          <w:szCs w:val="22"/>
+        </w:rPr>
+        <w:lastRenderedPageBreak/>
+        <w:t xml:space="preserve">    turn(3);</w:t>
+      </w:r>
+    </w:p>
+    <w:p>
+      <w:pPr>
+        <w:rPr>
+          <w:rFonts w:eastAsiaTheme="majorEastAsia" w:cstheme="majorBidi"/>
+          <w:sz w:val="22"/>
+          <w:szCs w:val="22"/>
+        </w:rPr>
+      </w:pPr>
+      <w:r>
+        <w:rPr>
+          <w:rFonts w:eastAsiaTheme="majorEastAsia" w:cstheme="majorBidi"/>
+          <w:sz w:val="22"/>
+          <w:szCs w:val="22"/>
+        </w:rPr>
+        <w:t>}</w:t>
+      </w:r>
+    </w:p>
+    <w:p>
+      <w:pPr>
+        <w:rPr>
+          <w:rFonts w:eastAsiaTheme="majorEastAsia" w:cstheme="majorBidi"/>
+          <w:sz w:val="22"/>
+          <w:szCs w:val="22"/>
+        </w:rPr>
+      </w:pPr>
+      <w:r>
+        <w:rPr>
+          <w:rFonts w:eastAsiaTheme="majorEastAsia" w:cstheme="majorBidi"/>
+          <w:sz w:val="22"/>
+          <w:szCs w:val="22"/>
+        </w:rPr>
+        <w:t>This creates smooth continuous movement while keys are held.</w:t>
+      </w:r>
+    </w:p>
+    <w:p>
+      <w:pPr>
+        <w:rPr>
+          <w:rFonts w:eastAsiaTheme="majorEastAsia" w:cstheme="majorBidi"/>
+        </w:rPr>
+      </w:pPr>
+    </w:p>
+    <w:p>
+      <w:pPr>
+        <w:rPr>
+          <w:rFonts w:eastAsiaTheme="majorEastAsia" w:cstheme="majorBidi"/>
+        </w:rPr>
+      </w:pPr>
+    </w:p>
+    <w:p>
+      <w:pPr>
+        <w:rPr>
+          <w:rFonts w:eastAsiaTheme="majorEastAsia" w:cstheme="majorBidi"/>
+        </w:rPr>
+      </w:pPr>
+    </w:p>
+    <w:p>
+      <w:pPr>
+        <w:pStyle w:val="Heading2"/>
+      </w:pPr>
+      <w:r>
+        <w:t>Keyboard Input</w:t>
+      </w:r>
+    </w:p>
+    <w:p>
+      <w:pPr>
+        <w:rPr>
+          <w:rFonts w:eastAsiaTheme="majorEastAsia" w:cstheme="majorBidi"/>
+        </w:rPr>
+      </w:pPr>
+    </w:p>
+    <w:p>
+      <w:pPr>
+        <w:rPr>
+          <w:rFonts w:eastAsiaTheme="majorEastAsia" w:cstheme="majorBidi"/>
+          <w:sz w:val="22"/>
+          <w:szCs w:val="22"/>
+        </w:rPr>
+      </w:pPr>
+      <w:r>
+        <w:rPr>
+          <w:rFonts w:eastAsiaTheme="majorEastAsia" w:cstheme="majorBidi"/>
+          <w:sz w:val="22"/>
+          <w:szCs w:val="22"/>
+        </w:rPr>
+        <w:t>Keyboard inp</w:t>
+      </w:r>
+      <w:r>
+        <w:rPr>
+          <w:rFonts w:eastAsiaTheme="majorEastAsia" w:cstheme="majorBidi"/>
+          <w:sz w:val="22"/>
+          <w:szCs w:val="22"/>
+        </w:rPr>
+        <w:t>u</w:t>
+      </w:r>
+      <w:r>
+        <w:rPr>
+          <w:rFonts w:eastAsiaTheme="majorEastAsia" w:cstheme="majorBidi"/>
+          <w:sz w:val="22"/>
+          <w:szCs w:val="22"/>
+        </w:rPr>
+        <w:t>t is usually detected using:</w:t>
+      </w:r>
+    </w:p>
+    <w:p>
+      <w:pPr>
+        <w:rPr>
+          <w:rFonts w:eastAsiaTheme="majorEastAsia" w:cstheme="majorBidi"/>
+          <w:sz w:val="22"/>
+          <w:szCs w:val="22"/>
+        </w:rPr>
+      </w:pPr>
+      <w:r>
+        <w:rPr>
+          <w:rFonts w:eastAsiaTheme="majorEastAsia" w:cstheme="majorBidi"/>
+          <w:sz w:val="22"/>
+          <w:szCs w:val="22"/>
+        </w:rPr>
+        <w:t>Greenfoot.isKeyDown()</w:t>
+      </w:r>
+    </w:p>
+    <w:p>
+      <w:pPr>
+        <w:rPr>
+          <w:rFonts w:eastAsiaTheme="majorEastAsia" w:cstheme="majorBidi"/>
+          <w:sz w:val="22"/>
+          <w:szCs w:val="22"/>
+        </w:rPr>
+      </w:pPr>
+    </w:p>
+    <w:p>
+      <w:pPr>
+        <w:rPr>
+          <w:rFonts w:eastAsiaTheme="majorEastAsia" w:cstheme="majorBidi"/>
+          <w:sz w:val="22"/>
+          <w:szCs w:val="22"/>
+        </w:rPr>
+      </w:pPr>
+      <w:r>
+        <w:rPr>
+          <w:rFonts w:eastAsiaTheme="majorEastAsia" w:cstheme="majorBidi"/>
+          <w:sz w:val="22"/>
+          <w:szCs w:val="22"/>
+        </w:rPr>
+        <w:t>The method returns either true or false depending on whether</w:t>
+      </w:r>
+    </w:p>
+    <w:p>
+      <w:pPr>
+        <w:rPr>
+          <w:rFonts w:eastAsiaTheme="majorEastAsia" w:cstheme="majorBidi"/>
+          <w:sz w:val="22"/>
+          <w:szCs w:val="22"/>
+        </w:rPr>
+      </w:pPr>
+      <w:r>
+        <w:rPr>
+          <w:rFonts w:eastAsiaTheme="majorEastAsia" w:cstheme="majorBidi"/>
+          <w:sz w:val="22"/>
+          <w:szCs w:val="22"/>
+        </w:rPr>
+        <w:t>the specified key is currently pressed.</w:t>
+      </w:r>
+    </w:p>
+    <w:p>
+      <w:pPr>
+        <w:rPr>
+          <w:rFonts w:eastAsiaTheme="majorEastAsia" w:cstheme="majorBidi"/>
+          <w:sz w:val="22"/>
+          <w:szCs w:val="22"/>
+        </w:rPr>
+      </w:pPr>
+    </w:p>
+    <w:p>
+      <w:pPr>
+        <w:rPr>
+          <w:rFonts w:eastAsiaTheme="majorEastAsia" w:cstheme="majorBidi"/>
+          <w:sz w:val="22"/>
+          <w:szCs w:val="22"/>
+        </w:rPr>
+      </w:pPr>
+      <w:r>
+        <w:rPr>
+          <w:rFonts w:eastAsiaTheme="majorEastAsia" w:cstheme="majorBidi"/>
+          <w:sz w:val="22"/>
+          <w:szCs w:val="22"/>
+        </w:rPr>
+        <w:t>Example:</w:t>
+      </w:r>
+    </w:p>
+    <w:p>
+      <w:pPr>
+        <w:rPr>
+          <w:rFonts w:eastAsiaTheme="majorEastAsia" w:cstheme="majorBidi"/>
+          <w:sz w:val="22"/>
+          <w:szCs w:val="22"/>
+        </w:rPr>
+      </w:pPr>
+      <w:r>
+        <w:rPr>
+          <w:rFonts w:eastAsiaTheme="majorEastAsia" w:cstheme="majorBidi"/>
+          <w:sz w:val="22"/>
+          <w:szCs w:val="22"/>
+        </w:rPr>
+        <w:t>Greenfoot.isKeyDown("space")</w:t>
+      </w:r>
+    </w:p>
+    <w:p>
+      <w:pPr>
+        <w:rPr>
+          <w:rFonts w:eastAsiaTheme="majorEastAsia" w:cstheme="majorBidi"/>
+          <w:sz w:val="22"/>
+          <w:szCs w:val="22"/>
+        </w:rPr>
+      </w:pPr>
+    </w:p>
+    <w:p>
+      <w:pPr>
+        <w:rPr>
+          <w:rFonts w:eastAsiaTheme="majorEastAsia" w:cstheme="majorBidi"/>
+          <w:sz w:val="22"/>
+          <w:szCs w:val="22"/>
+        </w:rPr>
+      </w:pPr>
+      <w:r>
+        <w:rPr>
+          <w:rFonts w:eastAsiaTheme="majorEastAsia" w:cstheme="majorBidi"/>
+          <w:sz w:val="22"/>
+          <w:szCs w:val="22"/>
+        </w:rPr>
+        <w:t>Common keys used</w:t>
+      </w:r>
+      <w:r>
+        <w:rPr>
+          <w:rFonts w:eastAsiaTheme="majorEastAsia" w:cstheme="majorBidi"/>
+          <w:sz w:val="22"/>
+          <w:szCs w:val="22"/>
+        </w:rPr>
+        <w:t>:</w:t>
+      </w:r>
+    </w:p>
+    <w:p>
+      <w:pPr>
+        <w:rPr>
+          <w:rFonts w:eastAsiaTheme="majorEastAsia" w:cstheme="majorBidi"/>
+          <w:sz w:val="22"/>
+          <w:szCs w:val="22"/>
+        </w:rPr>
+      </w:pPr>
+      <w:r>
+        <w:rPr>
+          <w:rFonts w:eastAsiaTheme="majorEastAsia" w:cstheme="majorBidi"/>
+          <w:sz w:val="22"/>
+          <w:szCs w:val="22"/>
+        </w:rPr>
+        <w:t>- up</w:t>
+      </w:r>
+    </w:p>
+    <w:p>
+      <w:pPr>
+        <w:rPr>
+          <w:rFonts w:eastAsiaTheme="majorEastAsia" w:cstheme="majorBidi"/>
+          <w:sz w:val="22"/>
+          <w:szCs w:val="22"/>
+        </w:rPr>
+      </w:pPr>
+      <w:r>
+        <w:rPr>
+          <w:rFonts w:eastAsiaTheme="majorEastAsia" w:cstheme="majorBidi"/>
+          <w:sz w:val="22"/>
+          <w:szCs w:val="22"/>
+        </w:rPr>
+        <w:t>- down</w:t>
+      </w:r>
+    </w:p>
+    <w:p>
+      <w:pPr>
+        <w:rPr>
+          <w:rFonts w:eastAsiaTheme="majorEastAsia" w:cstheme="majorBidi"/>
+          <w:sz w:val="22"/>
+          <w:szCs w:val="22"/>
+        </w:rPr>
+      </w:pPr>
+      <w:r>
+        <w:rPr>
+          <w:rFonts w:eastAsiaTheme="majorEastAsia" w:cstheme="majorBidi"/>
+          <w:sz w:val="22"/>
+          <w:szCs w:val="22"/>
+        </w:rPr>
+        <w:t>- left</w:t>
+      </w:r>
+    </w:p>
+    <w:p>
+      <w:pPr>
+        <w:rPr>
+          <w:rFonts w:eastAsiaTheme="majorEastAsia" w:cstheme="majorBidi"/>
+          <w:sz w:val="22"/>
+          <w:szCs w:val="22"/>
+        </w:rPr>
+      </w:pPr>
+      <w:r>
+        <w:rPr>
+          <w:rFonts w:eastAsiaTheme="majorEastAsia" w:cstheme="majorBidi"/>
+          <w:sz w:val="22"/>
+          <w:szCs w:val="22"/>
+        </w:rPr>
+        <w:t>- right</w:t>
+      </w:r>
+    </w:p>
+    <w:p>
+      <w:pPr>
+        <w:rPr>
+          <w:rFonts w:eastAsiaTheme="majorEastAsia" w:cstheme="majorBidi"/>
+          <w:sz w:val="22"/>
+          <w:szCs w:val="22"/>
+        </w:rPr>
+      </w:pPr>
+      <w:r>
+        <w:rPr>
+          <w:rFonts w:eastAsiaTheme="majorEastAsia" w:cstheme="majorBidi"/>
+          <w:sz w:val="22"/>
+          <w:szCs w:val="22"/>
+        </w:rPr>
+        <w:t>- space</w:t>
+      </w:r>
+    </w:p>
+    <w:p>
+      <w:pPr>
+        <w:rPr>
+          <w:rFonts w:eastAsiaTheme="majorEastAsia" w:cstheme="majorBidi"/>
+          <w:sz w:val="22"/>
+          <w:szCs w:val="22"/>
+        </w:rPr>
+      </w:pPr>
+      <w:r>
+        <w:rPr>
+          <w:rFonts w:eastAsiaTheme="majorEastAsia" w:cstheme="majorBidi"/>
+          <w:sz w:val="22"/>
+          <w:szCs w:val="22"/>
+        </w:rPr>
+        <w:t>- enter</w:t>
+      </w:r>
+    </w:p>
+    <w:p>
+      <w:pPr>
+        <w:rPr>
+          <w:rFonts w:eastAsiaTheme="majorEastAsia" w:cstheme="majorBidi"/>
+          <w:sz w:val="22"/>
+          <w:szCs w:val="22"/>
+        </w:rPr>
+      </w:pPr>
+      <w:r>
+        <w:rPr>
+          <w:rFonts w:eastAsiaTheme="majorEastAsia" w:cstheme="majorBidi"/>
+          <w:sz w:val="22"/>
+          <w:szCs w:val="22"/>
+        </w:rPr>
+        <w:t>- w</w:t>
+      </w:r>
+    </w:p>
+    <w:p>
+      <w:pPr>
+        <w:rPr>
+          <w:rFonts w:eastAsiaTheme="majorEastAsia" w:cstheme="majorBidi"/>
+          <w:sz w:val="22"/>
+          <w:szCs w:val="22"/>
+        </w:rPr>
+      </w:pPr>
+      <w:r>
+        <w:rPr>
+          <w:rFonts w:eastAsiaTheme="majorEastAsia" w:cstheme="majorBidi"/>
+          <w:sz w:val="22"/>
+          <w:szCs w:val="22"/>
+        </w:rPr>
+        <w:t>- a</w:t>
+      </w:r>
+    </w:p>
+    <w:p>
+      <w:pPr>
+        <w:rPr>
+          <w:rFonts w:eastAsiaTheme="majorEastAsia" w:cstheme="majorBidi"/>
+          <w:sz w:val="22"/>
+          <w:szCs w:val="22"/>
+        </w:rPr>
+      </w:pPr>
+      <w:r>
+        <w:rPr>
+          <w:rFonts w:eastAsiaTheme="majorEastAsia" w:cstheme="majorBidi"/>
+          <w:sz w:val="22"/>
+          <w:szCs w:val="22"/>
+        </w:rPr>
+        <w:t>- s</w:t>
+      </w:r>
+    </w:p>
+    <w:p>
+      <w:pPr>
+        <w:rPr>
+          <w:rFonts w:eastAsiaTheme="majorEastAsia" w:cstheme="majorBidi"/>
+          <w:sz w:val="22"/>
+          <w:szCs w:val="22"/>
+        </w:rPr>
+      </w:pPr>
+      <w:r>
+        <w:rPr>
+          <w:rFonts w:eastAsiaTheme="majorEastAsia" w:cstheme="majorBidi"/>
+          <w:sz w:val="22"/>
+          <w:szCs w:val="22"/>
+        </w:rPr>
+        <w:t>- d</w:t>
+      </w:r>
+    </w:p>
+    <w:p>
+      <w:pPr>
+        <w:rPr>
+          <w:rFonts w:eastAsiaTheme="majorEastAsia" w:cstheme="majorBidi"/>
+          <w:sz w:val="22"/>
+          <w:szCs w:val="22"/>
+        </w:rPr>
+      </w:pPr>
+    </w:p>
+    <w:p>
+      <w:pPr>
+        <w:rPr>
+          <w:rFonts w:eastAsiaTheme="majorEastAsia" w:cstheme="majorBidi"/>
+          <w:sz w:val="22"/>
+          <w:szCs w:val="22"/>
+        </w:rPr>
+      </w:pPr>
+      <w:r>
+        <w:rPr>
+          <w:rFonts w:eastAsiaTheme="majorEastAsia" w:cstheme="majorBidi"/>
+          <w:sz w:val="22"/>
+          <w:szCs w:val="22"/>
+        </w:rPr>
+        <w:lastRenderedPageBreak/>
+        <w:t>Example:</w:t>
+      </w:r>
+    </w:p>
+    <w:p>
+      <w:pPr>
+        <w:rPr>
+          <w:rFonts w:eastAsiaTheme="majorEastAsia" w:cstheme="majorBidi"/>
+          <w:sz w:val="22"/>
+          <w:szCs w:val="22"/>
+        </w:rPr>
+      </w:pPr>
+      <w:r>
+        <w:rPr>
+          <w:rFonts w:eastAsiaTheme="majorEastAsia" w:cstheme="majorBidi"/>
+          <w:sz w:val="22"/>
+          <w:szCs w:val="22"/>
+        </w:rPr>
+        <w:t>if(Greenfoot.isKeyDown("space"))</w:t>
+      </w:r>
+    </w:p>
+    <w:p>
+      <w:pPr>
+        <w:rPr>
+          <w:rFonts w:eastAsiaTheme="majorEastAsia" w:cstheme="majorBidi"/>
+          <w:sz w:val="22"/>
+          <w:szCs w:val="22"/>
+        </w:rPr>
+      </w:pPr>
+      <w:r>
+        <w:rPr>
+          <w:rFonts w:eastAsiaTheme="majorEastAsia" w:cstheme="majorBidi"/>
+          <w:sz w:val="22"/>
+          <w:szCs w:val="22"/>
+        </w:rPr>
+        <w:t>{</w:t>
+      </w:r>
+    </w:p>
+    <w:p>
+      <w:pPr>
+        <w:rPr>
+          <w:rFonts w:eastAsiaTheme="majorEastAsia" w:cstheme="majorBidi"/>
+          <w:sz w:val="22"/>
+          <w:szCs w:val="22"/>
+        </w:rPr>
+      </w:pPr>
+      <w:r>
+        <w:rPr>
+          <w:rFonts w:eastAsiaTheme="majorEastAsia" w:cstheme="majorBidi"/>
+          <w:sz w:val="22"/>
+          <w:szCs w:val="22"/>
+        </w:rPr>
+        <w:t xml:space="preserve">    fireProjectile();</w:t>
+      </w:r>
+    </w:p>
+    <w:p>
+      <w:pPr>
+        <w:rPr>
+          <w:rFonts w:eastAsiaTheme="majorEastAsia" w:cstheme="majorBidi"/>
+          <w:sz w:val="22"/>
+          <w:szCs w:val="22"/>
+        </w:rPr>
+      </w:pPr>
+      <w:r>
+        <w:rPr>
+          <w:rFonts w:eastAsiaTheme="majorEastAsia" w:cstheme="majorBidi"/>
+          <w:sz w:val="22"/>
+          <w:szCs w:val="22"/>
+        </w:rPr>
+        <w:t>}</w:t>
+      </w:r>
+    </w:p>
+    <w:p>
+      <w:pPr>
+        <w:rPr>
+          <w:rFonts w:eastAsiaTheme="majorEastAsia" w:cstheme="majorBidi"/>
+          <w:sz w:val="22"/>
+          <w:szCs w:val="22"/>
+        </w:rPr>
+      </w:pPr>
+    </w:p>
+    <w:p>
+      <w:pPr>
+        <w:rPr>
+          <w:rFonts w:eastAsiaTheme="majorEastAsia" w:cstheme="majorBidi"/>
+          <w:sz w:val="22"/>
+          <w:szCs w:val="22"/>
+        </w:rPr>
+      </w:pPr>
+      <w:r>
+        <w:rPr>
+          <w:rFonts w:eastAsiaTheme="majorEastAsia" w:cstheme="majorBidi"/>
+          <w:sz w:val="22"/>
+          <w:szCs w:val="22"/>
+        </w:rPr>
+        <w:t>Multiple keys can be checked independently.</w:t>
+      </w:r>
+    </w:p>
+    <w:p>
+      <w:pPr>
+        <w:rPr>
+          <w:rFonts w:eastAsiaTheme="majorEastAsia" w:cstheme="majorBidi"/>
+          <w:sz w:val="22"/>
+          <w:szCs w:val="22"/>
+        </w:rPr>
+      </w:pPr>
+      <w:r>
+        <w:rPr>
+          <w:rFonts w:eastAsiaTheme="majorEastAsia" w:cstheme="majorBidi"/>
+          <w:sz w:val="22"/>
+          <w:szCs w:val="22"/>
+        </w:rPr>
+        <w:t>Advantages:</w:t>
+      </w:r>
+    </w:p>
+    <w:p>
+      <w:pPr>
+        <w:rPr>
+          <w:rFonts w:eastAsiaTheme="majorEastAsia" w:cstheme="majorBidi"/>
+          <w:sz w:val="22"/>
+          <w:szCs w:val="22"/>
+        </w:rPr>
+      </w:pPr>
+      <w:r>
+        <w:rPr>
+          <w:rFonts w:eastAsiaTheme="majorEastAsia" w:cstheme="majorBidi"/>
+          <w:sz w:val="22"/>
+          <w:szCs w:val="22"/>
+        </w:rPr>
+        <w:t>- Responsive controls</w:t>
+      </w:r>
+    </w:p>
+    <w:p>
+      <w:pPr>
+        <w:rPr>
+          <w:rFonts w:eastAsiaTheme="majorEastAsia" w:cstheme="majorBidi"/>
+          <w:sz w:val="22"/>
+          <w:szCs w:val="22"/>
+        </w:rPr>
+      </w:pPr>
+      <w:r>
+        <w:rPr>
+          <w:rFonts w:eastAsiaTheme="majorEastAsia" w:cstheme="majorBidi"/>
+          <w:sz w:val="22"/>
+          <w:szCs w:val="22"/>
+        </w:rPr>
+        <w:t>- Smooth movement</w:t>
+      </w:r>
+    </w:p>
+    <w:p>
+      <w:pPr>
+        <w:rPr>
+          <w:rFonts w:eastAsiaTheme="majorEastAsia" w:cstheme="majorBidi"/>
+          <w:sz w:val="22"/>
+          <w:szCs w:val="22"/>
+        </w:rPr>
+      </w:pPr>
+      <w:r>
+        <w:rPr>
+          <w:rFonts w:eastAsiaTheme="majorEastAsia" w:cstheme="majorBidi"/>
+          <w:sz w:val="22"/>
+          <w:szCs w:val="22"/>
+        </w:rPr>
+        <w:t>- Easy implementation</w:t>
+      </w:r>
+    </w:p>
+    <w:p>
+      <w:pPr>
+        <w:rPr>
+          <w:rFonts w:eastAsiaTheme="majorEastAsia" w:cstheme="majorBidi"/>
+          <w:sz w:val="22"/>
+          <w:szCs w:val="22"/>
+        </w:rPr>
+      </w:pPr>
+      <w:r>
+        <w:rPr>
+          <w:rFonts w:eastAsiaTheme="majorEastAsia" w:cstheme="majorBidi"/>
+          <w:sz w:val="22"/>
+          <w:szCs w:val="22"/>
+        </w:rPr>
+        <w:t>- Suitable for most game systems</w:t>
+      </w:r>
+    </w:p>
+    <w:p>
+      <w:pPr>
+        <w:rPr>
+          <w:rFonts w:eastAsiaTheme="majorEastAsia" w:cstheme="majorBidi"/>
+        </w:rPr>
+      </w:pPr>
+    </w:p>
+    <w:p>
+      <w:pPr>
+        <w:rPr>
+          <w:rFonts w:eastAsiaTheme="majorEastAsia" w:cstheme="majorBidi"/>
+        </w:rPr>
+      </w:pPr>
+    </w:p>
+    <w:p>
+      <w:pPr>
+        <w:rPr>
+          <w:rFonts w:eastAsiaTheme="majorEastAsia" w:cstheme="majorBidi"/>
+        </w:rPr>
+      </w:pPr>
+    </w:p>
+    <w:p>
+      <w:pPr>
+        <w:pStyle w:val="Heading2"/>
+      </w:pPr>
+      <w:r>
+        <w:t>Collision Detection</w:t>
+      </w:r>
+    </w:p>
+    <w:p>
+      <w:pPr>
+        <w:rPr>
+          <w:rFonts w:eastAsiaTheme="majorEastAsia" w:cstheme="majorBidi"/>
+        </w:rPr>
+      </w:pPr>
+    </w:p>
+    <w:p>
+      <w:pPr>
+        <w:rPr>
+          <w:rFonts w:eastAsiaTheme="majorEastAsia" w:cstheme="majorBidi"/>
+          <w:sz w:val="22"/>
+          <w:szCs w:val="22"/>
+        </w:rPr>
+      </w:pPr>
+      <w:r>
+        <w:rPr>
+          <w:rFonts w:eastAsiaTheme="majorEastAsia" w:cstheme="majorBidi"/>
+          <w:sz w:val="22"/>
+          <w:szCs w:val="22"/>
+        </w:rPr>
+        <w:t>Collision detection allows actors to interact with other</w:t>
+      </w:r>
+    </w:p>
+    <w:p>
+      <w:pPr>
+        <w:rPr>
+          <w:rFonts w:eastAsiaTheme="majorEastAsia" w:cstheme="majorBidi"/>
+          <w:sz w:val="22"/>
+          <w:szCs w:val="22"/>
+        </w:rPr>
+      </w:pPr>
+      <w:r>
+        <w:rPr>
+          <w:rFonts w:eastAsiaTheme="majorEastAsia" w:cstheme="majorBidi"/>
+          <w:sz w:val="22"/>
+          <w:szCs w:val="22"/>
+        </w:rPr>
+        <w:t>objects in the world</w:t>
+      </w:r>
+    </w:p>
+    <w:p>
+      <w:pPr>
+        <w:rPr>
+          <w:rFonts w:eastAsiaTheme="majorEastAsia" w:cstheme="majorBidi"/>
+          <w:sz w:val="22"/>
+          <w:szCs w:val="22"/>
+        </w:rPr>
+      </w:pPr>
+      <w:r>
+        <w:rPr>
+          <w:rFonts w:eastAsiaTheme="majorEastAsia" w:cstheme="majorBidi"/>
+          <w:sz w:val="22"/>
+          <w:szCs w:val="22"/>
+        </w:rPr>
+        <w:t>Common collision methods include:</w:t>
+      </w:r>
+    </w:p>
+    <w:p>
+      <w:pPr>
+        <w:pStyle w:val="ListParagraph"/>
         <w:numPr>
           <w:ilvl w:val="0"/>
-          <w:numId w:val="1"/>
+          <w:numId w:val="32"/>
         </w:numPr>
-      </w:pPr>
-      <w:r>
-        <w:t xml:space="preserve">A </w:t>
-      </w:r>
-      <w:r>
-        <w:rPr>
-          <w:b/>
-          <w:bCs/>
-        </w:rPr>
-        <w:t>World</w:t>
-      </w:r>
-      <w:r>
-        <w:t xml:space="preserve"> is the game environment where all objects (actors) exist.</w:t>
-      </w:r>
-    </w:p>
-    <w:p>
-      <w:pPr>
+        <w:rPr>
+          <w:rFonts w:eastAsiaTheme="majorEastAsia" w:cstheme="majorBidi"/>
+          <w:sz w:val="22"/>
+          <w:szCs w:val="22"/>
+        </w:rPr>
+      </w:pPr>
+      <w:r>
+        <w:rPr>
+          <w:rFonts w:eastAsiaTheme="majorEastAsia" w:cstheme="majorBidi"/>
+          <w:sz w:val="22"/>
+          <w:szCs w:val="22"/>
+        </w:rPr>
+        <w:t>isTouching()</w:t>
+      </w:r>
+    </w:p>
+    <w:p>
+      <w:pPr>
+        <w:pStyle w:val="ListParagraph"/>
         <w:numPr>
           <w:ilvl w:val="0"/>
-          <w:numId w:val="1"/>
+          <w:numId w:val="32"/>
         </w:numPr>
-      </w:pPr>
-      <w:r>
-        <w:t xml:space="preserve">A </w:t>
-      </w:r>
-      <w:r>
-        <w:rPr>
-          <w:b/>
-          <w:bCs/>
-        </w:rPr>
-        <w:t>World class</w:t>
-      </w:r>
-      <w:r>
-        <w:t xml:space="preserve"> defines size, cell size, background, and initial setup.</w:t>
-      </w:r>
-    </w:p>
-    <w:p>
-      <w:pPr>
+        <w:rPr>
+          <w:rFonts w:eastAsiaTheme="majorEastAsia" w:cstheme="majorBidi"/>
+          <w:sz w:val="22"/>
+          <w:szCs w:val="22"/>
+        </w:rPr>
+      </w:pPr>
+      <w:r>
+        <w:rPr>
+          <w:rFonts w:eastAsiaTheme="majorEastAsia" w:cstheme="majorBidi"/>
+          <w:sz w:val="22"/>
+          <w:szCs w:val="22"/>
+        </w:rPr>
+        <w:t>getOneIntersectingObject()</w:t>
+      </w:r>
+    </w:p>
+    <w:p>
+      <w:pPr>
+        <w:pStyle w:val="ListParagraph"/>
         <w:numPr>
           <w:ilvl w:val="0"/>
-          <w:numId w:val="1"/>
+          <w:numId w:val="32"/>
         </w:numPr>
-      </w:pPr>
-      <w:r>
-        <w:t xml:space="preserve">An </w:t>
-      </w:r>
-      <w:r>
-        <w:rPr>
-          <w:b/>
-          <w:bCs/>
-        </w:rPr>
-        <w:t>Actor</w:t>
-      </w:r>
-      <w:r>
-        <w:t xml:space="preserve"> is any object that can be placed in the world (player, enemy, projectile, etc.).</w:t>
-      </w:r>
-    </w:p>
-    <w:p>
-      <w:pPr>
-        <w:numPr>
-          <w:ilvl w:val="0"/>
-          <w:numId w:val="1"/>
-        </w:numPr>
-      </w:pPr>
-      <w:r>
-        <w:t xml:space="preserve">Actors are created as </w:t>
-      </w:r>
-      <w:r>
-        <w:rPr>
-          <w:b/>
-          <w:bCs/>
-        </w:rPr>
-        <w:t>subclasses</w:t>
-      </w:r>
-      <w:r>
-        <w:t xml:space="preserve"> of the Actor class.</w:t>
-      </w:r>
-    </w:p>
-    <w:p>
-      <w:pPr>
-        <w:rPr>
-          <w:b/>
-          <w:bCs/>
-        </w:rPr>
-      </w:pPr>
-      <w:r>
-        <w:rPr>
-          <w:b/>
-          <w:bCs/>
-        </w:rPr>
+        <w:rPr>
+          <w:rFonts w:eastAsiaTheme="majorEastAsia" w:cstheme="majorBidi"/>
+          <w:sz w:val="22"/>
+          <w:szCs w:val="22"/>
+        </w:rPr>
+      </w:pPr>
+      <w:r>
+        <w:rPr>
+          <w:rFonts w:eastAsiaTheme="majorEastAsia" w:cstheme="majorBidi"/>
+          <w:sz w:val="22"/>
+          <w:szCs w:val="22"/>
+        </w:rPr>
+        <w:t>removeTouching()</w:t>
+      </w:r>
+    </w:p>
+    <w:p>
+      <w:pPr>
+        <w:rPr>
+          <w:rFonts w:eastAsiaTheme="majorEastAsia" w:cstheme="majorBidi"/>
+          <w:sz w:val="22"/>
+          <w:szCs w:val="22"/>
+        </w:rPr>
+      </w:pPr>
+    </w:p>
+    <w:p>
+      <w:pPr>
+        <w:rPr>
+          <w:rFonts w:eastAsiaTheme="majorEastAsia" w:cstheme="majorBidi"/>
+          <w:sz w:val="22"/>
+          <w:szCs w:val="22"/>
+        </w:rPr>
+      </w:pPr>
+      <w:r>
+        <w:rPr>
+          <w:rFonts w:eastAsiaTheme="majorEastAsia" w:cstheme="majorBidi"/>
+          <w:sz w:val="22"/>
+          <w:szCs w:val="22"/>
+        </w:rPr>
+        <w:t>Example:</w:t>
+      </w:r>
+    </w:p>
+    <w:p>
+      <w:pPr>
+        <w:rPr>
+          <w:rFonts w:eastAsiaTheme="majorEastAsia" w:cstheme="majorBidi"/>
+          <w:sz w:val="22"/>
+          <w:szCs w:val="22"/>
+        </w:rPr>
+      </w:pPr>
+      <w:r>
+        <w:rPr>
+          <w:rFonts w:eastAsiaTheme="majorEastAsia" w:cstheme="majorBidi"/>
+          <w:sz w:val="22"/>
+          <w:szCs w:val="22"/>
+        </w:rPr>
+        <w:t>if(isTouching(Enemy.class))</w:t>
+      </w:r>
+    </w:p>
+    <w:p>
+      <w:pPr>
+        <w:rPr>
+          <w:rFonts w:eastAsiaTheme="majorEastAsia" w:cstheme="majorBidi"/>
+          <w:sz w:val="22"/>
+          <w:szCs w:val="22"/>
+        </w:rPr>
+      </w:pPr>
+      <w:r>
+        <w:rPr>
+          <w:rFonts w:eastAsiaTheme="majorEastAsia" w:cstheme="majorBidi"/>
+          <w:sz w:val="22"/>
+          <w:szCs w:val="22"/>
+        </w:rPr>
+        <w:t>{</w:t>
+      </w:r>
+    </w:p>
+    <w:p>
+      <w:pPr>
+        <w:rPr>
+          <w:rFonts w:eastAsiaTheme="majorEastAsia" w:cstheme="majorBidi"/>
+          <w:sz w:val="22"/>
+          <w:szCs w:val="22"/>
+        </w:rPr>
+      </w:pPr>
+      <w:r>
+        <w:rPr>
+          <w:rFonts w:eastAsiaTheme="majorEastAsia" w:cstheme="majorBidi"/>
+          <w:sz w:val="22"/>
+          <w:szCs w:val="22"/>
+        </w:rPr>
+        <w:t xml:space="preserve">    Greenfoot.stop();</w:t>
+      </w:r>
+    </w:p>
+    <w:p>
+      <w:pPr>
+        <w:rPr>
+          <w:rFonts w:eastAsiaTheme="majorEastAsia" w:cstheme="majorBidi"/>
+          <w:sz w:val="22"/>
+          <w:szCs w:val="22"/>
+        </w:rPr>
+      </w:pPr>
+      <w:r>
+        <w:rPr>
+          <w:rFonts w:eastAsiaTheme="majorEastAsia" w:cstheme="majorBidi"/>
+          <w:sz w:val="22"/>
+          <w:szCs w:val="22"/>
+        </w:rPr>
+        <w:t>}</w:t>
+      </w:r>
+    </w:p>
+    <w:p>
+      <w:pPr>
+        <w:rPr>
+          <w:rFonts w:eastAsiaTheme="majorEastAsia" w:cstheme="majorBidi"/>
+          <w:sz w:val="22"/>
+          <w:szCs w:val="22"/>
+        </w:rPr>
+      </w:pPr>
+    </w:p>
+    <w:p>
+      <w:pPr>
+        <w:rPr>
+          <w:rFonts w:eastAsiaTheme="majorEastAsia" w:cstheme="majorBidi"/>
+          <w:sz w:val="22"/>
+          <w:szCs w:val="22"/>
+        </w:rPr>
+      </w:pPr>
+      <w:r>
+        <w:rPr>
+          <w:rFonts w:eastAsiaTheme="majorEastAsia" w:cstheme="majorBidi"/>
+          <w:sz w:val="22"/>
+          <w:szCs w:val="22"/>
+        </w:rPr>
+        <w:lastRenderedPageBreak/>
+        <w:t>This checks whether the actor is touching an object</w:t>
+      </w:r>
+    </w:p>
+    <w:p>
+      <w:pPr>
+        <w:rPr>
+          <w:rFonts w:eastAsiaTheme="majorEastAsia" w:cstheme="majorBidi"/>
+          <w:sz w:val="22"/>
+          <w:szCs w:val="22"/>
+        </w:rPr>
+      </w:pPr>
+      <w:r>
+        <w:rPr>
+          <w:rFonts w:eastAsiaTheme="majorEastAsia" w:cstheme="majorBidi"/>
+          <w:sz w:val="22"/>
+          <w:szCs w:val="22"/>
+        </w:rPr>
+        <w:t>of the Enemy class.</w:t>
+      </w:r>
+    </w:p>
+    <w:p>
+      <w:pPr>
+        <w:rPr>
+          <w:rFonts w:eastAsiaTheme="majorEastAsia" w:cstheme="majorBidi"/>
+          <w:sz w:val="22"/>
+          <w:szCs w:val="22"/>
+        </w:rPr>
+      </w:pPr>
+      <w:r>
+        <w:rPr>
+          <w:rFonts w:eastAsiaTheme="majorEastAsia" w:cstheme="majorBidi"/>
+          <w:sz w:val="22"/>
+          <w:szCs w:val="22"/>
+        </w:rPr>
+        <w:t>Collision systems are commonly used for:</w:t>
+      </w:r>
+    </w:p>
+    <w:p>
+      <w:pPr>
+        <w:rPr>
+          <w:rFonts w:eastAsiaTheme="majorEastAsia" w:cstheme="majorBidi"/>
+          <w:sz w:val="22"/>
+          <w:szCs w:val="22"/>
+        </w:rPr>
+      </w:pPr>
+    </w:p>
+    <w:p>
+      <w:pPr>
+        <w:rPr>
+          <w:rFonts w:eastAsiaTheme="majorEastAsia" w:cstheme="majorBidi"/>
+          <w:sz w:val="22"/>
+          <w:szCs w:val="22"/>
+        </w:rPr>
+      </w:pPr>
+      <w:r>
+        <w:rPr>
+          <w:rFonts w:eastAsiaTheme="majorEastAsia" w:cstheme="majorBidi"/>
+          <w:sz w:val="22"/>
+          <w:szCs w:val="22"/>
+        </w:rPr>
+        <w:t>- Collecting items</w:t>
+      </w:r>
+    </w:p>
+    <w:p>
+      <w:pPr>
+        <w:rPr>
+          <w:rFonts w:eastAsiaTheme="majorEastAsia" w:cstheme="majorBidi"/>
+          <w:sz w:val="22"/>
+          <w:szCs w:val="22"/>
+        </w:rPr>
+      </w:pPr>
+      <w:r>
+        <w:rPr>
+          <w:rFonts w:eastAsiaTheme="majorEastAsia" w:cstheme="majorBidi"/>
+          <w:sz w:val="22"/>
+          <w:szCs w:val="22"/>
+        </w:rPr>
+        <w:t>- Detecting damage</w:t>
+      </w:r>
+    </w:p>
+    <w:p>
+      <w:pPr>
+        <w:rPr>
+          <w:rFonts w:eastAsiaTheme="majorEastAsia" w:cstheme="majorBidi"/>
+          <w:sz w:val="22"/>
+          <w:szCs w:val="22"/>
+        </w:rPr>
+      </w:pPr>
+      <w:r>
+        <w:rPr>
+          <w:rFonts w:eastAsiaTheme="majorEastAsia" w:cstheme="majorBidi"/>
+          <w:sz w:val="22"/>
+          <w:szCs w:val="22"/>
+        </w:rPr>
+        <w:t>- Triggering events</w:t>
+      </w:r>
+    </w:p>
+    <w:p>
+      <w:pPr>
+        <w:rPr>
+          <w:rFonts w:eastAsiaTheme="majorEastAsia" w:cstheme="majorBidi"/>
+          <w:sz w:val="22"/>
+          <w:szCs w:val="22"/>
+        </w:rPr>
+      </w:pPr>
+      <w:r>
+        <w:rPr>
+          <w:rFonts w:eastAsiaTheme="majorEastAsia" w:cstheme="majorBidi"/>
+          <w:sz w:val="22"/>
+          <w:szCs w:val="22"/>
+        </w:rPr>
+        <w:t>- Enemy interaction</w:t>
+      </w:r>
+    </w:p>
+    <w:p>
+      <w:pPr>
+        <w:rPr>
+          <w:rFonts w:eastAsiaTheme="majorEastAsia" w:cstheme="majorBidi"/>
+          <w:sz w:val="22"/>
+          <w:szCs w:val="22"/>
+        </w:rPr>
+      </w:pPr>
+      <w:r>
+        <w:rPr>
+          <w:rFonts w:eastAsiaTheme="majorEastAsia" w:cstheme="majorBidi"/>
+          <w:sz w:val="22"/>
+          <w:szCs w:val="22"/>
+        </w:rPr>
+        <w:t>- Winning conditions</w:t>
+      </w:r>
+    </w:p>
+    <w:p>
+      <w:pPr>
+        <w:rPr>
+          <w:rFonts w:eastAsiaTheme="majorEastAsia" w:cstheme="majorBidi"/>
+          <w:sz w:val="22"/>
+          <w:szCs w:val="22"/>
+        </w:rPr>
+      </w:pPr>
+      <w:r>
+        <w:rPr>
+          <w:rFonts w:eastAsiaTheme="majorEastAsia" w:cstheme="majorBidi"/>
+          <w:sz w:val="22"/>
+          <w:szCs w:val="22"/>
+        </w:rPr>
+        <w:t>- Projectile impacts</w:t>
+      </w:r>
+    </w:p>
+    <w:p>
+      <w:pPr>
+        <w:rPr>
+          <w:rFonts w:eastAsiaTheme="majorEastAsia" w:cstheme="majorBidi"/>
+        </w:rPr>
+      </w:pPr>
+    </w:p>
+    <w:p>
+      <w:pPr>
+        <w:rPr>
+          <w:rFonts w:eastAsiaTheme="majorEastAsia" w:cstheme="majorBidi"/>
+        </w:rPr>
+      </w:pPr>
+    </w:p>
+    <w:p>
+      <w:pPr>
+        <w:rPr>
+          <w:rFonts w:eastAsiaTheme="majorEastAsia" w:cstheme="majorBidi"/>
+        </w:rPr>
+      </w:pPr>
+    </w:p>
+    <w:p>
+      <w:pPr>
+        <w:pStyle w:val="Heading2"/>
+      </w:pPr>
+      <w:r>
+        <w:t>Removing Object</w:t>
+      </w:r>
+      <w:r>
+        <w:t>s</w:t>
+      </w:r>
+    </w:p>
+    <w:p>
+      <w:pPr>
+        <w:rPr>
+          <w:rFonts w:eastAsiaTheme="majorEastAsia" w:cstheme="majorBidi"/>
+        </w:rPr>
+      </w:pPr>
+    </w:p>
+    <w:p>
+      <w:pPr>
+        <w:rPr>
+          <w:rFonts w:eastAsiaTheme="majorEastAsia" w:cstheme="majorBidi"/>
+          <w:sz w:val="22"/>
+          <w:szCs w:val="22"/>
+        </w:rPr>
+      </w:pPr>
+      <w:r>
+        <w:rPr>
+          <w:rFonts w:eastAsiaTheme="majorEastAsia" w:cstheme="majorBidi"/>
+          <w:sz w:val="22"/>
+          <w:szCs w:val="22"/>
+        </w:rPr>
+        <w:t>Objects can be removed from the world using:</w:t>
+      </w:r>
+    </w:p>
+    <w:p>
+      <w:pPr>
+        <w:rPr>
+          <w:rFonts w:eastAsiaTheme="majorEastAsia" w:cstheme="majorBidi"/>
+          <w:sz w:val="22"/>
+          <w:szCs w:val="22"/>
+        </w:rPr>
+      </w:pPr>
+      <w:r>
+        <w:rPr>
+          <w:rFonts w:eastAsiaTheme="majorEastAsia" w:cstheme="majorBidi"/>
+          <w:sz w:val="22"/>
+          <w:szCs w:val="22"/>
+        </w:rPr>
+        <w:t>getWorld().removeObject(this);</w:t>
+      </w:r>
+    </w:p>
+    <w:p>
+      <w:pPr>
+        <w:rPr>
+          <w:rFonts w:eastAsiaTheme="majorEastAsia" w:cstheme="majorBidi"/>
+          <w:sz w:val="22"/>
+          <w:szCs w:val="22"/>
+        </w:rPr>
+      </w:pPr>
+      <w:r>
+        <w:rPr>
+          <w:rFonts w:eastAsiaTheme="majorEastAsia" w:cstheme="majorBidi"/>
+          <w:sz w:val="22"/>
+          <w:szCs w:val="22"/>
+        </w:rPr>
+        <w:t>This removes the current actor.</w:t>
+      </w:r>
+    </w:p>
+    <w:p>
+      <w:pPr>
+        <w:rPr>
+          <w:rFonts w:eastAsiaTheme="majorEastAsia" w:cstheme="majorBidi"/>
+          <w:sz w:val="22"/>
+          <w:szCs w:val="22"/>
+        </w:rPr>
+      </w:pPr>
+    </w:p>
+    <w:p>
+      <w:pPr>
+        <w:rPr>
+          <w:rFonts w:eastAsiaTheme="majorEastAsia" w:cstheme="majorBidi"/>
+          <w:sz w:val="22"/>
+          <w:szCs w:val="22"/>
+        </w:rPr>
+      </w:pPr>
+      <w:r>
+        <w:rPr>
+          <w:rFonts w:eastAsiaTheme="majorEastAsia" w:cstheme="majorBidi"/>
+          <w:sz w:val="22"/>
+          <w:szCs w:val="22"/>
+        </w:rPr>
+        <w:t>Example uses:</w:t>
+      </w:r>
+    </w:p>
+    <w:p>
+      <w:pPr>
+        <w:rPr>
+          <w:rFonts w:eastAsiaTheme="majorEastAsia" w:cstheme="majorBidi"/>
+          <w:sz w:val="22"/>
+          <w:szCs w:val="22"/>
+        </w:rPr>
+      </w:pPr>
+      <w:r>
+        <w:rPr>
+          <w:rFonts w:eastAsiaTheme="majorEastAsia" w:cstheme="majorBidi"/>
+          <w:sz w:val="22"/>
+          <w:szCs w:val="22"/>
+        </w:rPr>
+        <w:t>- Destroying enemies</w:t>
+      </w:r>
+    </w:p>
+    <w:p>
+      <w:pPr>
+        <w:rPr>
+          <w:rFonts w:eastAsiaTheme="majorEastAsia" w:cstheme="majorBidi"/>
+          <w:sz w:val="22"/>
+          <w:szCs w:val="22"/>
+        </w:rPr>
+      </w:pPr>
+      <w:r>
+        <w:rPr>
+          <w:rFonts w:eastAsiaTheme="majorEastAsia" w:cstheme="majorBidi"/>
+          <w:sz w:val="22"/>
+          <w:szCs w:val="22"/>
+        </w:rPr>
+        <w:t>- Removing projectiles</w:t>
+      </w:r>
+    </w:p>
+    <w:p>
+      <w:pPr>
+        <w:rPr>
+          <w:rFonts w:eastAsiaTheme="majorEastAsia" w:cstheme="majorBidi"/>
+          <w:sz w:val="22"/>
+          <w:szCs w:val="22"/>
+        </w:rPr>
+      </w:pPr>
+      <w:r>
+        <w:rPr>
+          <w:rFonts w:eastAsiaTheme="majorEastAsia" w:cstheme="majorBidi"/>
+          <w:sz w:val="22"/>
+          <w:szCs w:val="22"/>
+        </w:rPr>
+        <w:t>- Deleting collected items</w:t>
+      </w:r>
+    </w:p>
+    <w:p>
+      <w:pPr>
+        <w:rPr>
+          <w:rFonts w:eastAsiaTheme="majorEastAsia" w:cstheme="majorBidi"/>
+          <w:sz w:val="22"/>
+          <w:szCs w:val="22"/>
+        </w:rPr>
+      </w:pPr>
+      <w:r>
+        <w:rPr>
+          <w:rFonts w:eastAsiaTheme="majorEastAsia" w:cstheme="majorBidi"/>
+          <w:sz w:val="22"/>
+          <w:szCs w:val="22"/>
+        </w:rPr>
+        <w:t>- Clearing effects</w:t>
+      </w:r>
+    </w:p>
+    <w:p>
+      <w:pPr>
+        <w:rPr>
+          <w:rFonts w:eastAsiaTheme="majorEastAsia" w:cstheme="majorBidi"/>
+          <w:sz w:val="22"/>
+          <w:szCs w:val="22"/>
+        </w:rPr>
+      </w:pPr>
+    </w:p>
+    <w:p>
+      <w:pPr>
+        <w:rPr>
+          <w:rFonts w:eastAsiaTheme="majorEastAsia" w:cstheme="majorBidi"/>
+          <w:sz w:val="22"/>
+          <w:szCs w:val="22"/>
+        </w:rPr>
+      </w:pPr>
+      <w:r>
+        <w:rPr>
+          <w:rFonts w:eastAsiaTheme="majorEastAsia" w:cstheme="majorBidi"/>
+          <w:sz w:val="22"/>
+          <w:szCs w:val="22"/>
+        </w:rPr>
+        <w:t>Objects can also remove other actors.</w:t>
+      </w:r>
+    </w:p>
+    <w:p>
+      <w:pPr>
+        <w:rPr>
+          <w:rFonts w:eastAsiaTheme="majorEastAsia" w:cstheme="majorBidi"/>
+          <w:sz w:val="22"/>
+          <w:szCs w:val="22"/>
+        </w:rPr>
+      </w:pPr>
+      <w:r>
+        <w:rPr>
+          <w:rFonts w:eastAsiaTheme="majorEastAsia" w:cstheme="majorBidi"/>
+          <w:sz w:val="22"/>
+          <w:szCs w:val="22"/>
+        </w:rPr>
+        <w:t>Example</w:t>
+      </w:r>
+    </w:p>
+    <w:p>
+      <w:pPr>
+        <w:rPr>
+          <w:rFonts w:eastAsiaTheme="majorEastAsia" w:cstheme="majorBidi"/>
+          <w:sz w:val="22"/>
+          <w:szCs w:val="22"/>
+        </w:rPr>
+      </w:pPr>
+      <w:r>
+        <w:rPr>
+          <w:rFonts w:eastAsiaTheme="majorEastAsia" w:cstheme="majorBidi"/>
+          <w:sz w:val="22"/>
+          <w:szCs w:val="22"/>
+        </w:rPr>
+        <w:t>Actor enemy = getOneIntersectingObject(Enemy.class);</w:t>
+      </w:r>
+    </w:p>
+    <w:p>
+      <w:pPr>
+        <w:rPr>
+          <w:rFonts w:eastAsiaTheme="majorEastAsia" w:cstheme="majorBidi"/>
+          <w:sz w:val="22"/>
+          <w:szCs w:val="22"/>
+        </w:rPr>
+      </w:pPr>
+      <w:r>
+        <w:rPr>
+          <w:rFonts w:eastAsiaTheme="majorEastAsia" w:cstheme="majorBidi"/>
+          <w:sz w:val="22"/>
+          <w:szCs w:val="22"/>
+        </w:rPr>
+        <w:t>if(enemy != null)</w:t>
+      </w:r>
+    </w:p>
+    <w:p>
+      <w:pPr>
+        <w:rPr>
+          <w:rFonts w:eastAsiaTheme="majorEastAsia" w:cstheme="majorBidi"/>
+          <w:sz w:val="22"/>
+          <w:szCs w:val="22"/>
+        </w:rPr>
+      </w:pPr>
+      <w:r>
+        <w:rPr>
+          <w:rFonts w:eastAsiaTheme="majorEastAsia" w:cstheme="majorBidi"/>
+          <w:sz w:val="22"/>
+          <w:szCs w:val="22"/>
+        </w:rPr>
+        <w:lastRenderedPageBreak/>
+        <w:t>{</w:t>
+      </w:r>
+    </w:p>
+    <w:p>
+      <w:pPr>
+        <w:rPr>
+          <w:rFonts w:eastAsiaTheme="majorEastAsia" w:cstheme="majorBidi"/>
+          <w:sz w:val="22"/>
+          <w:szCs w:val="22"/>
+        </w:rPr>
+      </w:pPr>
+      <w:r>
+        <w:rPr>
+          <w:rFonts w:eastAsiaTheme="majorEastAsia" w:cstheme="majorBidi"/>
+          <w:sz w:val="22"/>
+          <w:szCs w:val="22"/>
+        </w:rPr>
+        <w:t xml:space="preserve">    getWorld().removeObject(enemy);</w:t>
+      </w:r>
+    </w:p>
+    <w:p>
+      <w:pPr>
+        <w:rPr>
+          <w:rFonts w:eastAsiaTheme="majorEastAsia" w:cstheme="majorBidi"/>
+          <w:sz w:val="22"/>
+          <w:szCs w:val="22"/>
+        </w:rPr>
+      </w:pPr>
+      <w:r>
+        <w:rPr>
+          <w:rFonts w:eastAsiaTheme="majorEastAsia" w:cstheme="majorBidi"/>
+          <w:sz w:val="22"/>
+          <w:szCs w:val="22"/>
+        </w:rPr>
+        <w:t>}</w:t>
+      </w:r>
+    </w:p>
+    <w:p>
+      <w:pPr>
+        <w:rPr>
+          <w:rFonts w:eastAsiaTheme="majorEastAsia" w:cstheme="majorBidi"/>
+        </w:rPr>
+      </w:pPr>
+    </w:p>
+    <w:p>
+      <w:pPr>
+        <w:rPr>
+          <w:rFonts w:eastAsiaTheme="majorEastAsia" w:cstheme="majorBidi"/>
+        </w:rPr>
+      </w:pPr>
+    </w:p>
+    <w:p>
+      <w:pPr>
+        <w:rPr>
+          <w:rFonts w:eastAsiaTheme="majorEastAsia" w:cstheme="majorBidi"/>
+        </w:rPr>
+      </w:pPr>
+    </w:p>
+    <w:p>
+      <w:pPr>
+        <w:pStyle w:val="Heading2"/>
+      </w:pPr>
+      <w:r>
+        <w:t>Adding Objects Dynamically</w:t>
+      </w:r>
+    </w:p>
+    <w:p>
+      <w:pPr>
+        <w:rPr>
+          <w:rFonts w:eastAsiaTheme="majorEastAsia" w:cstheme="majorBidi"/>
+          <w:sz w:val="22"/>
+          <w:szCs w:val="22"/>
+        </w:rPr>
+      </w:pPr>
+    </w:p>
+    <w:p>
+      <w:pPr>
+        <w:rPr>
+          <w:rFonts w:eastAsiaTheme="majorEastAsia" w:cstheme="majorBidi"/>
+          <w:sz w:val="22"/>
+          <w:szCs w:val="22"/>
+        </w:rPr>
+      </w:pPr>
+      <w:r>
+        <w:rPr>
+          <w:rFonts w:eastAsiaTheme="majorEastAsia" w:cstheme="majorBidi"/>
+          <w:sz w:val="22"/>
+          <w:szCs w:val="22"/>
+        </w:rPr>
+        <w:t>Objects can be created during runtime using:</w:t>
+      </w:r>
+    </w:p>
+    <w:p>
+      <w:pPr>
+        <w:rPr>
+          <w:rFonts w:eastAsiaTheme="majorEastAsia" w:cstheme="majorBidi"/>
+          <w:sz w:val="22"/>
+          <w:szCs w:val="22"/>
+        </w:rPr>
+      </w:pPr>
+      <w:r>
+        <w:rPr>
+          <w:rFonts w:eastAsiaTheme="majorEastAsia" w:cstheme="majorBidi"/>
+          <w:sz w:val="22"/>
+          <w:szCs w:val="22"/>
+        </w:rPr>
+        <w:t>getWorld().addObject()</w:t>
+      </w:r>
+    </w:p>
+    <w:p>
+      <w:pPr>
+        <w:rPr>
+          <w:rFonts w:eastAsiaTheme="majorEastAsia" w:cstheme="majorBidi"/>
+          <w:sz w:val="22"/>
+          <w:szCs w:val="22"/>
+        </w:rPr>
+      </w:pPr>
+      <w:r>
+        <w:rPr>
+          <w:rFonts w:eastAsiaTheme="majorEastAsia" w:cstheme="majorBidi"/>
+          <w:sz w:val="22"/>
+          <w:szCs w:val="22"/>
+        </w:rPr>
+        <w:t>Example:</w:t>
+      </w:r>
+    </w:p>
+    <w:p>
+      <w:pPr>
+        <w:rPr>
+          <w:rFonts w:eastAsiaTheme="majorEastAsia" w:cstheme="majorBidi"/>
+          <w:sz w:val="22"/>
+          <w:szCs w:val="22"/>
+        </w:rPr>
+      </w:pPr>
+      <w:r>
+        <w:rPr>
+          <w:rFonts w:eastAsiaTheme="majorEastAsia" w:cstheme="majorBidi"/>
+          <w:sz w:val="22"/>
+          <w:szCs w:val="22"/>
+        </w:rPr>
+        <w:t>getWorld().addObject(new Bullet(), getX(), getY());</w:t>
+      </w:r>
+    </w:p>
+    <w:p>
+      <w:pPr>
+        <w:rPr>
+          <w:rFonts w:eastAsiaTheme="majorEastAsia" w:cstheme="majorBidi"/>
+          <w:sz w:val="22"/>
+          <w:szCs w:val="22"/>
+        </w:rPr>
+      </w:pPr>
+      <w:r>
+        <w:rPr>
+          <w:rFonts w:eastAsiaTheme="majorEastAsia" w:cstheme="majorBidi"/>
+          <w:sz w:val="22"/>
+          <w:szCs w:val="22"/>
+        </w:rPr>
+        <w:t>This creates a new bullet object at the actor’s current position.</w:t>
+      </w:r>
+    </w:p>
+    <w:p>
+      <w:pPr>
+        <w:rPr>
+          <w:rFonts w:eastAsiaTheme="majorEastAsia" w:cstheme="majorBidi"/>
+          <w:sz w:val="22"/>
+          <w:szCs w:val="22"/>
+        </w:rPr>
+      </w:pPr>
+    </w:p>
+    <w:p>
+      <w:pPr>
+        <w:rPr>
+          <w:rFonts w:eastAsiaTheme="majorEastAsia" w:cstheme="majorBidi"/>
+          <w:sz w:val="22"/>
+          <w:szCs w:val="22"/>
+        </w:rPr>
+      </w:pPr>
+      <w:r>
+        <w:rPr>
+          <w:rFonts w:eastAsiaTheme="majorEastAsia" w:cstheme="majorBidi"/>
+          <w:sz w:val="22"/>
+          <w:szCs w:val="22"/>
+        </w:rPr>
+        <w:t>Dyna</w:t>
+      </w:r>
+      <w:r>
+        <w:rPr>
+          <w:rFonts w:eastAsiaTheme="majorEastAsia" w:cstheme="majorBidi"/>
+          <w:sz w:val="22"/>
+          <w:szCs w:val="22"/>
+        </w:rPr>
+        <w:t>m</w:t>
+      </w:r>
+      <w:r>
+        <w:rPr>
+          <w:rFonts w:eastAsiaTheme="majorEastAsia" w:cstheme="majorBidi"/>
+          <w:sz w:val="22"/>
+          <w:szCs w:val="22"/>
+        </w:rPr>
+        <w:t>ic object creation is</w:t>
+      </w:r>
+      <w:r>
+        <w:rPr>
+          <w:rFonts w:eastAsiaTheme="majorEastAsia" w:cstheme="majorBidi"/>
+          <w:sz w:val="22"/>
+          <w:szCs w:val="22"/>
+        </w:rPr>
+        <w:t xml:space="preserve"> </w:t>
+      </w:r>
+      <w:r>
+        <w:rPr>
+          <w:rFonts w:eastAsiaTheme="majorEastAsia" w:cstheme="majorBidi"/>
+          <w:sz w:val="22"/>
+          <w:szCs w:val="22"/>
+        </w:rPr>
+        <w:t>essential for:</w:t>
+      </w:r>
+    </w:p>
+    <w:p>
+      <w:pPr>
+        <w:rPr>
+          <w:rFonts w:eastAsiaTheme="majorEastAsia" w:cstheme="majorBidi"/>
+          <w:sz w:val="22"/>
+          <w:szCs w:val="22"/>
+        </w:rPr>
+      </w:pPr>
+      <w:r>
+        <w:rPr>
+          <w:rFonts w:eastAsiaTheme="majorEastAsia" w:cstheme="majorBidi"/>
+          <w:sz w:val="22"/>
+          <w:szCs w:val="22"/>
+        </w:rPr>
+        <w:t>- Projectiles</w:t>
+      </w:r>
+    </w:p>
+    <w:p>
+      <w:pPr>
+        <w:rPr>
+          <w:rFonts w:eastAsiaTheme="majorEastAsia" w:cstheme="majorBidi"/>
+          <w:sz w:val="22"/>
+          <w:szCs w:val="22"/>
+        </w:rPr>
+      </w:pPr>
+      <w:r>
+        <w:rPr>
+          <w:rFonts w:eastAsiaTheme="majorEastAsia" w:cstheme="majorBidi"/>
+          <w:sz w:val="22"/>
+          <w:szCs w:val="22"/>
+        </w:rPr>
+        <w:t>- Enemy spawning</w:t>
+      </w:r>
+    </w:p>
+    <w:p>
+      <w:pPr>
+        <w:rPr>
+          <w:rFonts w:eastAsiaTheme="majorEastAsia" w:cstheme="majorBidi"/>
+          <w:sz w:val="22"/>
+          <w:szCs w:val="22"/>
+        </w:rPr>
+      </w:pPr>
+      <w:r>
+        <w:rPr>
+          <w:rFonts w:eastAsiaTheme="majorEastAsia" w:cstheme="majorBidi"/>
+          <w:sz w:val="22"/>
+          <w:szCs w:val="22"/>
+        </w:rPr>
+        <w:t>- Effects</w:t>
+      </w:r>
+    </w:p>
+    <w:p>
+      <w:pPr>
+        <w:rPr>
+          <w:rFonts w:eastAsiaTheme="majorEastAsia" w:cstheme="majorBidi"/>
+          <w:sz w:val="22"/>
+          <w:szCs w:val="22"/>
+        </w:rPr>
+      </w:pPr>
+      <w:r>
+        <w:rPr>
+          <w:rFonts w:eastAsiaTheme="majorEastAsia" w:cstheme="majorBidi"/>
+          <w:sz w:val="22"/>
+          <w:szCs w:val="22"/>
+        </w:rPr>
+        <w:t>- Item drops</w:t>
+      </w:r>
+    </w:p>
+    <w:p>
+      <w:pPr>
+        <w:rPr>
+          <w:rFonts w:eastAsiaTheme="majorEastAsia" w:cstheme="majorBidi"/>
+          <w:sz w:val="22"/>
+          <w:szCs w:val="22"/>
+        </w:rPr>
+      </w:pPr>
+      <w:r>
+        <w:rPr>
+          <w:rFonts w:eastAsiaTheme="majorEastAsia" w:cstheme="majorBidi"/>
+          <w:sz w:val="22"/>
+          <w:szCs w:val="22"/>
+        </w:rPr>
+        <w:t>- Procedural generation</w:t>
+      </w:r>
+    </w:p>
+    <w:p>
+      <w:pPr>
+        <w:pStyle w:val="Heading2"/>
+      </w:pPr>
+    </w:p>
+    <w:p>
+      <w:pPr>
+        <w:pStyle w:val="Heading2"/>
+      </w:pPr>
+      <w:r>
         <w:t>Constructors</w:t>
       </w:r>
     </w:p>
     <w:p>
       <w:pPr>
-        <w:numPr>
-          <w:ilvl w:val="0"/>
-          <w:numId w:val="2"/>
-        </w:numPr>
-      </w:pPr>
-      <w:r>
-        <w:t>A constructor sets up the initial state of a class.</w:t>
-      </w:r>
-    </w:p>
-    <w:p>
-      <w:pPr>
-        <w:numPr>
-          <w:ilvl w:val="0"/>
-          <w:numId w:val="2"/>
-        </w:numPr>
-      </w:pPr>
-      <w:r>
-        <w:t>In Greenfoot, the World constructor defines:</w:t>
-      </w:r>
-    </w:p>
-    <w:p>
-      <w:pPr>
-        <w:numPr>
-          <w:ilvl w:val="1"/>
-          <w:numId w:val="2"/>
-        </w:numPr>
-      </w:pPr>
-      <w:r>
-        <w:t>Width and height</w:t>
-      </w:r>
-    </w:p>
-    <w:p>
-      <w:pPr>
-        <w:numPr>
-          <w:ilvl w:val="1"/>
-          <w:numId w:val="2"/>
-        </w:numPr>
-      </w:pPr>
-      <w:r>
-        <w:t>Cell size</w:t>
-      </w:r>
-    </w:p>
-    <w:p>
-      <w:pPr>
-        <w:numPr>
-          <w:ilvl w:val="1"/>
-          <w:numId w:val="2"/>
-        </w:numPr>
-      </w:pPr>
-      <w:r>
-        <w:t>Background</w:t>
-      </w:r>
-    </w:p>
-    <w:p>
-      <w:pPr>
-        <w:numPr>
-          <w:ilvl w:val="1"/>
-          <w:numId w:val="2"/>
-        </w:numPr>
-      </w:pPr>
-      <w:r>
-        <w:t>Any objects added before the game starts</w:t>
-      </w:r>
-    </w:p>
-    <w:p>
-      <w:pPr>
-        <w:rPr>
-          <w:b/>
-          <w:bCs/>
-        </w:rPr>
-      </w:pPr>
-      <w:r>
-        <w:rPr>
-          <w:b/>
-          <w:bCs/>
-        </w:rPr>
-        <w:t>Methods</w:t>
-      </w:r>
-    </w:p>
-    <w:p>
-      <w:pPr>
-        <w:numPr>
-          <w:ilvl w:val="0"/>
-          <w:numId w:val="3"/>
-        </w:numPr>
-      </w:pPr>
-      <w:r>
-        <w:t>Methods define behaviour.</w:t>
-      </w:r>
-    </w:p>
-    <w:p>
-      <w:pPr>
-        <w:numPr>
-          <w:ilvl w:val="0"/>
-          <w:numId w:val="3"/>
-        </w:numPr>
-      </w:pPr>
-      <w:r>
-        <w:t>act() runs ~60 times per second when the scenario is running.</w:t>
-      </w:r>
-    </w:p>
-    <w:p>
-      <w:pPr>
-        <w:numPr>
-          <w:ilvl w:val="0"/>
-          <w:numId w:val="3"/>
-        </w:numPr>
-      </w:pPr>
-      <w:r>
-        <w:t>Built</w:t>
-      </w:r>
-      <w:r>
-        <w:noBreakHyphen/>
-        <w:t>in methods include:</w:t>
-      </w:r>
-    </w:p>
-    <w:p>
-      <w:pPr>
-        <w:numPr>
-          <w:ilvl w:val="1"/>
-          <w:numId w:val="3"/>
-        </w:numPr>
-      </w:pPr>
-      <w:r>
-        <w:t>move(n) – moves forward by n pixels</w:t>
-      </w:r>
-    </w:p>
-    <w:p>
-      <w:pPr>
-        <w:numPr>
-          <w:ilvl w:val="1"/>
-          <w:numId w:val="3"/>
-        </w:numPr>
-      </w:pPr>
-      <w:r>
-        <w:t>turn(n) – rotates by n degrees</w:t>
-      </w:r>
-    </w:p>
-    <w:p>
-      <w:pPr>
-        <w:numPr>
-          <w:ilvl w:val="1"/>
-          <w:numId w:val="3"/>
-        </w:numPr>
-      </w:pPr>
-      <w:proofErr w:type="spellStart"/>
-      <w:r>
-        <w:t>isTouching</w:t>
-      </w:r>
-      <w:proofErr w:type="spellEnd"/>
-      <w:r>
-        <w:t>(Class) – returns true/false</w:t>
-      </w:r>
-    </w:p>
-    <w:p>
-      <w:pPr>
-        <w:numPr>
-          <w:ilvl w:val="1"/>
-          <w:numId w:val="3"/>
-        </w:numPr>
-      </w:pPr>
-      <w:proofErr w:type="spellStart"/>
-      <w:r>
-        <w:t>getX</w:t>
-      </w:r>
-      <w:proofErr w:type="spellEnd"/>
-      <w:r>
-        <w:t xml:space="preserve">(), </w:t>
-      </w:r>
-      <w:proofErr w:type="spellStart"/>
-      <w:r>
-        <w:t>getY</w:t>
-      </w:r>
-      <w:proofErr w:type="spellEnd"/>
-      <w:r>
-        <w:t>() – get position</w:t>
-      </w:r>
-    </w:p>
-    <w:p>
-      <w:pPr>
-        <w:numPr>
-          <w:ilvl w:val="1"/>
-          <w:numId w:val="3"/>
-        </w:numPr>
-      </w:pPr>
-      <w:proofErr w:type="spellStart"/>
-      <w:r>
-        <w:t>setLocation</w:t>
-      </w:r>
-      <w:proofErr w:type="spellEnd"/>
-      <w:r>
-        <w:t>(x, y) – move actor instantly</w:t>
-      </w:r>
+        <w:rPr>
+          <w:rFonts w:eastAsiaTheme="majorEastAsia" w:cstheme="majorBidi"/>
+          <w:sz w:val="22"/>
+          <w:szCs w:val="22"/>
+        </w:rPr>
+      </w:pPr>
+    </w:p>
+    <w:p>
+      <w:pPr>
+        <w:rPr>
+          <w:rFonts w:eastAsiaTheme="majorEastAsia" w:cstheme="majorBidi"/>
+          <w:sz w:val="22"/>
+          <w:szCs w:val="22"/>
+        </w:rPr>
+      </w:pPr>
+      <w:r>
+        <w:rPr>
+          <w:rFonts w:eastAsiaTheme="majorEastAsia" w:cstheme="majorBidi"/>
+          <w:sz w:val="22"/>
+          <w:szCs w:val="22"/>
+        </w:rPr>
+        <w:t>Constructors initialise objects when they are created.</w:t>
+      </w:r>
+    </w:p>
+    <w:p>
+      <w:pPr>
+        <w:rPr>
+          <w:rFonts w:eastAsiaTheme="majorEastAsia" w:cstheme="majorBidi"/>
+          <w:sz w:val="22"/>
+          <w:szCs w:val="22"/>
+        </w:rPr>
+      </w:pPr>
+    </w:p>
+    <w:p>
+      <w:pPr>
+        <w:rPr>
+          <w:rFonts w:eastAsiaTheme="majorEastAsia" w:cstheme="majorBidi"/>
+          <w:sz w:val="22"/>
+          <w:szCs w:val="22"/>
+        </w:rPr>
+      </w:pPr>
+    </w:p>
+    <w:p>
+      <w:pPr>
+        <w:rPr>
+          <w:rFonts w:eastAsiaTheme="majorEastAsia" w:cstheme="majorBidi"/>
+          <w:sz w:val="22"/>
+          <w:szCs w:val="22"/>
+        </w:rPr>
+      </w:pPr>
+      <w:r>
+        <w:rPr>
+          <w:rFonts w:eastAsiaTheme="majorEastAsia" w:cstheme="majorBidi"/>
+          <w:sz w:val="22"/>
+          <w:szCs w:val="22"/>
+        </w:rPr>
+        <w:t>Example:</w:t>
+      </w:r>
+    </w:p>
+    <w:p>
+      <w:pPr>
+        <w:rPr>
+          <w:rFonts w:eastAsiaTheme="majorEastAsia" w:cstheme="majorBidi"/>
+          <w:sz w:val="22"/>
+          <w:szCs w:val="22"/>
+        </w:rPr>
+      </w:pPr>
+      <w:r>
+        <w:rPr>
+          <w:rFonts w:eastAsiaTheme="majorEastAsia" w:cstheme="majorBidi"/>
+          <w:sz w:val="22"/>
+          <w:szCs w:val="22"/>
+        </w:rPr>
+        <w:t>public Bullet()</w:t>
+      </w:r>
+    </w:p>
+    <w:p>
+      <w:pPr>
+        <w:rPr>
+          <w:rFonts w:eastAsiaTheme="majorEastAsia" w:cstheme="majorBidi"/>
+          <w:sz w:val="22"/>
+          <w:szCs w:val="22"/>
+        </w:rPr>
+      </w:pPr>
+      <w:r>
+        <w:rPr>
+          <w:rFonts w:eastAsiaTheme="majorEastAsia" w:cstheme="majorBidi"/>
+          <w:sz w:val="22"/>
+          <w:szCs w:val="22"/>
+        </w:rPr>
+        <w:t>{</w:t>
+      </w:r>
+    </w:p>
+    <w:p>
+      <w:pPr>
+        <w:rPr>
+          <w:rFonts w:eastAsiaTheme="majorEastAsia" w:cstheme="majorBidi"/>
+          <w:sz w:val="22"/>
+          <w:szCs w:val="22"/>
+        </w:rPr>
+      </w:pPr>
+      <w:r>
+        <w:rPr>
+          <w:rFonts w:eastAsiaTheme="majorEastAsia" w:cstheme="majorBidi"/>
+          <w:sz w:val="22"/>
+          <w:szCs w:val="22"/>
+        </w:rPr>
+        <w:lastRenderedPageBreak/>
+        <w:t xml:space="preserve">    setRotation(90);</w:t>
+      </w:r>
+    </w:p>
+    <w:p>
+      <w:pPr>
+        <w:rPr>
+          <w:rFonts w:eastAsiaTheme="majorEastAsia" w:cstheme="majorBidi"/>
+          <w:sz w:val="22"/>
+          <w:szCs w:val="22"/>
+        </w:rPr>
+      </w:pPr>
+      <w:r>
+        <w:rPr>
+          <w:rFonts w:eastAsiaTheme="majorEastAsia" w:cstheme="majorBidi"/>
+          <w:sz w:val="22"/>
+          <w:szCs w:val="22"/>
+        </w:rPr>
+        <w:t>}</w:t>
+      </w:r>
+    </w:p>
+    <w:p>
+      <w:pPr>
+        <w:rPr>
+          <w:rFonts w:eastAsiaTheme="majorEastAsia" w:cstheme="majorBidi"/>
+          <w:sz w:val="22"/>
+          <w:szCs w:val="22"/>
+        </w:rPr>
+      </w:pPr>
+    </w:p>
+    <w:p>
+      <w:pPr>
+        <w:rPr>
+          <w:rFonts w:eastAsiaTheme="majorEastAsia" w:cstheme="majorBidi"/>
+          <w:sz w:val="22"/>
+          <w:szCs w:val="22"/>
+        </w:rPr>
+      </w:pPr>
+      <w:r>
+        <w:rPr>
+          <w:rFonts w:eastAsiaTheme="majorEastAsia" w:cstheme="majorBidi"/>
+          <w:sz w:val="22"/>
+          <w:szCs w:val="22"/>
+        </w:rPr>
+        <w:t>Constructors are useful for:</w:t>
+      </w:r>
+    </w:p>
+    <w:p>
+      <w:pPr>
+        <w:rPr>
+          <w:rFonts w:eastAsiaTheme="majorEastAsia" w:cstheme="majorBidi"/>
+          <w:sz w:val="22"/>
+          <w:szCs w:val="22"/>
+        </w:rPr>
+      </w:pPr>
+      <w:r>
+        <w:rPr>
+          <w:rFonts w:eastAsiaTheme="majorEastAsia" w:cstheme="majorBidi"/>
+          <w:sz w:val="22"/>
+          <w:szCs w:val="22"/>
+        </w:rPr>
+        <w:t>- Setting default values</w:t>
+      </w:r>
+    </w:p>
+    <w:p>
+      <w:pPr>
+        <w:rPr>
+          <w:rFonts w:eastAsiaTheme="majorEastAsia" w:cstheme="majorBidi"/>
+          <w:sz w:val="22"/>
+          <w:szCs w:val="22"/>
+        </w:rPr>
+      </w:pPr>
+      <w:r>
+        <w:rPr>
+          <w:rFonts w:eastAsiaTheme="majorEastAsia" w:cstheme="majorBidi"/>
+          <w:sz w:val="22"/>
+          <w:szCs w:val="22"/>
+        </w:rPr>
+        <w:t>- Assigning images</w:t>
+      </w:r>
+    </w:p>
+    <w:p>
+      <w:pPr>
+        <w:rPr>
+          <w:rFonts w:eastAsiaTheme="majorEastAsia" w:cstheme="majorBidi"/>
+          <w:sz w:val="22"/>
+          <w:szCs w:val="22"/>
+        </w:rPr>
+      </w:pPr>
+      <w:r>
+        <w:rPr>
+          <w:rFonts w:eastAsiaTheme="majorEastAsia" w:cstheme="majorBidi"/>
+          <w:sz w:val="22"/>
+          <w:szCs w:val="22"/>
+        </w:rPr>
+        <w:t>- Initialising variables</w:t>
+      </w:r>
+    </w:p>
+    <w:p>
+      <w:pPr>
+        <w:rPr>
+          <w:rFonts w:eastAsiaTheme="majorEastAsia" w:cstheme="majorBidi"/>
+          <w:sz w:val="22"/>
+          <w:szCs w:val="22"/>
+        </w:rPr>
+      </w:pPr>
+      <w:r>
+        <w:rPr>
+          <w:rFonts w:eastAsiaTheme="majorEastAsia" w:cstheme="majorBidi"/>
+          <w:sz w:val="22"/>
+          <w:szCs w:val="22"/>
+        </w:rPr>
+        <w:t>- Configuring movement speed</w:t>
+      </w:r>
+    </w:p>
+    <w:p>
+      <w:pPr>
+        <w:rPr>
+          <w:rFonts w:eastAsiaTheme="majorEastAsia" w:cstheme="majorBidi"/>
+          <w:sz w:val="22"/>
+          <w:szCs w:val="22"/>
+        </w:rPr>
+      </w:pPr>
+    </w:p>
+    <w:p>
+      <w:pPr>
+        <w:rPr>
+          <w:rFonts w:eastAsiaTheme="majorEastAsia" w:cstheme="majorBidi"/>
+          <w:sz w:val="22"/>
+          <w:szCs w:val="22"/>
+        </w:rPr>
+      </w:pPr>
+      <w:r>
+        <w:rPr>
+          <w:rFonts w:eastAsiaTheme="majorEastAsia" w:cstheme="majorBidi"/>
+          <w:sz w:val="22"/>
+          <w:szCs w:val="22"/>
+        </w:rPr>
+        <w:t>Parameterized constructors allow values to be passed into objects.</w:t>
+      </w:r>
+    </w:p>
+    <w:p>
+      <w:pPr>
+        <w:rPr>
+          <w:rFonts w:eastAsiaTheme="majorEastAsia" w:cstheme="majorBidi"/>
+          <w:sz w:val="22"/>
+          <w:szCs w:val="22"/>
+        </w:rPr>
+      </w:pPr>
+      <w:r>
+        <w:rPr>
+          <w:rFonts w:eastAsiaTheme="majorEastAsia" w:cstheme="majorBidi"/>
+          <w:sz w:val="22"/>
+          <w:szCs w:val="22"/>
+        </w:rPr>
+        <w:t>Example:</w:t>
+      </w:r>
+    </w:p>
+    <w:p>
+      <w:pPr>
+        <w:rPr>
+          <w:rFonts w:eastAsiaTheme="majorEastAsia" w:cstheme="majorBidi"/>
+          <w:sz w:val="22"/>
+          <w:szCs w:val="22"/>
+        </w:rPr>
+      </w:pPr>
+      <w:r>
+        <w:rPr>
+          <w:rFonts w:eastAsiaTheme="majorEastAsia" w:cstheme="majorBidi"/>
+          <w:sz w:val="22"/>
+          <w:szCs w:val="22"/>
+        </w:rPr>
+        <w:t>public Bullet(int speed)</w:t>
+      </w:r>
+    </w:p>
+    <w:p>
+      <w:pPr>
+        <w:rPr>
+          <w:rFonts w:eastAsiaTheme="majorEastAsia" w:cstheme="majorBidi"/>
+          <w:sz w:val="22"/>
+          <w:szCs w:val="22"/>
+        </w:rPr>
+      </w:pPr>
+      <w:r>
+        <w:rPr>
+          <w:rFonts w:eastAsiaTheme="majorEastAsia" w:cstheme="majorBidi"/>
+          <w:sz w:val="22"/>
+          <w:szCs w:val="22"/>
+        </w:rPr>
+        <w:t>{</w:t>
+      </w:r>
+    </w:p>
+    <w:p>
+      <w:pPr>
+        <w:rPr>
+          <w:rFonts w:eastAsiaTheme="majorEastAsia" w:cstheme="majorBidi"/>
+          <w:sz w:val="22"/>
+          <w:szCs w:val="22"/>
+        </w:rPr>
+      </w:pPr>
+      <w:r>
+        <w:rPr>
+          <w:rFonts w:eastAsiaTheme="majorEastAsia" w:cstheme="majorBidi"/>
+          <w:sz w:val="22"/>
+          <w:szCs w:val="22"/>
+        </w:rPr>
+        <w:t xml:space="preserve">    bulletSpeed = speed;</w:t>
+      </w:r>
+    </w:p>
+    <w:p>
+      <w:pPr>
+        <w:rPr>
+          <w:rFonts w:eastAsiaTheme="majorEastAsia" w:cstheme="majorBidi"/>
+          <w:sz w:val="22"/>
+          <w:szCs w:val="22"/>
+        </w:rPr>
+      </w:pPr>
+      <w:r>
+        <w:rPr>
+          <w:rFonts w:eastAsiaTheme="majorEastAsia" w:cstheme="majorBidi"/>
+          <w:sz w:val="22"/>
+          <w:szCs w:val="22"/>
+        </w:rPr>
+        <w:t>}</w:t>
+      </w:r>
+    </w:p>
+    <w:p>
+      <w:pPr>
+        <w:rPr>
+          <w:rFonts w:eastAsiaTheme="majorEastAsia" w:cstheme="majorBidi"/>
+          <w:sz w:val="22"/>
+          <w:szCs w:val="22"/>
+        </w:rPr>
+      </w:pPr>
+    </w:p>
+    <w:p>
+      <w:pPr>
+        <w:rPr>
+          <w:rFonts w:eastAsiaTheme="majorEastAsia" w:cstheme="majorBidi"/>
+          <w:sz w:val="22"/>
+          <w:szCs w:val="22"/>
+        </w:rPr>
+      </w:pPr>
+      <w:r>
+        <w:rPr>
+          <w:rFonts w:eastAsiaTheme="majorEastAsia" w:cstheme="majorBidi"/>
+          <w:sz w:val="22"/>
+          <w:szCs w:val="22"/>
+        </w:rPr>
+        <w:t>This increases flexibility and object reuse.</w:t>
+      </w:r>
+    </w:p>
+    <w:p>
+      <w:pPr>
+        <w:rPr>
+          <w:rFonts w:eastAsiaTheme="majorEastAsia" w:cstheme="majorBidi"/>
+        </w:rPr>
+      </w:pPr>
+    </w:p>
+    <w:p>
+      <w:pPr>
+        <w:rPr>
+          <w:rFonts w:eastAsiaTheme="majorEastAsia" w:cstheme="majorBidi"/>
+        </w:rPr>
+      </w:pPr>
+    </w:p>
+    <w:p>
+      <w:pPr>
+        <w:rPr>
+          <w:rFonts w:eastAsiaTheme="majorEastAsia" w:cstheme="majorBidi"/>
+        </w:rPr>
+      </w:pPr>
+    </w:p>
+    <w:p>
+      <w:pPr>
+        <w:pStyle w:val="Heading2"/>
+      </w:pPr>
+      <w:r>
+        <w:t>Variables</w:t>
+      </w:r>
+    </w:p>
+    <w:p>
+      <w:pPr>
+        <w:rPr>
+          <w:rFonts w:eastAsiaTheme="majorEastAsia" w:cstheme="majorBidi"/>
+          <w:sz w:val="22"/>
+          <w:szCs w:val="22"/>
+        </w:rPr>
+      </w:pPr>
+    </w:p>
+    <w:p>
+      <w:pPr>
+        <w:rPr>
+          <w:rFonts w:eastAsiaTheme="majorEastAsia" w:cstheme="majorBidi"/>
+          <w:sz w:val="22"/>
+          <w:szCs w:val="22"/>
+        </w:rPr>
+      </w:pPr>
+      <w:r>
+        <w:rPr>
+          <w:rFonts w:eastAsiaTheme="majorEastAsia" w:cstheme="majorBidi"/>
+          <w:sz w:val="22"/>
+          <w:szCs w:val="22"/>
+        </w:rPr>
+        <w:t>Variables store data used by actors and worlds</w:t>
+      </w:r>
+      <w:r>
+        <w:rPr>
+          <w:rFonts w:eastAsiaTheme="majorEastAsia" w:cstheme="majorBidi"/>
+          <w:sz w:val="22"/>
+          <w:szCs w:val="22"/>
+        </w:rPr>
+        <w:t>.</w:t>
+      </w:r>
+    </w:p>
+    <w:p>
+      <w:pPr>
+        <w:rPr>
+          <w:rFonts w:eastAsiaTheme="majorEastAsia" w:cstheme="majorBidi"/>
+          <w:sz w:val="22"/>
+          <w:szCs w:val="22"/>
+        </w:rPr>
+      </w:pPr>
+      <w:r>
+        <w:rPr>
+          <w:rFonts w:eastAsiaTheme="majorEastAsia" w:cstheme="majorBidi"/>
+          <w:sz w:val="22"/>
+          <w:szCs w:val="22"/>
+        </w:rPr>
+        <w:t>Common examples:</w:t>
+      </w:r>
+    </w:p>
+    <w:p>
+      <w:pPr>
+        <w:rPr>
+          <w:rFonts w:eastAsiaTheme="majorEastAsia" w:cstheme="majorBidi"/>
+          <w:sz w:val="22"/>
+          <w:szCs w:val="22"/>
+        </w:rPr>
+      </w:pPr>
+      <w:r>
+        <w:rPr>
+          <w:rFonts w:eastAsiaTheme="majorEastAsia" w:cstheme="majorBidi"/>
+          <w:sz w:val="22"/>
+          <w:szCs w:val="22"/>
+        </w:rPr>
+        <w:t>- Score</w:t>
+      </w:r>
+    </w:p>
+    <w:p>
+      <w:pPr>
+        <w:rPr>
+          <w:rFonts w:eastAsiaTheme="majorEastAsia" w:cstheme="majorBidi"/>
+          <w:sz w:val="22"/>
+          <w:szCs w:val="22"/>
+        </w:rPr>
+      </w:pPr>
+      <w:r>
+        <w:rPr>
+          <w:rFonts w:eastAsiaTheme="majorEastAsia" w:cstheme="majorBidi"/>
+          <w:sz w:val="22"/>
+          <w:szCs w:val="22"/>
+        </w:rPr>
+        <w:t>- Health</w:t>
+      </w:r>
+    </w:p>
+    <w:p>
+      <w:pPr>
+        <w:rPr>
+          <w:rFonts w:eastAsiaTheme="majorEastAsia" w:cstheme="majorBidi"/>
+          <w:sz w:val="22"/>
+          <w:szCs w:val="22"/>
+        </w:rPr>
+      </w:pPr>
+      <w:r>
+        <w:rPr>
+          <w:rFonts w:eastAsiaTheme="majorEastAsia" w:cstheme="majorBidi"/>
+          <w:sz w:val="22"/>
+          <w:szCs w:val="22"/>
+        </w:rPr>
+        <w:t>- Speed</w:t>
+      </w:r>
+    </w:p>
+    <w:p>
+      <w:pPr>
+        <w:rPr>
+          <w:rFonts w:eastAsiaTheme="majorEastAsia" w:cstheme="majorBidi"/>
+          <w:sz w:val="22"/>
+          <w:szCs w:val="22"/>
+        </w:rPr>
+      </w:pPr>
+      <w:r>
+        <w:rPr>
+          <w:rFonts w:eastAsiaTheme="majorEastAsia" w:cstheme="majorBidi"/>
+          <w:sz w:val="22"/>
+          <w:szCs w:val="22"/>
+        </w:rPr>
+        <w:t>- Damage</w:t>
+      </w:r>
+    </w:p>
+    <w:p>
+      <w:pPr>
+        <w:rPr>
+          <w:rFonts w:eastAsiaTheme="majorEastAsia" w:cstheme="majorBidi"/>
+          <w:sz w:val="22"/>
+          <w:szCs w:val="22"/>
+        </w:rPr>
+      </w:pPr>
+      <w:r>
+        <w:rPr>
+          <w:rFonts w:eastAsiaTheme="majorEastAsia" w:cstheme="majorBidi"/>
+          <w:sz w:val="22"/>
+          <w:szCs w:val="22"/>
+        </w:rPr>
+        <w:t>- Lives</w:t>
+      </w:r>
+    </w:p>
+    <w:p>
+      <w:pPr>
+        <w:rPr>
+          <w:rFonts w:eastAsiaTheme="majorEastAsia" w:cstheme="majorBidi"/>
+          <w:sz w:val="22"/>
+          <w:szCs w:val="22"/>
+        </w:rPr>
+      </w:pPr>
+      <w:r>
+        <w:rPr>
+          <w:rFonts w:eastAsiaTheme="majorEastAsia" w:cstheme="majorBidi"/>
+          <w:sz w:val="22"/>
+          <w:szCs w:val="22"/>
+        </w:rPr>
+        <w:lastRenderedPageBreak/>
+        <w:t>Ex</w:t>
+      </w:r>
+      <w:r>
+        <w:rPr>
+          <w:rFonts w:eastAsiaTheme="majorEastAsia" w:cstheme="majorBidi"/>
+          <w:sz w:val="22"/>
+          <w:szCs w:val="22"/>
+        </w:rPr>
+        <w:t>a</w:t>
+      </w:r>
+      <w:r>
+        <w:rPr>
+          <w:rFonts w:eastAsiaTheme="majorEastAsia" w:cstheme="majorBidi"/>
+          <w:sz w:val="22"/>
+          <w:szCs w:val="22"/>
+        </w:rPr>
+        <w:t>mple:</w:t>
+      </w:r>
+    </w:p>
+    <w:p>
+      <w:pPr>
+        <w:rPr>
+          <w:rFonts w:eastAsiaTheme="majorEastAsia" w:cstheme="majorBidi"/>
+          <w:sz w:val="22"/>
+          <w:szCs w:val="22"/>
+        </w:rPr>
+      </w:pPr>
+      <w:r>
+        <w:rPr>
+          <w:rFonts w:eastAsiaTheme="majorEastAsia" w:cstheme="majorBidi"/>
+          <w:sz w:val="22"/>
+          <w:szCs w:val="22"/>
+        </w:rPr>
+        <w:t>private int speed = 3;</w:t>
+      </w:r>
+    </w:p>
+    <w:p>
+      <w:pPr>
+        <w:rPr>
+          <w:rFonts w:eastAsiaTheme="majorEastAsia" w:cstheme="majorBidi"/>
+          <w:sz w:val="22"/>
+          <w:szCs w:val="22"/>
+        </w:rPr>
+      </w:pPr>
+    </w:p>
+    <w:p>
+      <w:pPr>
+        <w:rPr>
+          <w:rFonts w:eastAsiaTheme="majorEastAsia" w:cstheme="majorBidi"/>
+          <w:sz w:val="22"/>
+          <w:szCs w:val="22"/>
+        </w:rPr>
+      </w:pPr>
+      <w:r>
+        <w:rPr>
+          <w:rFonts w:eastAsiaTheme="majorEastAsia" w:cstheme="majorBidi"/>
+          <w:sz w:val="22"/>
+          <w:szCs w:val="22"/>
+        </w:rPr>
+        <w:t>Variables should normally be declared private unless</w:t>
+      </w:r>
+    </w:p>
+    <w:p>
+      <w:pPr>
+        <w:rPr>
+          <w:rFonts w:eastAsiaTheme="majorEastAsia" w:cstheme="majorBidi"/>
+          <w:sz w:val="22"/>
+          <w:szCs w:val="22"/>
+        </w:rPr>
+      </w:pPr>
+      <w:r>
+        <w:rPr>
+          <w:rFonts w:eastAsiaTheme="majorEastAsia" w:cstheme="majorBidi"/>
+          <w:sz w:val="22"/>
+          <w:szCs w:val="22"/>
+        </w:rPr>
+        <w:t>access is required elsewhere.</w:t>
+      </w:r>
+    </w:p>
+    <w:p>
+      <w:pPr>
+        <w:rPr>
+          <w:rFonts w:eastAsiaTheme="majorEastAsia" w:cstheme="majorBidi"/>
+          <w:sz w:val="22"/>
+          <w:szCs w:val="22"/>
+        </w:rPr>
+      </w:pPr>
+      <w:r>
+        <w:rPr>
+          <w:rFonts w:eastAsiaTheme="majorEastAsia" w:cstheme="majorBidi"/>
+          <w:sz w:val="22"/>
+          <w:szCs w:val="22"/>
+        </w:rPr>
+        <w:t>Benefits of variables:</w:t>
+      </w:r>
+    </w:p>
+    <w:p>
+      <w:pPr>
+        <w:rPr>
+          <w:rFonts w:eastAsiaTheme="majorEastAsia" w:cstheme="majorBidi"/>
+          <w:sz w:val="22"/>
+          <w:szCs w:val="22"/>
+        </w:rPr>
+      </w:pPr>
+    </w:p>
+    <w:p>
+      <w:pPr>
+        <w:rPr>
+          <w:rFonts w:eastAsiaTheme="majorEastAsia" w:cstheme="majorBidi"/>
+          <w:sz w:val="22"/>
+          <w:szCs w:val="22"/>
+        </w:rPr>
+      </w:pPr>
+      <w:r>
+        <w:rPr>
+          <w:rFonts w:eastAsiaTheme="majorEastAsia" w:cstheme="majorBidi"/>
+          <w:sz w:val="22"/>
+          <w:szCs w:val="22"/>
+        </w:rPr>
+        <w:t>- Easier balancing</w:t>
+      </w:r>
+    </w:p>
+    <w:p>
+      <w:pPr>
+        <w:rPr>
+          <w:rFonts w:eastAsiaTheme="majorEastAsia" w:cstheme="majorBidi"/>
+          <w:sz w:val="22"/>
+          <w:szCs w:val="22"/>
+        </w:rPr>
+      </w:pPr>
+      <w:r>
+        <w:rPr>
+          <w:rFonts w:eastAsiaTheme="majorEastAsia" w:cstheme="majorBidi"/>
+          <w:sz w:val="22"/>
+          <w:szCs w:val="22"/>
+        </w:rPr>
+        <w:t>- Improved flexibility</w:t>
+      </w:r>
+    </w:p>
+    <w:p>
+      <w:pPr>
+        <w:rPr>
+          <w:rFonts w:eastAsiaTheme="majorEastAsia" w:cstheme="majorBidi"/>
+          <w:sz w:val="22"/>
+          <w:szCs w:val="22"/>
+        </w:rPr>
+      </w:pPr>
+      <w:r>
+        <w:rPr>
+          <w:rFonts w:eastAsiaTheme="majorEastAsia" w:cstheme="majorBidi"/>
+          <w:sz w:val="22"/>
+          <w:szCs w:val="22"/>
+        </w:rPr>
+        <w:t>- Dynamic gameplay</w:t>
+      </w:r>
+    </w:p>
+    <w:p>
+      <w:pPr>
+        <w:rPr>
+          <w:rFonts w:eastAsiaTheme="majorEastAsia" w:cstheme="majorBidi"/>
+          <w:sz w:val="22"/>
+          <w:szCs w:val="22"/>
+        </w:rPr>
+      </w:pPr>
+      <w:r>
+        <w:rPr>
+          <w:rFonts w:eastAsiaTheme="majorEastAsia" w:cstheme="majorBidi"/>
+          <w:sz w:val="22"/>
+          <w:szCs w:val="22"/>
+        </w:rPr>
+        <w:t>- Reusable code</w:t>
+      </w:r>
+    </w:p>
+    <w:p>
+      <w:pPr>
+        <w:rPr>
+          <w:rFonts w:eastAsiaTheme="majorEastAsia" w:cstheme="majorBidi"/>
+          <w:sz w:val="22"/>
+          <w:szCs w:val="22"/>
+        </w:rPr>
+      </w:pPr>
+    </w:p>
+    <w:p>
+      <w:pPr>
+        <w:rPr>
+          <w:rFonts w:eastAsiaTheme="majorEastAsia" w:cstheme="majorBidi"/>
+          <w:sz w:val="22"/>
+          <w:szCs w:val="22"/>
+        </w:rPr>
+      </w:pPr>
+    </w:p>
+    <w:p>
+      <w:pPr>
+        <w:rPr>
+          <w:rFonts w:eastAsiaTheme="majorEastAsia" w:cstheme="majorBidi"/>
+          <w:sz w:val="22"/>
+          <w:szCs w:val="22"/>
+        </w:rPr>
+      </w:pPr>
+    </w:p>
+    <w:p>
+      <w:pPr>
+        <w:pStyle w:val="Heading2"/>
+      </w:pPr>
+      <w:r>
+        <w:t>Conditional Statements</w:t>
+      </w:r>
+    </w:p>
+    <w:p>
+      <w:pPr>
+        <w:rPr>
+          <w:rFonts w:eastAsiaTheme="majorEastAsia" w:cstheme="majorBidi"/>
+          <w:sz w:val="22"/>
+          <w:szCs w:val="22"/>
+        </w:rPr>
+      </w:pPr>
+      <w:r>
+        <w:rPr>
+          <w:rFonts w:eastAsiaTheme="majorEastAsia" w:cstheme="majorBidi"/>
+          <w:sz w:val="22"/>
+          <w:szCs w:val="22"/>
+        </w:rPr>
+        <w:t>Conditional statements control decision making.</w:t>
+      </w:r>
+    </w:p>
+    <w:p>
+      <w:pPr>
+        <w:rPr>
+          <w:rFonts w:eastAsiaTheme="majorEastAsia" w:cstheme="majorBidi"/>
+          <w:sz w:val="22"/>
+          <w:szCs w:val="22"/>
+        </w:rPr>
+      </w:pPr>
+      <w:r>
+        <w:rPr>
+          <w:rFonts w:eastAsiaTheme="majorEastAsia" w:cstheme="majorBidi"/>
+          <w:sz w:val="22"/>
+          <w:szCs w:val="22"/>
+        </w:rPr>
+        <w:t>Example:</w:t>
+      </w:r>
+    </w:p>
+    <w:p>
+      <w:pPr>
+        <w:rPr>
+          <w:rFonts w:eastAsiaTheme="majorEastAsia" w:cstheme="majorBidi"/>
+          <w:sz w:val="22"/>
+          <w:szCs w:val="22"/>
+        </w:rPr>
+      </w:pPr>
+      <w:r>
+        <w:rPr>
+          <w:rFonts w:eastAsiaTheme="majorEastAsia" w:cstheme="majorBidi"/>
+          <w:sz w:val="22"/>
+          <w:szCs w:val="22"/>
+        </w:rPr>
+        <w:t>if(isTouching(Wall.class))</w:t>
+      </w:r>
+    </w:p>
+    <w:p>
+      <w:pPr>
+        <w:rPr>
+          <w:rFonts w:eastAsiaTheme="majorEastAsia" w:cstheme="majorBidi"/>
+          <w:sz w:val="22"/>
+          <w:szCs w:val="22"/>
+        </w:rPr>
+      </w:pPr>
+      <w:r>
+        <w:rPr>
+          <w:rFonts w:eastAsiaTheme="majorEastAsia" w:cstheme="majorBidi"/>
+          <w:sz w:val="22"/>
+          <w:szCs w:val="22"/>
+        </w:rPr>
+        <w:t>{</w:t>
+      </w:r>
+    </w:p>
+    <w:p>
+      <w:pPr>
+        <w:rPr>
+          <w:rFonts w:eastAsiaTheme="majorEastAsia" w:cstheme="majorBidi"/>
+          <w:sz w:val="22"/>
+          <w:szCs w:val="22"/>
+        </w:rPr>
+      </w:pPr>
+      <w:r>
+        <w:rPr>
+          <w:rFonts w:eastAsiaTheme="majorEastAsia" w:cstheme="majorBidi"/>
+          <w:sz w:val="22"/>
+          <w:szCs w:val="22"/>
+        </w:rPr>
+        <w:t xml:space="preserve">    turn(180);</w:t>
+      </w:r>
+    </w:p>
+    <w:p>
+      <w:pPr>
+        <w:rPr>
+          <w:rFonts w:eastAsiaTheme="majorEastAsia" w:cstheme="majorBidi"/>
+          <w:sz w:val="22"/>
+          <w:szCs w:val="22"/>
+        </w:rPr>
+      </w:pPr>
+      <w:r>
+        <w:rPr>
+          <w:rFonts w:eastAsiaTheme="majorEastAsia" w:cstheme="majorBidi"/>
+          <w:sz w:val="22"/>
+          <w:szCs w:val="22"/>
+        </w:rPr>
+        <w:t>}</w:t>
+      </w:r>
+    </w:p>
+    <w:p>
+      <w:pPr>
+        <w:rPr>
+          <w:rFonts w:eastAsiaTheme="majorEastAsia" w:cstheme="majorBidi"/>
+          <w:sz w:val="22"/>
+          <w:szCs w:val="22"/>
+        </w:rPr>
+      </w:pPr>
+    </w:p>
+    <w:p>
+      <w:pPr>
+        <w:rPr>
+          <w:rFonts w:eastAsiaTheme="majorEastAsia" w:cstheme="majorBidi"/>
+          <w:sz w:val="22"/>
+          <w:szCs w:val="22"/>
+        </w:rPr>
+      </w:pPr>
+      <w:r>
+        <w:rPr>
+          <w:rFonts w:eastAsiaTheme="majorEastAsia" w:cstheme="majorBidi"/>
+          <w:sz w:val="22"/>
+          <w:szCs w:val="22"/>
+        </w:rPr>
+        <w:t>Conditions are heavily used in:</w:t>
+      </w:r>
+    </w:p>
+    <w:p>
+      <w:pPr>
+        <w:rPr>
+          <w:rFonts w:eastAsiaTheme="majorEastAsia" w:cstheme="majorBidi"/>
+          <w:sz w:val="22"/>
+          <w:szCs w:val="22"/>
+        </w:rPr>
+      </w:pPr>
+      <w:r>
+        <w:rPr>
+          <w:rFonts w:eastAsiaTheme="majorEastAsia" w:cstheme="majorBidi"/>
+          <w:sz w:val="22"/>
+          <w:szCs w:val="22"/>
+        </w:rPr>
+        <w:t>- AI systems</w:t>
+      </w:r>
+    </w:p>
+    <w:p>
+      <w:pPr>
+        <w:rPr>
+          <w:rFonts w:eastAsiaTheme="majorEastAsia" w:cstheme="majorBidi"/>
+          <w:sz w:val="22"/>
+          <w:szCs w:val="22"/>
+        </w:rPr>
+      </w:pPr>
+      <w:r>
+        <w:rPr>
+          <w:rFonts w:eastAsiaTheme="majorEastAsia" w:cstheme="majorBidi"/>
+          <w:sz w:val="22"/>
+          <w:szCs w:val="22"/>
+        </w:rPr>
+        <w:t>- Movement restrictions</w:t>
+      </w:r>
+    </w:p>
+    <w:p>
+      <w:pPr>
+        <w:rPr>
+          <w:rFonts w:eastAsiaTheme="majorEastAsia" w:cstheme="majorBidi"/>
+          <w:sz w:val="22"/>
+          <w:szCs w:val="22"/>
+        </w:rPr>
+      </w:pPr>
+      <w:r>
+        <w:rPr>
+          <w:rFonts w:eastAsiaTheme="majorEastAsia" w:cstheme="majorBidi"/>
+          <w:sz w:val="22"/>
+          <w:szCs w:val="22"/>
+        </w:rPr>
+        <w:t>- Collision responses</w:t>
+      </w:r>
+    </w:p>
+    <w:p>
+      <w:pPr>
+        <w:rPr>
+          <w:rFonts w:eastAsiaTheme="majorEastAsia" w:cstheme="majorBidi"/>
+          <w:sz w:val="22"/>
+          <w:szCs w:val="22"/>
+        </w:rPr>
+      </w:pPr>
+      <w:r>
+        <w:rPr>
+          <w:rFonts w:eastAsiaTheme="majorEastAsia" w:cstheme="majorBidi"/>
+          <w:sz w:val="22"/>
+          <w:szCs w:val="22"/>
+        </w:rPr>
+        <w:t>- Scoring systems</w:t>
+      </w:r>
+    </w:p>
+    <w:p>
+      <w:pPr>
+        <w:rPr>
+          <w:rFonts w:eastAsiaTheme="majorEastAsia" w:cstheme="majorBidi"/>
+          <w:sz w:val="22"/>
+          <w:szCs w:val="22"/>
+        </w:rPr>
+      </w:pPr>
+      <w:r>
+        <w:rPr>
+          <w:rFonts w:eastAsiaTheme="majorEastAsia" w:cstheme="majorBidi"/>
+          <w:sz w:val="22"/>
+          <w:szCs w:val="22"/>
+        </w:rPr>
+        <w:t>- Health systems</w:t>
+      </w:r>
+    </w:p>
+    <w:p>
+      <w:pPr>
+        <w:rPr>
+          <w:rFonts w:eastAsiaTheme="majorEastAsia" w:cstheme="majorBidi"/>
+          <w:sz w:val="22"/>
+          <w:szCs w:val="22"/>
+        </w:rPr>
+      </w:pPr>
+    </w:p>
+    <w:p>
+      <w:pPr>
+        <w:rPr>
+          <w:rFonts w:eastAsiaTheme="majorEastAsia" w:cstheme="majorBidi"/>
+          <w:sz w:val="22"/>
+          <w:szCs w:val="22"/>
+        </w:rPr>
+      </w:pPr>
+      <w:r>
+        <w:rPr>
+          <w:rFonts w:eastAsiaTheme="majorEastAsia" w:cstheme="majorBidi"/>
+          <w:sz w:val="22"/>
+          <w:szCs w:val="22"/>
+        </w:rPr>
+        <w:lastRenderedPageBreak/>
+        <w:t>Else statements allow alternative outcomes.</w:t>
+      </w:r>
+    </w:p>
+    <w:p>
+      <w:pPr>
+        <w:rPr>
+          <w:rFonts w:eastAsiaTheme="majorEastAsia" w:cstheme="majorBidi"/>
+          <w:sz w:val="22"/>
+          <w:szCs w:val="22"/>
+        </w:rPr>
+      </w:pPr>
+      <w:r>
+        <w:rPr>
+          <w:rFonts w:eastAsiaTheme="majorEastAsia" w:cstheme="majorBidi"/>
+          <w:sz w:val="22"/>
+          <w:szCs w:val="22"/>
+        </w:rPr>
+        <w:t>Example:</w:t>
+      </w:r>
+    </w:p>
+    <w:p>
+      <w:pPr>
+        <w:rPr>
+          <w:rFonts w:eastAsiaTheme="majorEastAsia" w:cstheme="majorBidi"/>
+          <w:sz w:val="22"/>
+          <w:szCs w:val="22"/>
+        </w:rPr>
+      </w:pPr>
+      <w:r>
+        <w:rPr>
+          <w:rFonts w:eastAsiaTheme="majorEastAsia" w:cstheme="majorBidi"/>
+          <w:sz w:val="22"/>
+          <w:szCs w:val="22"/>
+        </w:rPr>
+        <w:t>if(health &lt;= 0)</w:t>
+      </w:r>
+    </w:p>
+    <w:p>
+      <w:pPr>
+        <w:rPr>
+          <w:rFonts w:eastAsiaTheme="majorEastAsia" w:cstheme="majorBidi"/>
+          <w:sz w:val="22"/>
+          <w:szCs w:val="22"/>
+        </w:rPr>
+      </w:pPr>
+      <w:r>
+        <w:rPr>
+          <w:rFonts w:eastAsiaTheme="majorEastAsia" w:cstheme="majorBidi"/>
+          <w:sz w:val="22"/>
+          <w:szCs w:val="22"/>
+        </w:rPr>
+        <w:t>{</w:t>
+      </w:r>
+    </w:p>
+    <w:p>
+      <w:pPr>
+        <w:rPr>
+          <w:rFonts w:eastAsiaTheme="majorEastAsia" w:cstheme="majorBidi"/>
+          <w:sz w:val="22"/>
+          <w:szCs w:val="22"/>
+        </w:rPr>
+      </w:pPr>
+      <w:r>
+        <w:rPr>
+          <w:rFonts w:eastAsiaTheme="majorEastAsia" w:cstheme="majorBidi"/>
+          <w:sz w:val="22"/>
+          <w:szCs w:val="22"/>
+        </w:rPr>
+        <w:t xml:space="preserve">    die();</w:t>
+      </w:r>
+    </w:p>
+    <w:p>
+      <w:pPr>
+        <w:rPr>
+          <w:rFonts w:eastAsiaTheme="majorEastAsia" w:cstheme="majorBidi"/>
+          <w:sz w:val="22"/>
+          <w:szCs w:val="22"/>
+        </w:rPr>
+      </w:pPr>
+      <w:r>
+        <w:rPr>
+          <w:rFonts w:eastAsiaTheme="majorEastAsia" w:cstheme="majorBidi"/>
+          <w:sz w:val="22"/>
+          <w:szCs w:val="22"/>
+        </w:rPr>
+        <w:t>}</w:t>
+      </w:r>
+    </w:p>
+    <w:p>
+      <w:pPr>
+        <w:rPr>
+          <w:rFonts w:eastAsiaTheme="majorEastAsia" w:cstheme="majorBidi"/>
+          <w:sz w:val="22"/>
+          <w:szCs w:val="22"/>
+        </w:rPr>
+      </w:pPr>
+      <w:r>
+        <w:rPr>
+          <w:rFonts w:eastAsiaTheme="majorEastAsia" w:cstheme="majorBidi"/>
+          <w:sz w:val="22"/>
+          <w:szCs w:val="22"/>
+        </w:rPr>
+        <w:t>else</w:t>
+      </w:r>
+    </w:p>
+    <w:p>
+      <w:pPr>
+        <w:rPr>
+          <w:rFonts w:eastAsiaTheme="majorEastAsia" w:cstheme="majorBidi"/>
+          <w:sz w:val="22"/>
+          <w:szCs w:val="22"/>
+        </w:rPr>
+      </w:pPr>
+      <w:r>
+        <w:rPr>
+          <w:rFonts w:eastAsiaTheme="majorEastAsia" w:cstheme="majorBidi"/>
+          <w:sz w:val="22"/>
+          <w:szCs w:val="22"/>
+        </w:rPr>
+        <w:t>{</w:t>
+      </w:r>
+    </w:p>
+    <w:p>
+      <w:pPr>
+        <w:rPr>
+          <w:rFonts w:eastAsiaTheme="majorEastAsia" w:cstheme="majorBidi"/>
+          <w:sz w:val="22"/>
+          <w:szCs w:val="22"/>
+        </w:rPr>
+      </w:pPr>
+      <w:r>
+        <w:rPr>
+          <w:rFonts w:eastAsiaTheme="majorEastAsia" w:cstheme="majorBidi"/>
+          <w:sz w:val="22"/>
+          <w:szCs w:val="22"/>
+        </w:rPr>
+        <w:t xml:space="preserve">    move(speed);</w:t>
+      </w:r>
+    </w:p>
+    <w:p>
+      <w:pPr>
+        <w:rPr>
+          <w:rFonts w:eastAsiaTheme="majorEastAsia" w:cstheme="majorBidi"/>
+          <w:sz w:val="22"/>
+          <w:szCs w:val="22"/>
+        </w:rPr>
+      </w:pPr>
+      <w:r>
+        <w:rPr>
+          <w:rFonts w:eastAsiaTheme="majorEastAsia" w:cstheme="majorBidi"/>
+          <w:sz w:val="22"/>
+          <w:szCs w:val="22"/>
+        </w:rPr>
+        <w:t>}</w:t>
+      </w:r>
+    </w:p>
+    <w:p>
+      <w:pPr>
+        <w:rPr>
+          <w:rFonts w:eastAsiaTheme="majorEastAsia" w:cstheme="majorBidi"/>
+          <w:sz w:val="22"/>
+          <w:szCs w:val="22"/>
+        </w:rPr>
+      </w:pPr>
+    </w:p>
+    <w:p>
+      <w:pPr>
+        <w:rPr>
+          <w:rFonts w:eastAsiaTheme="majorEastAsia" w:cstheme="majorBidi"/>
+          <w:sz w:val="22"/>
+          <w:szCs w:val="22"/>
+        </w:rPr>
+      </w:pPr>
+    </w:p>
+    <w:p>
+      <w:pPr>
+        <w:rPr>
+          <w:rFonts w:eastAsiaTheme="majorEastAsia" w:cstheme="majorBidi"/>
+          <w:sz w:val="22"/>
+          <w:szCs w:val="22"/>
+        </w:rPr>
+      </w:pPr>
+    </w:p>
+    <w:p>
+      <w:pPr>
+        <w:pStyle w:val="Heading2"/>
+      </w:pPr>
+      <w:r>
+        <w:t>Randomisation</w:t>
+      </w:r>
+    </w:p>
+    <w:p>
+      <w:pPr>
+        <w:rPr>
+          <w:rFonts w:eastAsiaTheme="majorEastAsia" w:cstheme="majorBidi"/>
+          <w:sz w:val="22"/>
+          <w:szCs w:val="22"/>
+        </w:rPr>
+      </w:pPr>
+      <w:r>
+        <w:rPr>
+          <w:rFonts w:eastAsiaTheme="majorEastAsia" w:cstheme="majorBidi"/>
+          <w:sz w:val="22"/>
+          <w:szCs w:val="22"/>
+        </w:rPr>
+        <w:t>Greenfoot supports random number generation through</w:t>
+      </w:r>
+      <w:r>
+        <w:rPr>
+          <w:rFonts w:eastAsiaTheme="majorEastAsia" w:cstheme="majorBidi"/>
+          <w:sz w:val="22"/>
+          <w:szCs w:val="22"/>
+        </w:rPr>
+        <w:t xml:space="preserve"> </w:t>
+      </w:r>
+      <w:r>
+        <w:rPr>
+          <w:rFonts w:eastAsiaTheme="majorEastAsia" w:cstheme="majorBidi"/>
+          <w:sz w:val="22"/>
+          <w:szCs w:val="22"/>
+        </w:rPr>
+        <w:t>Greenfoot.getRandomNumber()</w:t>
+      </w:r>
+    </w:p>
+    <w:p>
+      <w:pPr>
+        <w:rPr>
+          <w:rFonts w:eastAsiaTheme="majorEastAsia" w:cstheme="majorBidi"/>
+          <w:sz w:val="22"/>
+          <w:szCs w:val="22"/>
+        </w:rPr>
+      </w:pPr>
+      <w:r>
+        <w:rPr>
+          <w:rFonts w:eastAsiaTheme="majorEastAsia" w:cstheme="majorBidi"/>
+          <w:sz w:val="22"/>
+          <w:szCs w:val="22"/>
+        </w:rPr>
+        <w:t>Example:</w:t>
+      </w:r>
+    </w:p>
+    <w:p>
+      <w:pPr>
+        <w:rPr>
+          <w:rFonts w:eastAsiaTheme="majorEastAsia" w:cstheme="majorBidi"/>
+          <w:sz w:val="22"/>
+          <w:szCs w:val="22"/>
+        </w:rPr>
+      </w:pPr>
+      <w:r>
+        <w:rPr>
+          <w:rFonts w:eastAsiaTheme="majorEastAsia" w:cstheme="majorBidi"/>
+          <w:sz w:val="22"/>
+          <w:szCs w:val="22"/>
+        </w:rPr>
+        <w:t>int randomX = Greenfoot.getRandomNumber(600);</w:t>
+      </w:r>
+    </w:p>
+    <w:p>
+      <w:pPr>
+        <w:rPr>
+          <w:rFonts w:eastAsiaTheme="majorEastAsia" w:cstheme="majorBidi"/>
+          <w:sz w:val="22"/>
+          <w:szCs w:val="22"/>
+        </w:rPr>
+      </w:pPr>
+    </w:p>
+    <w:p>
+      <w:pPr>
+        <w:rPr>
+          <w:rFonts w:eastAsiaTheme="majorEastAsia" w:cstheme="majorBidi"/>
+          <w:sz w:val="22"/>
+          <w:szCs w:val="22"/>
+        </w:rPr>
+      </w:pPr>
+      <w:r>
+        <w:rPr>
+          <w:rFonts w:eastAsiaTheme="majorEastAsia" w:cstheme="majorBidi"/>
+          <w:sz w:val="22"/>
+          <w:szCs w:val="22"/>
+        </w:rPr>
+        <w:t>Uses include:</w:t>
+      </w:r>
+    </w:p>
+    <w:p>
+      <w:pPr>
+        <w:rPr>
+          <w:rFonts w:eastAsiaTheme="majorEastAsia" w:cstheme="majorBidi"/>
+          <w:sz w:val="22"/>
+          <w:szCs w:val="22"/>
+        </w:rPr>
+      </w:pPr>
+      <w:r>
+        <w:rPr>
+          <w:rFonts w:eastAsiaTheme="majorEastAsia" w:cstheme="majorBidi"/>
+          <w:sz w:val="22"/>
+          <w:szCs w:val="22"/>
+        </w:rPr>
+        <w:t>- Random enemy spawning</w:t>
+      </w:r>
+    </w:p>
+    <w:p>
+      <w:pPr>
+        <w:rPr>
+          <w:rFonts w:eastAsiaTheme="majorEastAsia" w:cstheme="majorBidi"/>
+          <w:sz w:val="22"/>
+          <w:szCs w:val="22"/>
+        </w:rPr>
+      </w:pPr>
+      <w:r>
+        <w:rPr>
+          <w:rFonts w:eastAsiaTheme="majorEastAsia" w:cstheme="majorBidi"/>
+          <w:sz w:val="22"/>
+          <w:szCs w:val="22"/>
+        </w:rPr>
+        <w:t>- Procedural movement</w:t>
+      </w:r>
+    </w:p>
+    <w:p>
+      <w:pPr>
+        <w:rPr>
+          <w:rFonts w:eastAsiaTheme="majorEastAsia" w:cstheme="majorBidi"/>
+          <w:sz w:val="22"/>
+          <w:szCs w:val="22"/>
+        </w:rPr>
+      </w:pPr>
+      <w:r>
+        <w:rPr>
+          <w:rFonts w:eastAsiaTheme="majorEastAsia" w:cstheme="majorBidi"/>
+          <w:sz w:val="22"/>
+          <w:szCs w:val="22"/>
+        </w:rPr>
+        <w:t>- Loot systems</w:t>
+      </w:r>
+    </w:p>
+    <w:p>
+      <w:pPr>
+        <w:rPr>
+          <w:rFonts w:eastAsiaTheme="majorEastAsia" w:cstheme="majorBidi"/>
+          <w:sz w:val="22"/>
+          <w:szCs w:val="22"/>
+        </w:rPr>
+      </w:pPr>
+      <w:r>
+        <w:rPr>
+          <w:rFonts w:eastAsiaTheme="majorEastAsia" w:cstheme="majorBidi"/>
+          <w:sz w:val="22"/>
+          <w:szCs w:val="22"/>
+        </w:rPr>
+        <w:t>- AI variation</w:t>
+      </w:r>
+    </w:p>
+    <w:p>
+      <w:pPr>
+        <w:rPr>
+          <w:rFonts w:eastAsiaTheme="majorEastAsia" w:cstheme="majorBidi"/>
+          <w:sz w:val="22"/>
+          <w:szCs w:val="22"/>
+        </w:rPr>
+      </w:pPr>
+      <w:r>
+        <w:rPr>
+          <w:rFonts w:eastAsiaTheme="majorEastAsia" w:cstheme="majorBidi"/>
+          <w:sz w:val="22"/>
+          <w:szCs w:val="22"/>
+        </w:rPr>
+        <w:t>Randomisation helps prevent repetitive gameplay.</w:t>
+      </w:r>
+    </w:p>
+    <w:p>
+      <w:pPr>
+        <w:rPr>
+          <w:rFonts w:eastAsiaTheme="majorEastAsia" w:cstheme="majorBidi"/>
+          <w:sz w:val="22"/>
+          <w:szCs w:val="22"/>
+        </w:rPr>
+      </w:pPr>
+    </w:p>
+    <w:p>
+      <w:pPr>
+        <w:rPr>
+          <w:rFonts w:eastAsiaTheme="majorEastAsia" w:cstheme="majorBidi"/>
+          <w:sz w:val="22"/>
+          <w:szCs w:val="22"/>
+        </w:rPr>
+      </w:pPr>
+    </w:p>
+    <w:p>
+      <w:pPr>
+        <w:rPr>
+          <w:rFonts w:eastAsiaTheme="majorEastAsia" w:cstheme="majorBidi"/>
+          <w:sz w:val="22"/>
+          <w:szCs w:val="22"/>
+        </w:rPr>
+      </w:pPr>
+    </w:p>
+    <w:p>
+      <w:pPr>
+        <w:rPr>
+          <w:rFonts w:eastAsiaTheme="majorEastAsia" w:cstheme="majorBidi"/>
+          <w:sz w:val="22"/>
+          <w:szCs w:val="22"/>
+        </w:rPr>
+      </w:pPr>
+    </w:p>
+    <w:p>
+      <w:pPr>
+        <w:rPr>
+          <w:rFonts w:eastAsiaTheme="majorEastAsia" w:cstheme="majorBidi"/>
+          <w:sz w:val="22"/>
+          <w:szCs w:val="22"/>
+        </w:rPr>
+      </w:pPr>
+    </w:p>
+    <w:p>
+      <w:pPr>
+        <w:pStyle w:val="Heading2"/>
+      </w:pPr>
+      <w:r>
+        <w:lastRenderedPageBreak/>
+        <w:t>Timers and Delays</w:t>
+      </w:r>
+    </w:p>
+    <w:p>
+      <w:pPr>
+        <w:rPr>
+          <w:rFonts w:eastAsiaTheme="majorEastAsia" w:cstheme="majorBidi"/>
+          <w:sz w:val="22"/>
+          <w:szCs w:val="22"/>
+        </w:rPr>
+      </w:pPr>
+    </w:p>
+    <w:p>
+      <w:pPr>
+        <w:rPr>
+          <w:rFonts w:eastAsiaTheme="majorEastAsia" w:cstheme="majorBidi"/>
+          <w:sz w:val="22"/>
+          <w:szCs w:val="22"/>
+        </w:rPr>
+      </w:pPr>
+      <w:r>
+        <w:rPr>
+          <w:rFonts w:eastAsiaTheme="majorEastAsia" w:cstheme="majorBidi"/>
+          <w:sz w:val="22"/>
+          <w:szCs w:val="22"/>
+        </w:rPr>
+        <w:t>Timers are commonly created using integer variables</w:t>
+      </w:r>
+    </w:p>
+    <w:p>
+      <w:pPr>
+        <w:rPr>
+          <w:rFonts w:eastAsiaTheme="majorEastAsia" w:cstheme="majorBidi"/>
+          <w:sz w:val="22"/>
+          <w:szCs w:val="22"/>
+        </w:rPr>
+      </w:pPr>
+      <w:r>
+        <w:rPr>
+          <w:rFonts w:eastAsiaTheme="majorEastAsia" w:cstheme="majorBidi"/>
+          <w:sz w:val="22"/>
+          <w:szCs w:val="22"/>
+        </w:rPr>
+        <w:t>that increase every act cycle.</w:t>
+      </w:r>
+    </w:p>
+    <w:p>
+      <w:pPr>
+        <w:rPr>
+          <w:rFonts w:eastAsiaTheme="majorEastAsia" w:cstheme="majorBidi"/>
+          <w:sz w:val="22"/>
+          <w:szCs w:val="22"/>
+        </w:rPr>
+      </w:pPr>
+      <w:r>
+        <w:rPr>
+          <w:rFonts w:eastAsiaTheme="majorEastAsia" w:cstheme="majorBidi"/>
+          <w:sz w:val="22"/>
+          <w:szCs w:val="22"/>
+        </w:rPr>
+        <w:t>Example:</w:t>
+      </w:r>
+    </w:p>
+    <w:p>
+      <w:pPr>
+        <w:rPr>
+          <w:rFonts w:eastAsiaTheme="majorEastAsia" w:cstheme="majorBidi"/>
+          <w:sz w:val="22"/>
+          <w:szCs w:val="22"/>
+        </w:rPr>
+      </w:pPr>
+      <w:r>
+        <w:rPr>
+          <w:rFonts w:eastAsiaTheme="majorEastAsia" w:cstheme="majorBidi"/>
+          <w:sz w:val="22"/>
+          <w:szCs w:val="22"/>
+        </w:rPr>
+        <w:t>timer++;</w:t>
+      </w:r>
+    </w:p>
+    <w:p>
+      <w:pPr>
+        <w:rPr>
+          <w:rFonts w:eastAsiaTheme="majorEastAsia" w:cstheme="majorBidi"/>
+          <w:sz w:val="22"/>
+          <w:szCs w:val="22"/>
+        </w:rPr>
+      </w:pPr>
+    </w:p>
+    <w:p>
+      <w:pPr>
+        <w:rPr>
+          <w:rFonts w:eastAsiaTheme="majorEastAsia" w:cstheme="majorBidi"/>
+          <w:sz w:val="22"/>
+          <w:szCs w:val="22"/>
+        </w:rPr>
+      </w:pPr>
+      <w:r>
+        <w:rPr>
+          <w:rFonts w:eastAsiaTheme="majorEastAsia" w:cstheme="majorBidi"/>
+          <w:sz w:val="22"/>
+          <w:szCs w:val="22"/>
+        </w:rPr>
+        <w:t>Conditions can then trigger events.</w:t>
+      </w:r>
+    </w:p>
+    <w:p>
+      <w:pPr>
+        <w:rPr>
+          <w:rFonts w:eastAsiaTheme="majorEastAsia" w:cstheme="majorBidi"/>
+          <w:sz w:val="22"/>
+          <w:szCs w:val="22"/>
+        </w:rPr>
+      </w:pPr>
+      <w:r>
+        <w:rPr>
+          <w:rFonts w:eastAsiaTheme="majorEastAsia" w:cstheme="majorBidi"/>
+          <w:sz w:val="22"/>
+          <w:szCs w:val="22"/>
+        </w:rPr>
+        <w:t>Example:</w:t>
+      </w:r>
+    </w:p>
+    <w:p>
+      <w:pPr>
+        <w:rPr>
+          <w:rFonts w:eastAsiaTheme="majorEastAsia" w:cstheme="majorBidi"/>
+          <w:sz w:val="22"/>
+          <w:szCs w:val="22"/>
+        </w:rPr>
+      </w:pPr>
+      <w:r>
+        <w:rPr>
+          <w:rFonts w:eastAsiaTheme="majorEastAsia" w:cstheme="majorBidi"/>
+          <w:sz w:val="22"/>
+          <w:szCs w:val="22"/>
+        </w:rPr>
+        <w:t>if(timer &gt; 100)</w:t>
+      </w:r>
+    </w:p>
+    <w:p>
+      <w:pPr>
+        <w:rPr>
+          <w:rFonts w:eastAsiaTheme="majorEastAsia" w:cstheme="majorBidi"/>
+          <w:sz w:val="22"/>
+          <w:szCs w:val="22"/>
+        </w:rPr>
+      </w:pPr>
+      <w:r>
+        <w:rPr>
+          <w:rFonts w:eastAsiaTheme="majorEastAsia" w:cstheme="majorBidi"/>
+          <w:sz w:val="22"/>
+          <w:szCs w:val="22"/>
+        </w:rPr>
+        <w:t>{</w:t>
+      </w:r>
+    </w:p>
+    <w:p>
+      <w:pPr>
+        <w:rPr>
+          <w:rFonts w:eastAsiaTheme="majorEastAsia" w:cstheme="majorBidi"/>
+          <w:sz w:val="22"/>
+          <w:szCs w:val="22"/>
+        </w:rPr>
+      </w:pPr>
+      <w:r>
+        <w:rPr>
+          <w:rFonts w:eastAsiaTheme="majorEastAsia" w:cstheme="majorBidi"/>
+          <w:sz w:val="22"/>
+          <w:szCs w:val="22"/>
+        </w:rPr>
+        <w:t xml:space="preserve">    spawnEnemy();</w:t>
+      </w:r>
+    </w:p>
+    <w:p>
+      <w:pPr>
+        <w:rPr>
+          <w:rFonts w:eastAsiaTheme="majorEastAsia" w:cstheme="majorBidi"/>
+          <w:sz w:val="22"/>
+          <w:szCs w:val="22"/>
+        </w:rPr>
+      </w:pPr>
+      <w:r>
+        <w:rPr>
+          <w:rFonts w:eastAsiaTheme="majorEastAsia" w:cstheme="majorBidi"/>
+          <w:sz w:val="22"/>
+          <w:szCs w:val="22"/>
+        </w:rPr>
+        <w:t xml:space="preserve">    timer = 0;</w:t>
+      </w:r>
+    </w:p>
+    <w:p>
+      <w:pPr>
+        <w:rPr>
+          <w:rFonts w:eastAsiaTheme="majorEastAsia" w:cstheme="majorBidi"/>
+          <w:sz w:val="22"/>
+          <w:szCs w:val="22"/>
+        </w:rPr>
+      </w:pPr>
+      <w:r>
+        <w:rPr>
+          <w:rFonts w:eastAsiaTheme="majorEastAsia" w:cstheme="majorBidi"/>
+          <w:sz w:val="22"/>
+          <w:szCs w:val="22"/>
+        </w:rPr>
+        <w:t>}</w:t>
+      </w:r>
+    </w:p>
+    <w:p>
+      <w:pPr>
+        <w:rPr>
+          <w:rFonts w:eastAsiaTheme="majorEastAsia" w:cstheme="majorBidi"/>
+          <w:sz w:val="22"/>
+          <w:szCs w:val="22"/>
+        </w:rPr>
+      </w:pPr>
+    </w:p>
+    <w:p>
+      <w:pPr>
+        <w:rPr>
+          <w:rFonts w:eastAsiaTheme="majorEastAsia" w:cstheme="majorBidi"/>
+          <w:sz w:val="22"/>
+          <w:szCs w:val="22"/>
+        </w:rPr>
+      </w:pPr>
+      <w:r>
+        <w:rPr>
+          <w:rFonts w:eastAsiaTheme="majorEastAsia" w:cstheme="majorBidi"/>
+          <w:sz w:val="22"/>
+          <w:szCs w:val="22"/>
+        </w:rPr>
+        <w:t>Uses:</w:t>
+      </w:r>
+    </w:p>
+    <w:p>
+      <w:pPr>
+        <w:rPr>
+          <w:rFonts w:eastAsiaTheme="majorEastAsia" w:cstheme="majorBidi"/>
+          <w:sz w:val="22"/>
+          <w:szCs w:val="22"/>
+        </w:rPr>
+      </w:pPr>
+      <w:r>
+        <w:rPr>
+          <w:rFonts w:eastAsiaTheme="majorEastAsia" w:cstheme="majorBidi"/>
+          <w:sz w:val="22"/>
+          <w:szCs w:val="22"/>
+        </w:rPr>
+        <w:t>- Enemy spawning</w:t>
+      </w:r>
+    </w:p>
+    <w:p>
+      <w:pPr>
+        <w:rPr>
+          <w:rFonts w:eastAsiaTheme="majorEastAsia" w:cstheme="majorBidi"/>
+          <w:sz w:val="22"/>
+          <w:szCs w:val="22"/>
+        </w:rPr>
+      </w:pPr>
+      <w:r>
+        <w:rPr>
+          <w:rFonts w:eastAsiaTheme="majorEastAsia" w:cstheme="majorBidi"/>
+          <w:sz w:val="22"/>
+          <w:szCs w:val="22"/>
+        </w:rPr>
+        <w:t>- Cooldowns</w:t>
+      </w:r>
+    </w:p>
+    <w:p>
+      <w:pPr>
+        <w:rPr>
+          <w:rFonts w:eastAsiaTheme="majorEastAsia" w:cstheme="majorBidi"/>
+          <w:sz w:val="22"/>
+          <w:szCs w:val="22"/>
+        </w:rPr>
+      </w:pPr>
+      <w:r>
+        <w:rPr>
+          <w:rFonts w:eastAsiaTheme="majorEastAsia" w:cstheme="majorBidi"/>
+          <w:sz w:val="22"/>
+          <w:szCs w:val="22"/>
+        </w:rPr>
+        <w:t>- Delayed actions</w:t>
+      </w:r>
+    </w:p>
+    <w:p>
+      <w:pPr>
+        <w:rPr>
+          <w:rFonts w:eastAsiaTheme="majorEastAsia" w:cstheme="majorBidi"/>
+          <w:sz w:val="22"/>
+          <w:szCs w:val="22"/>
+        </w:rPr>
+      </w:pPr>
+      <w:r>
+        <w:rPr>
+          <w:rFonts w:eastAsiaTheme="majorEastAsia" w:cstheme="majorBidi"/>
+          <w:sz w:val="22"/>
+          <w:szCs w:val="22"/>
+        </w:rPr>
+        <w:t>- Animations</w:t>
+      </w:r>
+    </w:p>
+    <w:p>
+      <w:pPr>
+        <w:rPr>
+          <w:rFonts w:eastAsiaTheme="majorEastAsia" w:cstheme="majorBidi"/>
+          <w:sz w:val="22"/>
+          <w:szCs w:val="22"/>
+        </w:rPr>
+      </w:pPr>
+    </w:p>
+    <w:p>
+      <w:pPr>
+        <w:rPr>
+          <w:rFonts w:eastAsiaTheme="majorEastAsia" w:cstheme="majorBidi"/>
+          <w:sz w:val="22"/>
+          <w:szCs w:val="22"/>
+        </w:rPr>
+      </w:pPr>
+    </w:p>
+    <w:p>
+      <w:pPr>
+        <w:rPr>
+          <w:rFonts w:eastAsiaTheme="majorEastAsia" w:cstheme="majorBidi"/>
+          <w:sz w:val="22"/>
+          <w:szCs w:val="22"/>
+        </w:rPr>
+      </w:pPr>
+    </w:p>
+    <w:p>
+      <w:pPr>
+        <w:pStyle w:val="Heading2"/>
+      </w:pPr>
+      <w:r>
+        <w:t>Animation Systems</w:t>
+      </w:r>
+    </w:p>
+    <w:p>
+      <w:pPr>
+        <w:rPr>
+          <w:rFonts w:eastAsiaTheme="majorEastAsia" w:cstheme="majorBidi"/>
+          <w:sz w:val="22"/>
+          <w:szCs w:val="22"/>
+        </w:rPr>
+      </w:pPr>
+      <w:r>
+        <w:rPr>
+          <w:rFonts w:eastAsiaTheme="majorEastAsia" w:cstheme="majorBidi"/>
+          <w:sz w:val="22"/>
+          <w:szCs w:val="22"/>
+        </w:rPr>
+        <w:t>Anima</w:t>
+      </w:r>
+      <w:r>
+        <w:rPr>
+          <w:rFonts w:eastAsiaTheme="majorEastAsia" w:cstheme="majorBidi"/>
+          <w:sz w:val="22"/>
+          <w:szCs w:val="22"/>
+        </w:rPr>
+        <w:t>t</w:t>
+      </w:r>
+      <w:r>
+        <w:rPr>
+          <w:rFonts w:eastAsiaTheme="majorEastAsia" w:cstheme="majorBidi"/>
+          <w:sz w:val="22"/>
+          <w:szCs w:val="22"/>
+        </w:rPr>
+        <w:t>ions are often created by switching images repeatedly.</w:t>
+      </w:r>
+    </w:p>
+    <w:p>
+      <w:pPr>
+        <w:rPr>
+          <w:rFonts w:eastAsiaTheme="majorEastAsia" w:cstheme="majorBidi"/>
+          <w:sz w:val="22"/>
+          <w:szCs w:val="22"/>
+        </w:rPr>
+      </w:pPr>
+    </w:p>
+    <w:p>
+      <w:pPr>
+        <w:rPr>
+          <w:rFonts w:eastAsiaTheme="majorEastAsia" w:cstheme="majorBidi"/>
+          <w:sz w:val="22"/>
+          <w:szCs w:val="22"/>
+        </w:rPr>
+      </w:pPr>
+      <w:r>
+        <w:rPr>
+          <w:rFonts w:eastAsiaTheme="majorEastAsia" w:cstheme="majorBidi"/>
+          <w:sz w:val="22"/>
+          <w:szCs w:val="22"/>
+        </w:rPr>
+        <w:t>Example:</w:t>
+      </w:r>
+    </w:p>
+    <w:p>
+      <w:pPr>
+        <w:rPr>
+          <w:rFonts w:eastAsiaTheme="majorEastAsia" w:cstheme="majorBidi"/>
+          <w:sz w:val="22"/>
+          <w:szCs w:val="22"/>
+        </w:rPr>
+      </w:pPr>
+      <w:r>
+        <w:rPr>
+          <w:rFonts w:eastAsiaTheme="majorEastAsia" w:cstheme="majorBidi"/>
+          <w:sz w:val="22"/>
+          <w:szCs w:val="22"/>
+        </w:rPr>
+        <w:t>setImage("player2.png");</w:t>
+      </w:r>
+    </w:p>
+    <w:p>
+      <w:pPr>
+        <w:rPr>
+          <w:rFonts w:eastAsiaTheme="majorEastAsia" w:cstheme="majorBidi"/>
+          <w:sz w:val="22"/>
+          <w:szCs w:val="22"/>
+        </w:rPr>
+      </w:pPr>
+    </w:p>
+    <w:p>
+      <w:pPr>
+        <w:rPr>
+          <w:rFonts w:eastAsiaTheme="majorEastAsia" w:cstheme="majorBidi"/>
+          <w:sz w:val="22"/>
+          <w:szCs w:val="22"/>
+        </w:rPr>
+      </w:pPr>
+      <w:r>
+        <w:rPr>
+          <w:rFonts w:eastAsiaTheme="majorEastAsia" w:cstheme="majorBidi"/>
+          <w:sz w:val="22"/>
+          <w:szCs w:val="22"/>
+        </w:rPr>
+        <w:lastRenderedPageBreak/>
+        <w:t>Animation frames are usually controlled with timers.</w:t>
+      </w:r>
+    </w:p>
+    <w:p>
+      <w:pPr>
+        <w:rPr>
+          <w:rFonts w:eastAsiaTheme="majorEastAsia" w:cstheme="majorBidi"/>
+          <w:sz w:val="22"/>
+          <w:szCs w:val="22"/>
+        </w:rPr>
+      </w:pPr>
+      <w:r>
+        <w:rPr>
+          <w:rFonts w:eastAsiaTheme="majorEastAsia" w:cstheme="majorBidi"/>
+          <w:sz w:val="22"/>
+          <w:szCs w:val="22"/>
+        </w:rPr>
+        <w:t>Example:</w:t>
+      </w:r>
+    </w:p>
+    <w:p>
+      <w:pPr>
+        <w:rPr>
+          <w:rFonts w:eastAsiaTheme="majorEastAsia" w:cstheme="majorBidi"/>
+          <w:sz w:val="22"/>
+          <w:szCs w:val="22"/>
+        </w:rPr>
+      </w:pPr>
+      <w:r>
+        <w:rPr>
+          <w:rFonts w:eastAsiaTheme="majorEastAsia" w:cstheme="majorBidi"/>
+          <w:sz w:val="22"/>
+          <w:szCs w:val="22"/>
+        </w:rPr>
+        <w:t>animationTimer++;</w:t>
+      </w:r>
+    </w:p>
+    <w:p>
+      <w:pPr>
+        <w:rPr>
+          <w:rFonts w:eastAsiaTheme="majorEastAsia" w:cstheme="majorBidi"/>
+          <w:sz w:val="22"/>
+          <w:szCs w:val="22"/>
+        </w:rPr>
+      </w:pPr>
+      <w:r>
+        <w:rPr>
+          <w:rFonts w:eastAsiaTheme="majorEastAsia" w:cstheme="majorBidi"/>
+          <w:sz w:val="22"/>
+          <w:szCs w:val="22"/>
+        </w:rPr>
+        <w:t>if(animationTimer &gt; 5)</w:t>
+      </w:r>
+    </w:p>
+    <w:p>
+      <w:pPr>
+        <w:rPr>
+          <w:rFonts w:eastAsiaTheme="majorEastAsia" w:cstheme="majorBidi"/>
+          <w:sz w:val="22"/>
+          <w:szCs w:val="22"/>
+        </w:rPr>
+      </w:pPr>
+      <w:r>
+        <w:rPr>
+          <w:rFonts w:eastAsiaTheme="majorEastAsia" w:cstheme="majorBidi"/>
+          <w:sz w:val="22"/>
+          <w:szCs w:val="22"/>
+        </w:rPr>
+        <w:t>{</w:t>
+      </w:r>
+    </w:p>
+    <w:p>
+      <w:pPr>
+        <w:rPr>
+          <w:rFonts w:eastAsiaTheme="majorEastAsia" w:cstheme="majorBidi"/>
+          <w:sz w:val="22"/>
+          <w:szCs w:val="22"/>
+        </w:rPr>
+      </w:pPr>
+      <w:r>
+        <w:rPr>
+          <w:rFonts w:eastAsiaTheme="majorEastAsia" w:cstheme="majorBidi"/>
+          <w:sz w:val="22"/>
+          <w:szCs w:val="22"/>
+        </w:rPr>
+        <w:t xml:space="preserve">    setImage("walk2.png");</w:t>
+      </w:r>
+    </w:p>
+    <w:p>
+      <w:pPr>
+        <w:rPr>
+          <w:rFonts w:eastAsiaTheme="majorEastAsia" w:cstheme="majorBidi"/>
+          <w:sz w:val="22"/>
+          <w:szCs w:val="22"/>
+        </w:rPr>
+      </w:pPr>
+      <w:r>
+        <w:rPr>
+          <w:rFonts w:eastAsiaTheme="majorEastAsia" w:cstheme="majorBidi"/>
+          <w:sz w:val="22"/>
+          <w:szCs w:val="22"/>
+        </w:rPr>
+        <w:t>}</w:t>
+      </w:r>
+    </w:p>
+    <w:p>
+      <w:pPr>
+        <w:rPr>
+          <w:rFonts w:eastAsiaTheme="majorEastAsia" w:cstheme="majorBidi"/>
+          <w:sz w:val="22"/>
+          <w:szCs w:val="22"/>
+        </w:rPr>
+      </w:pPr>
+    </w:p>
+    <w:p>
+      <w:pPr>
+        <w:rPr>
+          <w:rFonts w:eastAsiaTheme="majorEastAsia" w:cstheme="majorBidi"/>
+          <w:sz w:val="22"/>
+          <w:szCs w:val="22"/>
+        </w:rPr>
+      </w:pPr>
+      <w:r>
+        <w:rPr>
+          <w:rFonts w:eastAsiaTheme="majorEastAsia" w:cstheme="majorBidi"/>
+          <w:sz w:val="22"/>
+          <w:szCs w:val="22"/>
+        </w:rPr>
+        <w:t>Good animation systems improve visual feedback</w:t>
+      </w:r>
+    </w:p>
+    <w:p>
+      <w:pPr>
+        <w:rPr>
+          <w:rFonts w:eastAsiaTheme="majorEastAsia" w:cstheme="majorBidi"/>
+          <w:sz w:val="22"/>
+          <w:szCs w:val="22"/>
+        </w:rPr>
+      </w:pPr>
+      <w:r>
+        <w:rPr>
+          <w:rFonts w:eastAsiaTheme="majorEastAsia" w:cstheme="majorBidi"/>
+          <w:sz w:val="22"/>
+          <w:szCs w:val="22"/>
+        </w:rPr>
+        <w:t>and overall game quality.</w:t>
+      </w:r>
+    </w:p>
+    <w:p>
+      <w:pPr>
+        <w:rPr>
+          <w:rFonts w:eastAsiaTheme="majorEastAsia" w:cstheme="majorBidi"/>
+          <w:sz w:val="22"/>
+          <w:szCs w:val="22"/>
+        </w:rPr>
+      </w:pPr>
+    </w:p>
+    <w:p>
+      <w:pPr>
+        <w:rPr>
+          <w:rFonts w:eastAsiaTheme="majorEastAsia" w:cstheme="majorBidi"/>
+          <w:sz w:val="22"/>
+          <w:szCs w:val="22"/>
+        </w:rPr>
+      </w:pPr>
+    </w:p>
+    <w:p>
+      <w:pPr>
+        <w:rPr>
+          <w:rFonts w:eastAsiaTheme="majorEastAsia" w:cstheme="majorBidi"/>
+          <w:sz w:val="22"/>
+          <w:szCs w:val="22"/>
+        </w:rPr>
+      </w:pPr>
+    </w:p>
+    <w:p>
+      <w:pPr>
+        <w:pStyle w:val="Heading2"/>
+      </w:pPr>
+      <w:r>
+        <w:t>World Classes</w:t>
+      </w:r>
+    </w:p>
+    <w:p>
+      <w:pPr>
+        <w:rPr>
+          <w:rFonts w:eastAsiaTheme="majorEastAsia" w:cstheme="majorBidi"/>
+          <w:sz w:val="22"/>
+          <w:szCs w:val="22"/>
+        </w:rPr>
+      </w:pPr>
+    </w:p>
+    <w:p>
+      <w:pPr>
+        <w:rPr>
+          <w:rFonts w:eastAsiaTheme="majorEastAsia" w:cstheme="majorBidi"/>
+          <w:sz w:val="22"/>
+          <w:szCs w:val="22"/>
+        </w:rPr>
+      </w:pPr>
+      <w:r>
+        <w:rPr>
+          <w:rFonts w:eastAsiaTheme="majorEastAsia" w:cstheme="majorBidi"/>
+          <w:sz w:val="22"/>
+          <w:szCs w:val="22"/>
+        </w:rPr>
+        <w:t>The world class controls the environment</w:t>
+      </w:r>
+    </w:p>
+    <w:p>
+      <w:pPr>
+        <w:rPr>
+          <w:rFonts w:eastAsiaTheme="majorEastAsia" w:cstheme="majorBidi"/>
+          <w:sz w:val="22"/>
+          <w:szCs w:val="22"/>
+        </w:rPr>
+      </w:pPr>
+      <w:r>
+        <w:rPr>
+          <w:rFonts w:eastAsiaTheme="majorEastAsia" w:cstheme="majorBidi"/>
+          <w:sz w:val="22"/>
+          <w:szCs w:val="22"/>
+        </w:rPr>
+        <w:t>and global systems.</w:t>
+      </w:r>
+    </w:p>
+    <w:p>
+      <w:pPr>
+        <w:rPr>
+          <w:rFonts w:eastAsiaTheme="majorEastAsia" w:cstheme="majorBidi"/>
+          <w:sz w:val="22"/>
+          <w:szCs w:val="22"/>
+        </w:rPr>
+      </w:pPr>
+    </w:p>
+    <w:p>
+      <w:pPr>
+        <w:rPr>
+          <w:rFonts w:eastAsiaTheme="majorEastAsia" w:cstheme="majorBidi"/>
+          <w:sz w:val="22"/>
+          <w:szCs w:val="22"/>
+        </w:rPr>
+      </w:pPr>
+      <w:r>
+        <w:rPr>
+          <w:rFonts w:eastAsiaTheme="majorEastAsia" w:cstheme="majorBidi"/>
+          <w:sz w:val="22"/>
+          <w:szCs w:val="22"/>
+        </w:rPr>
+        <w:t>Responsibilities often include:</w:t>
+      </w:r>
+    </w:p>
+    <w:p>
+      <w:pPr>
+        <w:rPr>
+          <w:rFonts w:eastAsiaTheme="majorEastAsia" w:cstheme="majorBidi"/>
+          <w:sz w:val="22"/>
+          <w:szCs w:val="22"/>
+        </w:rPr>
+      </w:pPr>
+      <w:r>
+        <w:rPr>
+          <w:rFonts w:eastAsiaTheme="majorEastAsia" w:cstheme="majorBidi"/>
+          <w:sz w:val="22"/>
+          <w:szCs w:val="22"/>
+        </w:rPr>
+        <w:t>- Spawning actors</w:t>
+      </w:r>
+    </w:p>
+    <w:p>
+      <w:pPr>
+        <w:rPr>
+          <w:rFonts w:eastAsiaTheme="majorEastAsia" w:cstheme="majorBidi"/>
+          <w:sz w:val="22"/>
+          <w:szCs w:val="22"/>
+        </w:rPr>
+      </w:pPr>
+      <w:r>
+        <w:rPr>
+          <w:rFonts w:eastAsiaTheme="majorEastAsia" w:cstheme="majorBidi"/>
+          <w:sz w:val="22"/>
+          <w:szCs w:val="22"/>
+        </w:rPr>
+        <w:t>- Displaying score</w:t>
+      </w:r>
+    </w:p>
+    <w:p>
+      <w:pPr>
+        <w:rPr>
+          <w:rFonts w:eastAsiaTheme="majorEastAsia" w:cstheme="majorBidi"/>
+          <w:sz w:val="22"/>
+          <w:szCs w:val="22"/>
+        </w:rPr>
+      </w:pPr>
+      <w:r>
+        <w:rPr>
+          <w:rFonts w:eastAsiaTheme="majorEastAsia" w:cstheme="majorBidi"/>
+          <w:sz w:val="22"/>
+          <w:szCs w:val="22"/>
+        </w:rPr>
+        <w:t>- Managing levels</w:t>
+      </w:r>
+    </w:p>
+    <w:p>
+      <w:pPr>
+        <w:rPr>
+          <w:rFonts w:eastAsiaTheme="majorEastAsia" w:cstheme="majorBidi"/>
+          <w:sz w:val="22"/>
+          <w:szCs w:val="22"/>
+        </w:rPr>
+      </w:pPr>
+      <w:r>
+        <w:rPr>
+          <w:rFonts w:eastAsiaTheme="majorEastAsia" w:cstheme="majorBidi"/>
+          <w:sz w:val="22"/>
+          <w:szCs w:val="22"/>
+        </w:rPr>
+        <w:t>- Tracking game state</w:t>
+      </w:r>
+    </w:p>
+    <w:p>
+      <w:pPr>
+        <w:rPr>
+          <w:rFonts w:eastAsiaTheme="majorEastAsia" w:cstheme="majorBidi"/>
+          <w:sz w:val="22"/>
+          <w:szCs w:val="22"/>
+        </w:rPr>
+      </w:pPr>
+    </w:p>
+    <w:p>
+      <w:pPr>
+        <w:rPr>
+          <w:rFonts w:eastAsiaTheme="majorEastAsia" w:cstheme="majorBidi"/>
+          <w:sz w:val="22"/>
+          <w:szCs w:val="22"/>
+        </w:rPr>
+      </w:pPr>
+      <w:r>
+        <w:rPr>
+          <w:rFonts w:eastAsiaTheme="majorEastAsia" w:cstheme="majorBidi"/>
+          <w:sz w:val="22"/>
+          <w:szCs w:val="22"/>
+        </w:rPr>
+        <w:t>Example:</w:t>
+      </w:r>
+    </w:p>
+    <w:p>
+      <w:pPr>
+        <w:rPr>
+          <w:rFonts w:eastAsiaTheme="majorEastAsia" w:cstheme="majorBidi"/>
+          <w:sz w:val="22"/>
+          <w:szCs w:val="22"/>
+        </w:rPr>
+      </w:pPr>
+      <w:r>
+        <w:rPr>
+          <w:rFonts w:eastAsiaTheme="majorEastAsia" w:cstheme="majorBidi"/>
+          <w:sz w:val="22"/>
+          <w:szCs w:val="22"/>
+        </w:rPr>
+        <w:t>public class GameWorld extends World</w:t>
+      </w:r>
+    </w:p>
+    <w:p>
+      <w:pPr>
+        <w:rPr>
+          <w:rFonts w:eastAsiaTheme="majorEastAsia" w:cstheme="majorBidi"/>
+          <w:sz w:val="22"/>
+          <w:szCs w:val="22"/>
+        </w:rPr>
+      </w:pPr>
+    </w:p>
+    <w:p>
+      <w:pPr>
+        <w:rPr>
+          <w:rFonts w:eastAsiaTheme="majorEastAsia" w:cstheme="majorBidi"/>
+          <w:sz w:val="22"/>
+          <w:szCs w:val="22"/>
+        </w:rPr>
+      </w:pPr>
+    </w:p>
+    <w:p>
+      <w:pPr>
+        <w:rPr>
+          <w:rFonts w:eastAsiaTheme="majorEastAsia" w:cstheme="majorBidi"/>
+          <w:sz w:val="22"/>
+          <w:szCs w:val="22"/>
+        </w:rPr>
+      </w:pPr>
+    </w:p>
+    <w:p>
+      <w:pPr>
+        <w:rPr>
+          <w:rFonts w:eastAsiaTheme="majorEastAsia" w:cstheme="majorBidi"/>
+          <w:sz w:val="22"/>
+          <w:szCs w:val="22"/>
+        </w:rPr>
+      </w:pPr>
+      <w:r>
+        <w:rPr>
+          <w:rFonts w:eastAsiaTheme="majorEastAsia" w:cstheme="majorBidi"/>
+          <w:sz w:val="22"/>
+          <w:szCs w:val="22"/>
+        </w:rPr>
+        <w:lastRenderedPageBreak/>
+        <w:t>The world constructor usually defines:</w:t>
+      </w:r>
+    </w:p>
+    <w:p>
+      <w:pPr>
+        <w:rPr>
+          <w:rFonts w:eastAsiaTheme="majorEastAsia" w:cstheme="majorBidi"/>
+          <w:sz w:val="22"/>
+          <w:szCs w:val="22"/>
+        </w:rPr>
+      </w:pPr>
+      <w:r>
+        <w:rPr>
+          <w:rFonts w:eastAsiaTheme="majorEastAsia" w:cstheme="majorBidi"/>
+          <w:sz w:val="22"/>
+          <w:szCs w:val="22"/>
+        </w:rPr>
+        <w:t>- World size</w:t>
+      </w:r>
+    </w:p>
+    <w:p>
+      <w:pPr>
+        <w:rPr>
+          <w:rFonts w:eastAsiaTheme="majorEastAsia" w:cstheme="majorBidi"/>
+          <w:sz w:val="22"/>
+          <w:szCs w:val="22"/>
+        </w:rPr>
+      </w:pPr>
+      <w:r>
+        <w:rPr>
+          <w:rFonts w:eastAsiaTheme="majorEastAsia" w:cstheme="majorBidi"/>
+          <w:sz w:val="22"/>
+          <w:szCs w:val="22"/>
+        </w:rPr>
+        <w:t>- Cell size</w:t>
+      </w:r>
+    </w:p>
+    <w:p>
+      <w:pPr>
+        <w:rPr>
+          <w:rFonts w:eastAsiaTheme="majorEastAsia" w:cstheme="majorBidi"/>
+          <w:sz w:val="22"/>
+          <w:szCs w:val="22"/>
+        </w:rPr>
+      </w:pPr>
+      <w:r>
+        <w:rPr>
+          <w:rFonts w:eastAsiaTheme="majorEastAsia" w:cstheme="majorBidi"/>
+          <w:sz w:val="22"/>
+          <w:szCs w:val="22"/>
+        </w:rPr>
+        <w:t>- Initial objects</w:t>
+      </w:r>
+    </w:p>
+    <w:p>
+      <w:pPr>
+        <w:rPr>
+          <w:rFonts w:eastAsiaTheme="majorEastAsia" w:cstheme="majorBidi"/>
+          <w:sz w:val="22"/>
+          <w:szCs w:val="22"/>
+        </w:rPr>
+      </w:pPr>
+    </w:p>
+    <w:p>
+      <w:pPr>
+        <w:rPr>
+          <w:rFonts w:eastAsiaTheme="majorEastAsia" w:cstheme="majorBidi"/>
+          <w:sz w:val="22"/>
+          <w:szCs w:val="22"/>
+        </w:rPr>
+      </w:pPr>
+      <w:r>
+        <w:rPr>
+          <w:rFonts w:eastAsiaTheme="majorEastAsia" w:cstheme="majorBidi"/>
+          <w:sz w:val="22"/>
+          <w:szCs w:val="22"/>
+        </w:rPr>
+        <w:t>Example:</w:t>
+      </w:r>
+    </w:p>
+    <w:p>
+      <w:pPr>
+        <w:rPr>
+          <w:rFonts w:eastAsiaTheme="majorEastAsia" w:cstheme="majorBidi"/>
+          <w:sz w:val="22"/>
+          <w:szCs w:val="22"/>
+        </w:rPr>
+      </w:pPr>
+      <w:r>
+        <w:rPr>
+          <w:rFonts w:eastAsiaTheme="majorEastAsia" w:cstheme="majorBidi"/>
+          <w:sz w:val="22"/>
+          <w:szCs w:val="22"/>
+        </w:rPr>
+        <w:t>super(800, 600, 1);</w:t>
+      </w:r>
+    </w:p>
+    <w:p>
+      <w:pPr>
+        <w:rPr>
+          <w:rFonts w:eastAsiaTheme="majorEastAsia" w:cstheme="majorBidi"/>
+          <w:sz w:val="22"/>
+          <w:szCs w:val="22"/>
+        </w:rPr>
+      </w:pPr>
+    </w:p>
+    <w:p>
+      <w:pPr>
+        <w:rPr>
+          <w:rFonts w:eastAsiaTheme="majorEastAsia" w:cstheme="majorBidi"/>
+          <w:sz w:val="22"/>
+          <w:szCs w:val="22"/>
+        </w:rPr>
+      </w:pPr>
+    </w:p>
+    <w:p>
+      <w:pPr>
+        <w:rPr>
+          <w:rFonts w:eastAsiaTheme="majorEastAsia" w:cstheme="majorBidi"/>
+          <w:sz w:val="22"/>
+          <w:szCs w:val="22"/>
+        </w:rPr>
+      </w:pPr>
+    </w:p>
+    <w:p>
+      <w:pPr>
+        <w:pStyle w:val="Heading2"/>
+      </w:pPr>
+      <w:r>
+        <w:t>Using Methods for Organisation</w:t>
+      </w:r>
+    </w:p>
+    <w:p>
+      <w:pPr>
+        <w:rPr>
+          <w:rFonts w:eastAsiaTheme="majorEastAsia" w:cstheme="majorBidi"/>
+          <w:sz w:val="22"/>
+          <w:szCs w:val="22"/>
+        </w:rPr>
+      </w:pPr>
+    </w:p>
+    <w:p>
+      <w:pPr>
+        <w:rPr>
+          <w:rFonts w:eastAsiaTheme="majorEastAsia" w:cstheme="majorBidi"/>
+          <w:sz w:val="22"/>
+          <w:szCs w:val="22"/>
+        </w:rPr>
+      </w:pPr>
+      <w:r>
+        <w:rPr>
+          <w:rFonts w:eastAsiaTheme="majorEastAsia" w:cstheme="majorBidi"/>
+          <w:sz w:val="22"/>
+          <w:szCs w:val="22"/>
+        </w:rPr>
+        <w:t>Large Greenfoot projects require structured code.</w:t>
+      </w:r>
+    </w:p>
+    <w:p>
+      <w:pPr>
+        <w:rPr>
+          <w:rFonts w:eastAsiaTheme="majorEastAsia" w:cstheme="majorBidi"/>
+          <w:sz w:val="22"/>
+          <w:szCs w:val="22"/>
+        </w:rPr>
+      </w:pPr>
+      <w:r>
+        <w:rPr>
+          <w:rFonts w:eastAsiaTheme="majorEastAsia" w:cstheme="majorBidi"/>
+          <w:sz w:val="22"/>
+          <w:szCs w:val="22"/>
+        </w:rPr>
+        <w:t>Common practice includes separating behaviour into methods such as:</w:t>
+      </w:r>
+    </w:p>
+    <w:p>
+      <w:pPr>
+        <w:rPr>
+          <w:rFonts w:eastAsiaTheme="majorEastAsia" w:cstheme="majorBidi"/>
+          <w:sz w:val="22"/>
+          <w:szCs w:val="22"/>
+        </w:rPr>
+      </w:pPr>
+      <w:r>
+        <w:rPr>
+          <w:rFonts w:eastAsiaTheme="majorEastAsia" w:cstheme="majorBidi"/>
+          <w:sz w:val="22"/>
+          <w:szCs w:val="22"/>
+        </w:rPr>
+        <w:t>handleMovement();</w:t>
+      </w:r>
+    </w:p>
+    <w:p>
+      <w:pPr>
+        <w:rPr>
+          <w:rFonts w:eastAsiaTheme="majorEastAsia" w:cstheme="majorBidi"/>
+          <w:sz w:val="22"/>
+          <w:szCs w:val="22"/>
+        </w:rPr>
+      </w:pPr>
+      <w:r>
+        <w:rPr>
+          <w:rFonts w:eastAsiaTheme="majorEastAsia" w:cstheme="majorBidi"/>
+          <w:sz w:val="22"/>
+          <w:szCs w:val="22"/>
+        </w:rPr>
+        <w:t>checkCollision();</w:t>
+      </w:r>
+    </w:p>
+    <w:p>
+      <w:pPr>
+        <w:rPr>
+          <w:rFonts w:eastAsiaTheme="majorEastAsia" w:cstheme="majorBidi"/>
+          <w:sz w:val="22"/>
+          <w:szCs w:val="22"/>
+        </w:rPr>
+      </w:pPr>
+      <w:r>
+        <w:rPr>
+          <w:rFonts w:eastAsiaTheme="majorEastAsia" w:cstheme="majorBidi"/>
+          <w:sz w:val="22"/>
+          <w:szCs w:val="22"/>
+        </w:rPr>
+        <w:t>spawnEnemies();</w:t>
+      </w:r>
+    </w:p>
+    <w:p>
+      <w:pPr>
+        <w:rPr>
+          <w:rFonts w:eastAsiaTheme="majorEastAsia" w:cstheme="majorBidi"/>
+          <w:sz w:val="22"/>
+          <w:szCs w:val="22"/>
+        </w:rPr>
+      </w:pPr>
+    </w:p>
+    <w:p>
+      <w:pPr>
+        <w:rPr>
+          <w:rFonts w:eastAsiaTheme="majorEastAsia" w:cstheme="majorBidi"/>
+          <w:sz w:val="22"/>
+          <w:szCs w:val="22"/>
+        </w:rPr>
+      </w:pPr>
+      <w:r>
+        <w:rPr>
+          <w:rFonts w:eastAsiaTheme="majorEastAsia" w:cstheme="majorBidi"/>
+          <w:sz w:val="22"/>
+          <w:szCs w:val="22"/>
+        </w:rPr>
+        <w:t>Advantages:</w:t>
+      </w:r>
+    </w:p>
+    <w:p>
+      <w:pPr>
+        <w:rPr>
+          <w:rFonts w:eastAsiaTheme="majorEastAsia" w:cstheme="majorBidi"/>
+          <w:sz w:val="22"/>
+          <w:szCs w:val="22"/>
+        </w:rPr>
+      </w:pPr>
+      <w:r>
+        <w:rPr>
+          <w:rFonts w:eastAsiaTheme="majorEastAsia" w:cstheme="majorBidi"/>
+          <w:sz w:val="22"/>
+          <w:szCs w:val="22"/>
+        </w:rPr>
+        <w:t>- Cleaner code</w:t>
+      </w:r>
+    </w:p>
+    <w:p>
+      <w:pPr>
+        <w:rPr>
+          <w:rFonts w:eastAsiaTheme="majorEastAsia" w:cstheme="majorBidi"/>
+          <w:sz w:val="22"/>
+          <w:szCs w:val="22"/>
+        </w:rPr>
+      </w:pPr>
+      <w:r>
+        <w:rPr>
+          <w:rFonts w:eastAsiaTheme="majorEastAsia" w:cstheme="majorBidi"/>
+          <w:sz w:val="22"/>
+          <w:szCs w:val="22"/>
+        </w:rPr>
+        <w:t>- Easier debugging</w:t>
+      </w:r>
+    </w:p>
+    <w:p>
+      <w:pPr>
+        <w:rPr>
+          <w:rFonts w:eastAsiaTheme="majorEastAsia" w:cstheme="majorBidi"/>
+          <w:sz w:val="22"/>
+          <w:szCs w:val="22"/>
+        </w:rPr>
+      </w:pPr>
+      <w:r>
+        <w:rPr>
+          <w:rFonts w:eastAsiaTheme="majorEastAsia" w:cstheme="majorBidi"/>
+          <w:sz w:val="22"/>
+          <w:szCs w:val="22"/>
+        </w:rPr>
+        <w:t>- Better readability</w:t>
+      </w:r>
+    </w:p>
+    <w:p>
+      <w:pPr>
+        <w:rPr>
+          <w:rFonts w:eastAsiaTheme="majorEastAsia" w:cstheme="majorBidi"/>
+          <w:sz w:val="22"/>
+          <w:szCs w:val="22"/>
+        </w:rPr>
+      </w:pPr>
+      <w:r>
+        <w:rPr>
+          <w:rFonts w:eastAsiaTheme="majorEastAsia" w:cstheme="majorBidi"/>
+          <w:sz w:val="22"/>
+          <w:szCs w:val="22"/>
+        </w:rPr>
+        <w:t>- Simpler teamwork</w:t>
+      </w:r>
+    </w:p>
+    <w:p>
+      <w:pPr>
+        <w:rPr>
+          <w:rFonts w:eastAsiaTheme="majorEastAsia" w:cstheme="majorBidi"/>
+          <w:sz w:val="22"/>
+          <w:szCs w:val="22"/>
+        </w:rPr>
+      </w:pPr>
+    </w:p>
+    <w:p>
+      <w:pPr>
+        <w:pStyle w:val="Heading2"/>
+      </w:pPr>
     </w:p>
     <w:p/>
     <w:p/>
     <w:p/>
     <w:p>
       <w:pPr>
-        <w:rPr>
-          <w:b/>
-          <w:bCs/>
-        </w:rPr>
-      </w:pPr>
-      <w:r>
-        <w:rPr>
-          <w:b/>
-          <w:bCs/>
-        </w:rPr>
+        <w:pStyle w:val="Heading2"/>
+      </w:pPr>
+      <w:r>
         <w:lastRenderedPageBreak/>
-        <w:t>If</w:t>
-      </w:r>
-      <w:r>
-        <w:rPr>
-          <w:b/>
-          <w:bCs/>
-        </w:rPr>
-        <w:noBreakHyphen/>
-        <w:t>Statements</w:t>
-      </w:r>
-    </w:p>
-    <w:p>
-      <w:pPr>
-        <w:numPr>
-          <w:ilvl w:val="0"/>
-          <w:numId w:val="4"/>
-        </w:numPr>
-      </w:pPr>
-      <w:r>
-        <w:t>Used to control behaviour based on conditions.</w:t>
-      </w:r>
-    </w:p>
-    <w:p>
-      <w:pPr>
-        <w:numPr>
-          <w:ilvl w:val="0"/>
-          <w:numId w:val="4"/>
-        </w:numPr>
-      </w:pPr>
-      <w:r>
+        <w:t>Projectile Systems</w:t>
+      </w:r>
+    </w:p>
+    <w:p>
+      <w:pPr>
+        <w:rPr>
+          <w:rFonts w:eastAsiaTheme="majorEastAsia" w:cstheme="majorBidi"/>
+          <w:sz w:val="22"/>
+          <w:szCs w:val="22"/>
+        </w:rPr>
+      </w:pPr>
+    </w:p>
+    <w:p>
+      <w:pPr>
+        <w:rPr>
+          <w:rFonts w:eastAsiaTheme="majorEastAsia" w:cstheme="majorBidi"/>
+          <w:sz w:val="22"/>
+          <w:szCs w:val="22"/>
+        </w:rPr>
+      </w:pPr>
+      <w:r>
+        <w:rPr>
+          <w:rFonts w:eastAsiaTheme="majorEastAsia" w:cstheme="majorBidi"/>
+          <w:sz w:val="22"/>
+          <w:szCs w:val="22"/>
+        </w:rPr>
+        <w:t>Projectiles are usually separate actor classes.</w:t>
+      </w:r>
+    </w:p>
+    <w:p>
+      <w:pPr>
+        <w:rPr>
+          <w:rFonts w:eastAsiaTheme="majorEastAsia" w:cstheme="majorBidi"/>
+          <w:sz w:val="22"/>
+          <w:szCs w:val="22"/>
+        </w:rPr>
+      </w:pPr>
+    </w:p>
+    <w:p>
+      <w:pPr>
+        <w:rPr>
+          <w:rFonts w:eastAsiaTheme="majorEastAsia" w:cstheme="majorBidi"/>
+          <w:sz w:val="22"/>
+          <w:szCs w:val="22"/>
+        </w:rPr>
+      </w:pPr>
+      <w:r>
+        <w:rPr>
+          <w:rFonts w:eastAsiaTheme="majorEastAsia" w:cstheme="majorBidi"/>
+          <w:sz w:val="22"/>
+          <w:szCs w:val="22"/>
+        </w:rPr>
+        <w:t>Typical projectile behaviour:</w:t>
+      </w:r>
+    </w:p>
+    <w:p>
+      <w:pPr>
+        <w:rPr>
+          <w:rFonts w:eastAsiaTheme="majorEastAsia" w:cstheme="majorBidi"/>
+          <w:sz w:val="22"/>
+          <w:szCs w:val="22"/>
+        </w:rPr>
+      </w:pPr>
+      <w:r>
+        <w:rPr>
+          <w:rFonts w:eastAsiaTheme="majorEastAsia" w:cstheme="majorBidi"/>
+          <w:sz w:val="22"/>
+          <w:szCs w:val="22"/>
+        </w:rPr>
+        <w:t>- Move forwards continuously</w:t>
+      </w:r>
+    </w:p>
+    <w:p>
+      <w:pPr>
+        <w:rPr>
+          <w:rFonts w:eastAsiaTheme="majorEastAsia" w:cstheme="majorBidi"/>
+          <w:sz w:val="22"/>
+          <w:szCs w:val="22"/>
+        </w:rPr>
+      </w:pPr>
+      <w:r>
+        <w:rPr>
+          <w:rFonts w:eastAsiaTheme="majorEastAsia" w:cstheme="majorBidi"/>
+          <w:sz w:val="22"/>
+          <w:szCs w:val="22"/>
+        </w:rPr>
+        <w:t>- Detect collisions</w:t>
+      </w:r>
+    </w:p>
+    <w:p>
+      <w:pPr>
+        <w:rPr>
+          <w:rFonts w:eastAsiaTheme="majorEastAsia" w:cstheme="majorBidi"/>
+          <w:sz w:val="22"/>
+          <w:szCs w:val="22"/>
+        </w:rPr>
+      </w:pPr>
+      <w:r>
+        <w:rPr>
+          <w:rFonts w:eastAsiaTheme="majorEastAsia" w:cstheme="majorBidi"/>
+          <w:sz w:val="22"/>
+          <w:szCs w:val="22"/>
+        </w:rPr>
+        <w:t>- Remove themselves after impact</w:t>
+      </w:r>
+    </w:p>
+    <w:p>
+      <w:pPr>
+        <w:rPr>
+          <w:rFonts w:eastAsiaTheme="majorEastAsia" w:cstheme="majorBidi"/>
+          <w:sz w:val="22"/>
+          <w:szCs w:val="22"/>
+        </w:rPr>
+      </w:pPr>
+    </w:p>
+    <w:p>
+      <w:pPr>
+        <w:rPr>
+          <w:rFonts w:eastAsiaTheme="majorEastAsia" w:cstheme="majorBidi"/>
+          <w:sz w:val="22"/>
+          <w:szCs w:val="22"/>
+        </w:rPr>
+      </w:pPr>
+      <w:r>
+        <w:rPr>
+          <w:rFonts w:eastAsiaTheme="majorEastAsia" w:cstheme="majorBidi"/>
+          <w:sz w:val="22"/>
+          <w:szCs w:val="22"/>
+        </w:rPr>
         <w:t>Example:</w:t>
       </w:r>
     </w:p>
     <w:p>
       <w:pPr>
-        <w:numPr>
-          <w:ilvl w:val="1"/>
-          <w:numId w:val="4"/>
-        </w:numPr>
-      </w:pPr>
-      <w:r>
-        <w:t>If right key is pressed → turn clockwise</w:t>
-      </w:r>
-    </w:p>
-    <w:p>
-      <w:pPr>
-        <w:numPr>
-          <w:ilvl w:val="1"/>
-          <w:numId w:val="4"/>
-        </w:numPr>
-      </w:pPr>
-      <w:r>
-        <w:t>If left key is pressed → turn counter</w:t>
-      </w:r>
-      <w:r>
-        <w:noBreakHyphen/>
-        <w:t>clockwise</w:t>
-      </w:r>
-    </w:p>
-    <w:p>
-      <w:pPr>
-        <w:rPr>
-          <w:b/>
-          <w:bCs/>
-        </w:rPr>
-      </w:pPr>
-      <w:r>
-        <w:rPr>
-          <w:b/>
-          <w:bCs/>
-        </w:rPr>
-        <w:t>Keyboard Input</w:t>
-      </w:r>
-    </w:p>
-    <w:p>
-      <w:pPr>
-        <w:numPr>
-          <w:ilvl w:val="0"/>
-          <w:numId w:val="5"/>
-        </w:numPr>
-      </w:pPr>
-      <w:proofErr w:type="spellStart"/>
-      <w:r>
-        <w:t>Greenfoot.isKeyDown</w:t>
-      </w:r>
-      <w:proofErr w:type="spellEnd"/>
-      <w:r>
-        <w:t>("right")</w:t>
-      </w:r>
-    </w:p>
-    <w:p>
-      <w:pPr>
-        <w:numPr>
-          <w:ilvl w:val="0"/>
-          <w:numId w:val="5"/>
-        </w:numPr>
-      </w:pPr>
-      <w:r>
-        <w:t>Allows movement, rotation, firing, etc.</w:t>
-      </w:r>
-    </w:p>
-    <w:p>
-      <w:pPr>
-        <w:rPr>
-          <w:b/>
-          <w:bCs/>
-        </w:rPr>
-      </w:pPr>
-      <w:r>
-        <w:rPr>
-          <w:b/>
-          <w:bCs/>
-        </w:rPr>
-        <w:t>Game Flow</w:t>
-      </w:r>
-    </w:p>
-    <w:p>
-      <w:pPr>
-        <w:numPr>
-          <w:ilvl w:val="0"/>
-          <w:numId w:val="6"/>
-        </w:numPr>
-      </w:pPr>
-      <w:r>
-        <w:t>Player moves using move() and turn()</w:t>
-      </w:r>
-    </w:p>
-    <w:p>
-      <w:pPr>
-        <w:numPr>
-          <w:ilvl w:val="0"/>
-          <w:numId w:val="6"/>
-        </w:numPr>
-      </w:pPr>
-      <w:r>
-        <w:t>Collisions trigger win/lose screens</w:t>
-      </w:r>
-    </w:p>
-    <w:p>
-      <w:pPr>
-        <w:numPr>
-          <w:ilvl w:val="0"/>
-          <w:numId w:val="6"/>
-        </w:numPr>
-      </w:pPr>
-      <w:r>
-        <w:t xml:space="preserve">World can change using </w:t>
-      </w:r>
-      <w:proofErr w:type="spellStart"/>
-      <w:r>
-        <w:t>Greenfoot.setWorld</w:t>
-      </w:r>
-      <w:proofErr w:type="spellEnd"/>
-      <w:r>
-        <w:t xml:space="preserve">(new </w:t>
-      </w:r>
-      <w:proofErr w:type="spellStart"/>
-      <w:r>
-        <w:t>WorldName</w:t>
-      </w:r>
-      <w:proofErr w:type="spellEnd"/>
-      <w:r>
-        <w:t>())</w:t>
-      </w:r>
-    </w:p>
-    <w:p/>
-    <w:p/>
-    <w:p/>
-    <w:p>
-      <w:pPr>
-        <w:pStyle w:val="Heading1"/>
-      </w:pPr>
-      <w:r>
-        <w:t xml:space="preserve">Maze Game </w:t>
-      </w:r>
-    </w:p>
-    <w:p>
-      <w:r>
-        <w:t xml:space="preserve">A full game project teaching collision, </w:t>
-      </w:r>
-      <w:proofErr w:type="spellStart"/>
-      <w:r>
-        <w:t>booleans</w:t>
-      </w:r>
-      <w:proofErr w:type="spellEnd"/>
-      <w:r>
-        <w:t>, nested logic, and enemy behaviour.</w:t>
-      </w:r>
-    </w:p>
-    <w:p>
-      <w:pPr>
-        <w:rPr>
-          <w:b/>
-          <w:bCs/>
-        </w:rPr>
-      </w:pPr>
-      <w:r>
-        <w:rPr>
-          <w:b/>
-          <w:bCs/>
-        </w:rPr>
-        <w:t>Part 1 – Building the Maze</w:t>
-      </w:r>
-    </w:p>
-    <w:p>
-      <w:pPr>
-        <w:numPr>
-          <w:ilvl w:val="0"/>
-          <w:numId w:val="7"/>
-        </w:numPr>
-      </w:pPr>
-      <w:r>
-        <w:t>Importing and editing images to create walls.</w:t>
-      </w:r>
-    </w:p>
-    <w:p>
-      <w:pPr>
-        <w:numPr>
-          <w:ilvl w:val="0"/>
-          <w:numId w:val="7"/>
-        </w:numPr>
-      </w:pPr>
-      <w:r>
-        <w:t>Using a grid</w:t>
-      </w:r>
-      <w:r>
-        <w:noBreakHyphen/>
-        <w:t>based layout for clean movement.</w:t>
-      </w:r>
-    </w:p>
-    <w:p>
-      <w:pPr>
-        <w:numPr>
-          <w:ilvl w:val="0"/>
-          <w:numId w:val="7"/>
-        </w:numPr>
-      </w:pPr>
-      <w:r>
-        <w:t>Player movement controlled by arrow keys.</w:t>
-      </w:r>
-    </w:p>
-    <w:p>
-      <w:pPr>
-        <w:numPr>
-          <w:ilvl w:val="0"/>
-          <w:numId w:val="7"/>
-        </w:numPr>
-      </w:pPr>
-      <w:r>
-        <w:t xml:space="preserve">Collision detection with walls using </w:t>
-      </w:r>
-      <w:proofErr w:type="spellStart"/>
-      <w:r>
-        <w:t>isTouching</w:t>
-      </w:r>
-      <w:proofErr w:type="spellEnd"/>
-      <w:r>
-        <w:t>(</w:t>
-      </w:r>
-      <w:proofErr w:type="spellStart"/>
-      <w:r>
-        <w:t>Wall.class</w:t>
-      </w:r>
-      <w:proofErr w:type="spellEnd"/>
-      <w:r>
-        <w:t>).</w:t>
-      </w:r>
-    </w:p>
-    <w:p>
-      <w:pPr>
-        <w:rPr>
-          <w:b/>
-          <w:bCs/>
-        </w:rPr>
-      </w:pPr>
-      <w:r>
-        <w:rPr>
-          <w:b/>
-          <w:bCs/>
-        </w:rPr>
-        <w:t>Part 2 – Boolean Logic &amp; Speed Boosts</w:t>
-      </w:r>
-    </w:p>
-    <w:p>
-      <w:pPr>
-        <w:numPr>
-          <w:ilvl w:val="0"/>
-          <w:numId w:val="8"/>
-        </w:numPr>
-      </w:pPr>
-      <w:r>
-        <w:t xml:space="preserve">Using </w:t>
-      </w:r>
-      <w:proofErr w:type="spellStart"/>
-      <w:r>
-        <w:rPr>
-          <w:b/>
-          <w:bCs/>
-        </w:rPr>
-        <w:t>booleans</w:t>
-      </w:r>
-      <w:proofErr w:type="spellEnd"/>
-      <w:r>
-        <w:t xml:space="preserve"> to track states (e.g., </w:t>
-      </w:r>
-      <w:proofErr w:type="spellStart"/>
-      <w:r>
-        <w:t>hasSpeedBoost</w:t>
-      </w:r>
-      <w:proofErr w:type="spellEnd"/>
-      <w:r>
-        <w:t>).</w:t>
-      </w:r>
-    </w:p>
-    <w:p>
-      <w:pPr>
-        <w:numPr>
-          <w:ilvl w:val="0"/>
-          <w:numId w:val="8"/>
-        </w:numPr>
-      </w:pPr>
-      <w:r>
-        <w:rPr>
-          <w:b/>
-          <w:bCs/>
-        </w:rPr>
-        <w:t>Nested if</w:t>
-      </w:r>
-      <w:r>
-        <w:rPr>
-          <w:b/>
-          <w:bCs/>
-        </w:rPr>
-        <w:noBreakHyphen/>
-        <w:t>statements</w:t>
-      </w:r>
-      <w:r>
-        <w:t xml:space="preserve"> for more complex logic:</w:t>
-      </w:r>
-    </w:p>
-    <w:p>
-      <w:pPr>
-        <w:numPr>
-          <w:ilvl w:val="1"/>
-          <w:numId w:val="8"/>
-        </w:numPr>
-      </w:pPr>
-      <w:r>
-        <w:t>If touching boost → increase speed</w:t>
-      </w:r>
-    </w:p>
-    <w:p>
-      <w:pPr>
-        <w:numPr>
-          <w:ilvl w:val="1"/>
-          <w:numId w:val="8"/>
-        </w:numPr>
-      </w:pPr>
-      <w:r>
-        <w:t>If not touching → normal speed</w:t>
-      </w:r>
-    </w:p>
-    <w:p>
-      <w:pPr>
-        <w:numPr>
-          <w:ilvl w:val="0"/>
-          <w:numId w:val="8"/>
-        </w:numPr>
+        <w:rPr>
+          <w:rFonts w:eastAsiaTheme="majorEastAsia" w:cstheme="majorBidi"/>
+          <w:sz w:val="22"/>
+          <w:szCs w:val="22"/>
+        </w:rPr>
+      </w:pPr>
+      <w:r>
+        <w:rPr>
+          <w:rFonts w:eastAsiaTheme="majorEastAsia" w:cstheme="majorBidi"/>
+          <w:sz w:val="22"/>
+          <w:szCs w:val="22"/>
+        </w:rPr>
+        <w:t>public void act()</w:t>
+      </w:r>
+    </w:p>
+    <w:p>
+      <w:pPr>
+        <w:rPr>
+          <w:rFonts w:eastAsiaTheme="majorEastAsia" w:cstheme="majorBidi"/>
+          <w:sz w:val="22"/>
+          <w:szCs w:val="22"/>
+        </w:rPr>
+      </w:pPr>
+      <w:r>
+        <w:rPr>
+          <w:rFonts w:eastAsiaTheme="majorEastAsia" w:cstheme="majorBidi"/>
+          <w:sz w:val="22"/>
+          <w:szCs w:val="22"/>
+        </w:rPr>
+        <w:t>{</w:t>
+      </w:r>
+    </w:p>
+    <w:p>
+      <w:pPr>
+        <w:rPr>
+          <w:rFonts w:eastAsiaTheme="majorEastAsia" w:cstheme="majorBidi"/>
+          <w:sz w:val="22"/>
+          <w:szCs w:val="22"/>
+        </w:rPr>
+      </w:pPr>
+      <w:r>
+        <w:rPr>
+          <w:rFonts w:eastAsiaTheme="majorEastAsia" w:cstheme="majorBidi"/>
+          <w:sz w:val="22"/>
+          <w:szCs w:val="22"/>
+        </w:rPr>
+        <w:t xml:space="preserve">    move(8);</w:t>
+      </w:r>
+    </w:p>
+    <w:p>
+      <w:pPr>
+        <w:rPr>
+          <w:rFonts w:eastAsiaTheme="majorEastAsia" w:cstheme="majorBidi"/>
+          <w:sz w:val="22"/>
+          <w:szCs w:val="22"/>
+        </w:rPr>
+      </w:pPr>
+    </w:p>
+    <w:p>
+      <w:pPr>
+        <w:rPr>
+          <w:rFonts w:eastAsiaTheme="majorEastAsia" w:cstheme="majorBidi"/>
+          <w:sz w:val="22"/>
+          <w:szCs w:val="22"/>
+        </w:rPr>
+      </w:pPr>
+      <w:r>
+        <w:rPr>
+          <w:rFonts w:eastAsiaTheme="majorEastAsia" w:cstheme="majorBidi"/>
+          <w:sz w:val="22"/>
+          <w:szCs w:val="22"/>
+        </w:rPr>
+        <w:t xml:space="preserve">    if(isTouching(Enemy.class))</w:t>
+      </w:r>
+    </w:p>
+    <w:p>
+      <w:pPr>
+        <w:rPr>
+          <w:rFonts w:eastAsiaTheme="majorEastAsia" w:cstheme="majorBidi"/>
+          <w:sz w:val="22"/>
+          <w:szCs w:val="22"/>
+        </w:rPr>
+      </w:pPr>
+      <w:r>
+        <w:rPr>
+          <w:rFonts w:eastAsiaTheme="majorEastAsia" w:cstheme="majorBidi"/>
+          <w:sz w:val="22"/>
+          <w:szCs w:val="22"/>
+        </w:rPr>
+        <w:t xml:space="preserve">    {</w:t>
+      </w:r>
+    </w:p>
+    <w:p>
+      <w:pPr>
+        <w:rPr>
+          <w:rFonts w:eastAsiaTheme="majorEastAsia" w:cstheme="majorBidi"/>
+          <w:sz w:val="22"/>
+          <w:szCs w:val="22"/>
+        </w:rPr>
+      </w:pPr>
+      <w:r>
+        <w:rPr>
+          <w:rFonts w:eastAsiaTheme="majorEastAsia" w:cstheme="majorBidi"/>
+          <w:sz w:val="22"/>
+          <w:szCs w:val="22"/>
+        </w:rPr>
+        <w:t xml:space="preserve">        destroyEnemy();</w:t>
+      </w:r>
+    </w:p>
+    <w:p>
+      <w:pPr>
+        <w:rPr>
+          <w:rFonts w:eastAsiaTheme="majorEastAsia" w:cstheme="majorBidi"/>
+          <w:sz w:val="22"/>
+          <w:szCs w:val="22"/>
+        </w:rPr>
+      </w:pPr>
+      <w:r>
+        <w:rPr>
+          <w:rFonts w:eastAsiaTheme="majorEastAsia" w:cstheme="majorBidi"/>
+          <w:sz w:val="22"/>
+          <w:szCs w:val="22"/>
+        </w:rPr>
+        <w:t xml:space="preserve">    }</w:t>
+      </w:r>
+    </w:p>
+    <w:p>
+      <w:pPr>
+        <w:rPr>
+          <w:rFonts w:eastAsiaTheme="majorEastAsia" w:cstheme="majorBidi"/>
+          <w:sz w:val="22"/>
+          <w:szCs w:val="22"/>
+        </w:rPr>
+      </w:pPr>
+      <w:r>
+        <w:rPr>
+          <w:rFonts w:eastAsiaTheme="majorEastAsia" w:cstheme="majorBidi"/>
+          <w:sz w:val="22"/>
+          <w:szCs w:val="22"/>
+        </w:rPr>
+        <w:t>}</w:t>
+      </w:r>
+    </w:p>
+    <w:p>
+      <w:pPr>
+        <w:rPr>
+          <w:rFonts w:eastAsiaTheme="majorEastAsia" w:cstheme="majorBidi"/>
+          <w:sz w:val="22"/>
+          <w:szCs w:val="22"/>
+        </w:rPr>
+      </w:pPr>
+    </w:p>
+    <w:p>
+      <w:pPr>
+        <w:rPr>
+          <w:rFonts w:eastAsiaTheme="majorEastAsia" w:cstheme="majorBidi"/>
+          <w:sz w:val="22"/>
+          <w:szCs w:val="22"/>
+        </w:rPr>
+      </w:pPr>
+      <w:r>
+        <w:rPr>
+          <w:rFonts w:eastAsiaTheme="majorEastAsia" w:cstheme="majorBidi"/>
+          <w:sz w:val="22"/>
+          <w:szCs w:val="22"/>
+        </w:rPr>
+        <w:t>Projectile systems commonly involve:</w:t>
+      </w:r>
+    </w:p>
+    <w:p>
+      <w:pPr>
+        <w:rPr>
+          <w:rFonts w:eastAsiaTheme="majorEastAsia" w:cstheme="majorBidi"/>
+          <w:sz w:val="22"/>
+          <w:szCs w:val="22"/>
+        </w:rPr>
+      </w:pPr>
+      <w:r>
+        <w:rPr>
+          <w:rFonts w:eastAsiaTheme="majorEastAsia" w:cstheme="majorBidi"/>
+          <w:sz w:val="22"/>
+          <w:szCs w:val="22"/>
+        </w:rPr>
+        <w:t>- Spawn positions</w:t>
+      </w:r>
+    </w:p>
+    <w:p>
+      <w:pPr>
+        <w:rPr>
+          <w:rFonts w:eastAsiaTheme="majorEastAsia" w:cstheme="majorBidi"/>
+          <w:sz w:val="22"/>
+          <w:szCs w:val="22"/>
+        </w:rPr>
+      </w:pPr>
+      <w:r>
+        <w:rPr>
+          <w:rFonts w:eastAsiaTheme="majorEastAsia" w:cstheme="majorBidi"/>
+          <w:sz w:val="22"/>
+          <w:szCs w:val="22"/>
+        </w:rPr>
+        <w:t>- Rotation matching</w:t>
+      </w:r>
+    </w:p>
+    <w:p>
+      <w:pPr>
+        <w:rPr>
+          <w:rFonts w:eastAsiaTheme="majorEastAsia" w:cstheme="majorBidi"/>
+          <w:sz w:val="22"/>
+          <w:szCs w:val="22"/>
+        </w:rPr>
+      </w:pPr>
+      <w:r>
+        <w:rPr>
+          <w:rFonts w:eastAsiaTheme="majorEastAsia" w:cstheme="majorBidi"/>
+          <w:sz w:val="22"/>
+          <w:szCs w:val="22"/>
+        </w:rPr>
+        <w:t>- Fire rate cooldowns</w:t>
+      </w:r>
+    </w:p>
+    <w:p>
+      <w:pPr>
+        <w:rPr>
+          <w:rFonts w:eastAsiaTheme="majorEastAsia" w:cstheme="majorBidi"/>
+          <w:sz w:val="22"/>
+          <w:szCs w:val="22"/>
+        </w:rPr>
+      </w:pPr>
+      <w:r>
+        <w:rPr>
+          <w:rFonts w:eastAsiaTheme="majorEastAsia" w:cstheme="majorBidi"/>
+          <w:sz w:val="22"/>
+          <w:szCs w:val="22"/>
+        </w:rPr>
+        <w:t>- Damage handling</w:t>
+      </w:r>
+    </w:p>
+    <w:p>
+      <w:pPr>
+        <w:rPr>
+          <w:rFonts w:eastAsiaTheme="majorEastAsia" w:cstheme="majorBidi"/>
+          <w:sz w:val="22"/>
+          <w:szCs w:val="22"/>
+        </w:rPr>
+      </w:pPr>
+    </w:p>
+    <w:p>
+      <w:pPr>
+        <w:rPr>
+          <w:rFonts w:eastAsiaTheme="majorEastAsia" w:cstheme="majorBidi"/>
+          <w:sz w:val="22"/>
+          <w:szCs w:val="22"/>
+        </w:rPr>
+      </w:pPr>
+    </w:p>
+    <w:p>
+      <w:pPr>
+        <w:rPr>
+          <w:rFonts w:eastAsiaTheme="majorEastAsia" w:cstheme="majorBidi"/>
+          <w:sz w:val="22"/>
+          <w:szCs w:val="22"/>
+        </w:rPr>
+      </w:pPr>
+    </w:p>
+    <w:p>
+      <w:pPr>
+        <w:rPr>
+          <w:rFonts w:eastAsiaTheme="majorEastAsia" w:cstheme="majorBidi"/>
+          <w:sz w:val="22"/>
+          <w:szCs w:val="22"/>
+        </w:rPr>
+      </w:pPr>
+    </w:p>
+    <w:p>
+      <w:pPr>
+        <w:pStyle w:val="Heading2"/>
       </w:pPr>
       <w:r>
         <w:lastRenderedPageBreak/>
-        <w:t>Introduces &amp;&amp; (AND) and || (OR) operators.</w:t>
-      </w:r>
-    </w:p>
-    <w:p>
-      <w:pPr>
-        <w:rPr>
-          <w:b/>
-          <w:bCs/>
-        </w:rPr>
-      </w:pPr>
-      <w:r>
-        <w:rPr>
-          <w:b/>
-          <w:bCs/>
-        </w:rPr>
-        <w:t>Part 3 – Enemies, Randomness, Timers, Modulo</w:t>
-      </w:r>
-    </w:p>
-    <w:p>
-      <w:pPr>
-        <w:numPr>
-          <w:ilvl w:val="0"/>
-          <w:numId w:val="9"/>
-        </w:numPr>
-      </w:pPr>
-      <w:r>
-        <w:t xml:space="preserve">Enemies move randomly using </w:t>
-      </w:r>
-      <w:proofErr w:type="spellStart"/>
-      <w:r>
-        <w:t>Greenfoot.getRandomNumber</w:t>
-      </w:r>
-      <w:proofErr w:type="spellEnd"/>
-      <w:r>
-        <w:t>(n).</w:t>
-      </w:r>
-    </w:p>
-    <w:p>
-      <w:pPr>
-        <w:numPr>
-          <w:ilvl w:val="0"/>
-          <w:numId w:val="9"/>
-        </w:numPr>
-      </w:pPr>
-      <w:r>
-        <w:t>Timer implemented using a counter variable inside act().</w:t>
-      </w:r>
-    </w:p>
-    <w:p>
-      <w:pPr>
-        <w:numPr>
-          <w:ilvl w:val="0"/>
-          <w:numId w:val="9"/>
-        </w:numPr>
-      </w:pPr>
-      <w:r>
-        <w:t>Modulo operator % used for timed events (e.g., every 60 frames).</w:t>
-      </w:r>
-    </w:p>
-    <w:p>
-      <w:pPr>
-        <w:rPr>
-          <w:b/>
-          <w:bCs/>
-        </w:rPr>
-      </w:pPr>
-      <w:r>
-        <w:rPr>
-          <w:b/>
-          <w:bCs/>
-        </w:rPr>
-        <w:t>Part 4 – Completing the Maze</w:t>
-      </w:r>
-    </w:p>
-    <w:p>
-      <w:pPr>
-        <w:numPr>
-          <w:ilvl w:val="0"/>
-          <w:numId w:val="10"/>
-        </w:numPr>
-      </w:pPr>
-      <w:r>
-        <w:t>Enemy bounce logic using turn(180) when touching walls.</w:t>
-      </w:r>
-    </w:p>
-    <w:p>
-      <w:pPr>
-        <w:numPr>
-          <w:ilvl w:val="0"/>
-          <w:numId w:val="10"/>
-        </w:numPr>
-      </w:pPr>
-      <w:r>
-        <w:t>Win condition when reaching goal object.</w:t>
-      </w:r>
-    </w:p>
-    <w:p>
-      <w:pPr>
-        <w:numPr>
-          <w:ilvl w:val="0"/>
-          <w:numId w:val="10"/>
-        </w:numPr>
-      </w:pPr>
-      <w:r>
-        <w:t>Lose condition when touching enemy.</w:t>
-      </w:r>
-    </w:p>
-    <w:p>
-      <w:pPr>
-        <w:numPr>
-          <w:ilvl w:val="0"/>
-          <w:numId w:val="10"/>
-        </w:numPr>
-      </w:pPr>
-      <w:r>
-        <w:t>Combining &amp;&amp; and || for complex movement rules.</w:t>
-      </w:r>
-    </w:p>
-    <w:p>
-      <w:pPr>
-        <w:rPr>
-          <w:b/>
-          <w:bCs/>
-        </w:rPr>
-      </w:pPr>
-      <w:r>
-        <w:rPr>
-          <w:b/>
-          <w:bCs/>
-        </w:rPr>
-        <w:t>Changing Images &amp; Using Parameters (#8)</w:t>
-      </w:r>
-    </w:p>
-    <w:p>
-      <w:r>
-        <w:t>Focuses on dynamic visuals and method parameters.</w:t>
-      </w:r>
-    </w:p>
-    <w:p>
-      <w:pPr>
-        <w:rPr>
-          <w:b/>
-          <w:bCs/>
-        </w:rPr>
-      </w:pPr>
-      <w:r>
-        <w:rPr>
-          <w:b/>
-          <w:bCs/>
-        </w:rPr>
-        <w:t>Changing Images</w:t>
-      </w:r>
-    </w:p>
-    <w:p>
-      <w:pPr>
-        <w:numPr>
-          <w:ilvl w:val="0"/>
-          <w:numId w:val="11"/>
-        </w:numPr>
-      </w:pPr>
-      <w:r>
-        <w:t>Actors can switch images during gameplay:</w:t>
-      </w:r>
-    </w:p>
-    <w:p>
-      <w:pPr>
-        <w:numPr>
-          <w:ilvl w:val="1"/>
-          <w:numId w:val="11"/>
-        </w:numPr>
-      </w:pPr>
-      <w:r>
-        <w:t>Animation</w:t>
-      </w:r>
-    </w:p>
-    <w:p>
-      <w:pPr>
-        <w:numPr>
-          <w:ilvl w:val="1"/>
-          <w:numId w:val="11"/>
-        </w:numPr>
-      </w:pPr>
-      <w:r>
-        <w:t>Damage states</w:t>
-      </w:r>
-    </w:p>
-    <w:p>
-      <w:pPr>
-        <w:numPr>
-          <w:ilvl w:val="1"/>
-          <w:numId w:val="11"/>
-        </w:numPr>
-      </w:pPr>
-      <w:r>
-        <w:t>Directional sprites</w:t>
-      </w:r>
-    </w:p>
-    <w:p>
-      <w:pPr>
-        <w:rPr>
-          <w:b/>
-          <w:bCs/>
-        </w:rPr>
-      </w:pPr>
-      <w:r>
-        <w:rPr>
-          <w:b/>
-          <w:bCs/>
-        </w:rPr>
-        <w:t>Parameters</w:t>
-      </w:r>
-    </w:p>
-    <w:p>
-      <w:pPr>
-        <w:numPr>
-          <w:ilvl w:val="0"/>
-          <w:numId w:val="12"/>
-        </w:numPr>
-      </w:pPr>
-      <w:r>
-        <w:t>Methods can accept parameters to make behaviour flexible.</w:t>
-      </w:r>
-    </w:p>
-    <w:p>
-      <w:pPr>
-        <w:numPr>
-          <w:ilvl w:val="0"/>
-          <w:numId w:val="12"/>
-        </w:numPr>
-      </w:pPr>
-      <w:r>
+        <w:t>Game States</w:t>
+      </w:r>
+    </w:p>
+    <w:p>
+      <w:pPr>
+        <w:rPr>
+          <w:rFonts w:eastAsiaTheme="majorEastAsia" w:cstheme="majorBidi"/>
+          <w:sz w:val="22"/>
+          <w:szCs w:val="22"/>
+        </w:rPr>
+      </w:pPr>
+    </w:p>
+    <w:p>
+      <w:pPr>
+        <w:rPr>
+          <w:rFonts w:eastAsiaTheme="majorEastAsia" w:cstheme="majorBidi"/>
+          <w:sz w:val="22"/>
+          <w:szCs w:val="22"/>
+        </w:rPr>
+      </w:pPr>
+      <w:r>
+        <w:rPr>
+          <w:rFonts w:eastAsiaTheme="majorEastAsia" w:cstheme="majorBidi"/>
+          <w:sz w:val="22"/>
+          <w:szCs w:val="22"/>
+        </w:rPr>
+        <w:t>Many projects use game states to control flow.</w:t>
+      </w:r>
+    </w:p>
+    <w:p>
+      <w:pPr>
+        <w:rPr>
+          <w:rFonts w:eastAsiaTheme="majorEastAsia" w:cstheme="majorBidi"/>
+          <w:sz w:val="22"/>
+          <w:szCs w:val="22"/>
+        </w:rPr>
+      </w:pPr>
+      <w:r>
+        <w:rPr>
+          <w:rFonts w:eastAsiaTheme="majorEastAsia" w:cstheme="majorBidi"/>
+          <w:sz w:val="22"/>
+          <w:szCs w:val="22"/>
+        </w:rPr>
+        <w:t>Examples:</w:t>
+      </w:r>
+    </w:p>
+    <w:p>
+      <w:pPr>
+        <w:rPr>
+          <w:rFonts w:eastAsiaTheme="majorEastAsia" w:cstheme="majorBidi"/>
+          <w:sz w:val="22"/>
+          <w:szCs w:val="22"/>
+        </w:rPr>
+      </w:pPr>
+      <w:r>
+        <w:rPr>
+          <w:rFonts w:eastAsiaTheme="majorEastAsia" w:cstheme="majorBidi"/>
+          <w:sz w:val="22"/>
+          <w:szCs w:val="22"/>
+        </w:rPr>
+        <w:t>- Main Menu</w:t>
+      </w:r>
+    </w:p>
+    <w:p>
+      <w:pPr>
+        <w:rPr>
+          <w:rFonts w:eastAsiaTheme="majorEastAsia" w:cstheme="majorBidi"/>
+          <w:sz w:val="22"/>
+          <w:szCs w:val="22"/>
+        </w:rPr>
+      </w:pPr>
+      <w:r>
+        <w:rPr>
+          <w:rFonts w:eastAsiaTheme="majorEastAsia" w:cstheme="majorBidi"/>
+          <w:sz w:val="22"/>
+          <w:szCs w:val="22"/>
+        </w:rPr>
+        <w:t>- Playing</w:t>
+      </w:r>
+    </w:p>
+    <w:p>
+      <w:pPr>
+        <w:rPr>
+          <w:rFonts w:eastAsiaTheme="majorEastAsia" w:cstheme="majorBidi"/>
+          <w:sz w:val="22"/>
+          <w:szCs w:val="22"/>
+        </w:rPr>
+      </w:pPr>
+      <w:r>
+        <w:rPr>
+          <w:rFonts w:eastAsiaTheme="majorEastAsia" w:cstheme="majorBidi"/>
+          <w:sz w:val="22"/>
+          <w:szCs w:val="22"/>
+        </w:rPr>
+        <w:t>- Paused</w:t>
+      </w:r>
+    </w:p>
+    <w:p>
+      <w:pPr>
+        <w:rPr>
+          <w:rFonts w:eastAsiaTheme="majorEastAsia" w:cstheme="majorBidi"/>
+          <w:sz w:val="22"/>
+          <w:szCs w:val="22"/>
+        </w:rPr>
+      </w:pPr>
+      <w:r>
+        <w:rPr>
+          <w:rFonts w:eastAsiaTheme="majorEastAsia" w:cstheme="majorBidi"/>
+          <w:sz w:val="22"/>
+          <w:szCs w:val="22"/>
+        </w:rPr>
+        <w:t>- Game Over</w:t>
+      </w:r>
+    </w:p>
+    <w:p>
+      <w:pPr>
+        <w:rPr>
+          <w:rFonts w:eastAsiaTheme="majorEastAsia" w:cstheme="majorBidi"/>
+          <w:sz w:val="22"/>
+          <w:szCs w:val="22"/>
+        </w:rPr>
+      </w:pPr>
+    </w:p>
+    <w:p>
+      <w:pPr>
+        <w:rPr>
+          <w:rFonts w:eastAsiaTheme="majorEastAsia" w:cstheme="majorBidi"/>
+          <w:sz w:val="22"/>
+          <w:szCs w:val="22"/>
+        </w:rPr>
+      </w:pPr>
+      <w:r>
+        <w:rPr>
+          <w:rFonts w:eastAsiaTheme="majorEastAsia" w:cstheme="majorBidi"/>
+          <w:sz w:val="22"/>
+          <w:szCs w:val="22"/>
+        </w:rPr>
+        <w:t>States are often tracked using variables.</w:t>
+      </w:r>
+    </w:p>
+    <w:p>
+      <w:pPr>
+        <w:rPr>
+          <w:rFonts w:eastAsiaTheme="majorEastAsia" w:cstheme="majorBidi"/>
+          <w:sz w:val="22"/>
+          <w:szCs w:val="22"/>
+        </w:rPr>
+      </w:pPr>
+      <w:r>
+        <w:rPr>
+          <w:rFonts w:eastAsiaTheme="majorEastAsia" w:cstheme="majorBidi"/>
+          <w:sz w:val="22"/>
+          <w:szCs w:val="22"/>
+        </w:rPr>
         <w:t>Example:</w:t>
       </w:r>
     </w:p>
     <w:p>
       <w:pPr>
-        <w:numPr>
-          <w:ilvl w:val="1"/>
-          <w:numId w:val="12"/>
-        </w:numPr>
-      </w:pPr>
-      <w:r>
-        <w:t>move(int speed)</w:t>
-      </w:r>
-    </w:p>
-    <w:p>
-      <w:pPr>
-        <w:numPr>
-          <w:ilvl w:val="1"/>
-          <w:numId w:val="12"/>
-        </w:numPr>
-      </w:pPr>
-      <w:r>
-        <w:t>turn(int degrees)</w:t>
-      </w:r>
-    </w:p>
-    <w:p>
-      <w:pPr>
-        <w:numPr>
-          <w:ilvl w:val="0"/>
-          <w:numId w:val="12"/>
-        </w:numPr>
-      </w:pPr>
-      <w:r>
-        <w:t>Parameters allow reusable code with different values.</w:t>
-      </w:r>
-    </w:p>
-    <w:p>
-      <w:pPr>
-        <w:rPr>
-          <w:b/>
-          <w:bCs/>
-        </w:rPr>
-      </w:pPr>
-      <w:r>
-        <w:rPr>
-          <w:b/>
-          <w:bCs/>
-        </w:rPr>
-        <w:t>Mouse Interaction (#9)</w:t>
-      </w:r>
-    </w:p>
-    <w:p>
-      <w:r>
-        <w:t>Teaches how to detect mouse clicks and cursor position.</w:t>
-      </w:r>
-    </w:p>
-    <w:p>
-      <w:pPr>
-        <w:rPr>
-          <w:b/>
-          <w:bCs/>
-        </w:rPr>
-      </w:pPr>
-      <w:r>
-        <w:rPr>
-          <w:b/>
-          <w:bCs/>
-        </w:rPr>
-        <w:t>Mouse Input</w:t>
-      </w:r>
-    </w:p>
-    <w:p>
-      <w:pPr>
-        <w:numPr>
-          <w:ilvl w:val="0"/>
-          <w:numId w:val="13"/>
-        </w:numPr>
-      </w:pPr>
-      <w:proofErr w:type="spellStart"/>
-      <w:r>
-        <w:t>Greenfoot.mouseClicked</w:t>
-      </w:r>
-      <w:proofErr w:type="spellEnd"/>
-      <w:r>
-        <w:t>(this) – detect click on specific actor</w:t>
-      </w:r>
-    </w:p>
-    <w:p>
-      <w:pPr>
-        <w:numPr>
-          <w:ilvl w:val="0"/>
-          <w:numId w:val="13"/>
-        </w:numPr>
-      </w:pPr>
-      <w:proofErr w:type="spellStart"/>
-      <w:r>
-        <w:t>Greenfoot.getMouseInfo</w:t>
-      </w:r>
-      <w:proofErr w:type="spellEnd"/>
-      <w:r>
-        <w:t>() – get cursor coordinates</w:t>
-      </w:r>
-    </w:p>
-    <w:p>
-      <w:pPr>
-        <w:numPr>
-          <w:ilvl w:val="0"/>
-          <w:numId w:val="13"/>
-        </w:numPr>
-      </w:pPr>
-      <w:r>
+        <w:rPr>
+          <w:rFonts w:eastAsiaTheme="majorEastAsia" w:cstheme="majorBidi"/>
+          <w:sz w:val="22"/>
+          <w:szCs w:val="22"/>
+        </w:rPr>
+      </w:pPr>
+      <w:r>
+        <w:rPr>
+          <w:rFonts w:eastAsiaTheme="majorEastAsia" w:cstheme="majorBidi"/>
+          <w:sz w:val="22"/>
+          <w:szCs w:val="22"/>
+        </w:rPr>
+        <w:t>private boolean gameOver = false;</w:t>
+      </w:r>
+    </w:p>
+    <w:p>
+      <w:pPr>
+        <w:rPr>
+          <w:rFonts w:eastAsiaTheme="majorEastAsia" w:cstheme="majorBidi"/>
+          <w:sz w:val="22"/>
+          <w:szCs w:val="22"/>
+        </w:rPr>
+      </w:pPr>
+    </w:p>
+    <w:p>
+      <w:pPr>
+        <w:rPr>
+          <w:rFonts w:eastAsiaTheme="majorEastAsia" w:cstheme="majorBidi"/>
+          <w:sz w:val="22"/>
+          <w:szCs w:val="22"/>
+        </w:rPr>
+      </w:pPr>
+      <w:r>
+        <w:rPr>
+          <w:rFonts w:eastAsiaTheme="majorEastAsia" w:cstheme="majorBidi"/>
+          <w:sz w:val="22"/>
+          <w:szCs w:val="22"/>
+        </w:rPr>
+        <w:t>This allows behaviour to change depending</w:t>
+      </w:r>
+    </w:p>
+    <w:p>
+      <w:pPr>
+        <w:rPr>
+          <w:rFonts w:eastAsiaTheme="majorEastAsia" w:cstheme="majorBidi"/>
+          <w:sz w:val="22"/>
+          <w:szCs w:val="22"/>
+        </w:rPr>
+      </w:pPr>
+      <w:r>
+        <w:rPr>
+          <w:rFonts w:eastAsiaTheme="majorEastAsia" w:cstheme="majorBidi"/>
+          <w:sz w:val="22"/>
+          <w:szCs w:val="22"/>
+        </w:rPr>
+        <w:t>on the current state.</w:t>
+      </w:r>
+    </w:p>
+    <w:p>
+      <w:pPr>
+        <w:rPr>
+          <w:rFonts w:eastAsiaTheme="majorEastAsia" w:cstheme="majorBidi"/>
+          <w:sz w:val="22"/>
+          <w:szCs w:val="22"/>
+        </w:rPr>
+      </w:pPr>
+    </w:p>
+    <w:p>
+      <w:pPr>
+        <w:rPr>
+          <w:rFonts w:eastAsiaTheme="majorEastAsia" w:cstheme="majorBidi"/>
+          <w:sz w:val="22"/>
+          <w:szCs w:val="22"/>
+        </w:rPr>
+      </w:pPr>
+    </w:p>
+    <w:p>
+      <w:pPr>
+        <w:rPr>
+          <w:rFonts w:eastAsiaTheme="majorEastAsia" w:cstheme="majorBidi"/>
+          <w:sz w:val="22"/>
+          <w:szCs w:val="22"/>
+        </w:rPr>
+      </w:pPr>
+    </w:p>
+    <w:p>
+      <w:pPr>
+        <w:pStyle w:val="Heading2"/>
+      </w:pPr>
+      <w:r>
+        <w:t>Sound Effects and Audio</w:t>
+      </w:r>
+    </w:p>
+    <w:p>
+      <w:pPr>
+        <w:rPr>
+          <w:rFonts w:eastAsiaTheme="majorEastAsia" w:cstheme="majorBidi"/>
+          <w:sz w:val="22"/>
+          <w:szCs w:val="22"/>
+        </w:rPr>
+      </w:pPr>
+    </w:p>
+    <w:p>
+      <w:pPr>
+        <w:rPr>
+          <w:rFonts w:eastAsiaTheme="majorEastAsia" w:cstheme="majorBidi"/>
+          <w:sz w:val="22"/>
+          <w:szCs w:val="22"/>
+        </w:rPr>
+      </w:pPr>
+      <w:r>
+        <w:rPr>
+          <w:rFonts w:eastAsiaTheme="majorEastAsia" w:cstheme="majorBidi"/>
+          <w:sz w:val="22"/>
+          <w:szCs w:val="22"/>
+        </w:rPr>
+        <w:t>Audio can be played using:</w:t>
+      </w:r>
+    </w:p>
+    <w:p>
+      <w:pPr>
+        <w:rPr>
+          <w:rFonts w:eastAsiaTheme="majorEastAsia" w:cstheme="majorBidi"/>
+          <w:sz w:val="22"/>
+          <w:szCs w:val="22"/>
+        </w:rPr>
+      </w:pPr>
+      <w:r>
+        <w:rPr>
+          <w:rFonts w:eastAsiaTheme="majorEastAsia" w:cstheme="majorBidi"/>
+          <w:sz w:val="22"/>
+          <w:szCs w:val="22"/>
+        </w:rPr>
+        <w:t>Greenfoot.playSound()</w:t>
+      </w:r>
+    </w:p>
+    <w:p>
+      <w:pPr>
+        <w:rPr>
+          <w:rFonts w:eastAsiaTheme="majorEastAsia" w:cstheme="majorBidi"/>
+          <w:sz w:val="22"/>
+          <w:szCs w:val="22"/>
+        </w:rPr>
+      </w:pPr>
+      <w:r>
+        <w:rPr>
+          <w:rFonts w:eastAsiaTheme="majorEastAsia" w:cstheme="majorBidi"/>
+          <w:sz w:val="22"/>
+          <w:szCs w:val="22"/>
+        </w:rPr>
+        <w:t>Example:</w:t>
+      </w:r>
+    </w:p>
+    <w:p>
+      <w:pPr>
+        <w:rPr>
+          <w:rFonts w:eastAsiaTheme="majorEastAsia" w:cstheme="majorBidi"/>
+          <w:sz w:val="22"/>
+          <w:szCs w:val="22"/>
+        </w:rPr>
+      </w:pPr>
+      <w:r>
+        <w:rPr>
+          <w:rFonts w:eastAsiaTheme="majorEastAsia" w:cstheme="majorBidi"/>
+          <w:sz w:val="22"/>
+          <w:szCs w:val="22"/>
+        </w:rPr>
+        <w:t>Greenfoot.playSound("explosion.wav");</w:t>
+      </w:r>
+    </w:p>
+    <w:p>
+      <w:pPr>
+        <w:rPr>
+          <w:rFonts w:eastAsiaTheme="majorEastAsia" w:cstheme="majorBidi"/>
+          <w:sz w:val="22"/>
+          <w:szCs w:val="22"/>
+        </w:rPr>
+      </w:pPr>
+    </w:p>
+    <w:p>
+      <w:pPr>
+        <w:rPr>
+          <w:rFonts w:eastAsiaTheme="majorEastAsia" w:cstheme="majorBidi"/>
+          <w:sz w:val="22"/>
+          <w:szCs w:val="22"/>
+        </w:rPr>
+      </w:pPr>
+      <w:r>
+        <w:rPr>
+          <w:rFonts w:eastAsiaTheme="majorEastAsia" w:cstheme="majorBidi"/>
+          <w:sz w:val="22"/>
+          <w:szCs w:val="22"/>
+        </w:rPr>
+        <w:t>Uses</w:t>
+      </w:r>
+      <w:r>
+        <w:rPr>
+          <w:rFonts w:eastAsiaTheme="majorEastAsia" w:cstheme="majorBidi"/>
+          <w:sz w:val="22"/>
+          <w:szCs w:val="22"/>
+        </w:rPr>
+        <w:t>:</w:t>
+      </w:r>
+    </w:p>
+    <w:p>
+      <w:pPr>
+        <w:rPr>
+          <w:rFonts w:eastAsiaTheme="majorEastAsia" w:cstheme="majorBidi"/>
+          <w:sz w:val="22"/>
+          <w:szCs w:val="22"/>
+        </w:rPr>
+      </w:pPr>
+      <w:r>
+        <w:rPr>
+          <w:rFonts w:eastAsiaTheme="majorEastAsia" w:cstheme="majorBidi"/>
+          <w:sz w:val="22"/>
+          <w:szCs w:val="22"/>
+        </w:rPr>
+        <w:t>- Feedback</w:t>
+      </w:r>
+    </w:p>
+    <w:p>
+      <w:pPr>
+        <w:rPr>
+          <w:rFonts w:eastAsiaTheme="majorEastAsia" w:cstheme="majorBidi"/>
+          <w:sz w:val="22"/>
+          <w:szCs w:val="22"/>
+        </w:rPr>
+      </w:pPr>
+      <w:r>
+        <w:rPr>
+          <w:rFonts w:eastAsiaTheme="majorEastAsia" w:cstheme="majorBidi"/>
+          <w:sz w:val="22"/>
+          <w:szCs w:val="22"/>
+        </w:rPr>
+        <w:t>- Atmosphere</w:t>
+      </w:r>
+    </w:p>
+    <w:p>
+      <w:pPr>
+        <w:rPr>
+          <w:rFonts w:eastAsiaTheme="majorEastAsia" w:cstheme="majorBidi"/>
+          <w:sz w:val="22"/>
+          <w:szCs w:val="22"/>
+        </w:rPr>
+      </w:pPr>
+      <w:r>
+        <w:rPr>
+          <w:rFonts w:eastAsiaTheme="majorEastAsia" w:cstheme="majorBidi"/>
+          <w:sz w:val="22"/>
+          <w:szCs w:val="22"/>
+        </w:rPr>
+        <w:t>- Action confirmation</w:t>
+      </w:r>
+    </w:p>
+    <w:p>
+      <w:pPr>
+        <w:rPr>
+          <w:rFonts w:eastAsiaTheme="majorEastAsia" w:cstheme="majorBidi"/>
+          <w:sz w:val="22"/>
+          <w:szCs w:val="22"/>
+        </w:rPr>
+      </w:pPr>
+      <w:r>
+        <w:rPr>
+          <w:rFonts w:eastAsiaTheme="majorEastAsia" w:cstheme="majorBidi"/>
+          <w:sz w:val="22"/>
+          <w:szCs w:val="22"/>
+        </w:rPr>
         <w:lastRenderedPageBreak/>
-        <w:t>Useful for:</w:t>
-      </w:r>
-    </w:p>
-    <w:p>
-      <w:pPr>
-        <w:numPr>
-          <w:ilvl w:val="1"/>
-          <w:numId w:val="13"/>
-        </w:numPr>
-      </w:pPr>
-      <w:r>
-        <w:t>Point</w:t>
-      </w:r>
-      <w:r>
-        <w:noBreakHyphen/>
-        <w:t>and</w:t>
-      </w:r>
-      <w:r>
-        <w:noBreakHyphen/>
-        <w:t>click games</w:t>
-      </w:r>
-    </w:p>
-    <w:p>
-      <w:pPr>
-        <w:numPr>
-          <w:ilvl w:val="1"/>
-          <w:numId w:val="13"/>
-        </w:numPr>
-      </w:pPr>
-      <w:r>
-        <w:t>Menus</w:t>
-      </w:r>
-    </w:p>
-    <w:p>
-      <w:pPr>
-        <w:numPr>
-          <w:ilvl w:val="1"/>
-          <w:numId w:val="13"/>
-        </w:numPr>
-      </w:pPr>
-      <w:r>
-        <w:t>Drag</w:t>
-      </w:r>
-      <w:r>
-        <w:noBreakHyphen/>
-        <w:t>and</w:t>
-      </w:r>
-      <w:r>
-        <w:noBreakHyphen/>
-        <w:t>drop mechanics</w:t>
-      </w:r>
-    </w:p>
-    <w:p>
-      <w:pPr>
-        <w:pStyle w:val="Heading1"/>
-      </w:pPr>
-      <w:r>
-        <w:t xml:space="preserve">Space Shooter </w:t>
-      </w:r>
-    </w:p>
-    <w:p>
-      <w:r>
-        <w:t>A classic arcade shooter project.</w:t>
-      </w:r>
-    </w:p>
-    <w:p>
-      <w:pPr>
-        <w:rPr>
-          <w:b/>
-          <w:bCs/>
-        </w:rPr>
-      </w:pPr>
-      <w:r>
-        <w:rPr>
-          <w:b/>
-          <w:bCs/>
-        </w:rPr>
-        <w:t>Part 1 – Player Movement &amp; Shooting Setup</w:t>
-      </w:r>
-    </w:p>
-    <w:p>
-      <w:pPr>
-        <w:numPr>
-          <w:ilvl w:val="0"/>
-          <w:numId w:val="14"/>
-        </w:numPr>
-      </w:pPr>
-      <w:r>
-        <w:t>Player moves left/right using keys.</w:t>
-      </w:r>
-    </w:p>
-    <w:p>
-      <w:pPr>
-        <w:numPr>
-          <w:ilvl w:val="0"/>
-          <w:numId w:val="14"/>
-        </w:numPr>
-      </w:pPr>
-      <w:r>
-        <w:t>Player rotation locked to prevent spinning.</w:t>
-      </w:r>
-    </w:p>
-    <w:p>
-      <w:pPr>
-        <w:numPr>
-          <w:ilvl w:val="0"/>
-          <w:numId w:val="14"/>
-        </w:numPr>
-      </w:pPr>
-      <w:r>
-        <w:t>Basic projectile class created.</w:t>
-      </w:r>
-    </w:p>
-    <w:p>
-      <w:pPr>
-        <w:rPr>
-          <w:b/>
-          <w:bCs/>
-        </w:rPr>
-      </w:pPr>
-      <w:r>
-        <w:rPr>
-          <w:b/>
-          <w:bCs/>
-        </w:rPr>
-        <w:t>Part 2 – Firing Projectiles</w:t>
-      </w:r>
-    </w:p>
-    <w:p>
-      <w:pPr>
-        <w:numPr>
-          <w:ilvl w:val="0"/>
-          <w:numId w:val="15"/>
-        </w:numPr>
-      </w:pPr>
-      <w:r>
-        <w:t>Shooting triggered by spacebar.</w:t>
-      </w:r>
-    </w:p>
-    <w:p>
-      <w:pPr>
-        <w:numPr>
-          <w:ilvl w:val="0"/>
-          <w:numId w:val="15"/>
-        </w:numPr>
-      </w:pPr>
-      <w:r>
-        <w:t>Projectiles move upward using move().</w:t>
-      </w:r>
-    </w:p>
-    <w:p>
-      <w:pPr>
-        <w:numPr>
-          <w:ilvl w:val="0"/>
-          <w:numId w:val="15"/>
-        </w:numPr>
-      </w:pPr>
-      <w:r>
-        <w:t>Remove projectile when reaching top of screen.</w:t>
-      </w:r>
-    </w:p>
-    <w:p>
-      <w:pPr>
-        <w:rPr>
-          <w:b/>
-          <w:bCs/>
-        </w:rPr>
-      </w:pPr>
-      <w:r>
-        <w:rPr>
-          <w:b/>
-          <w:bCs/>
-        </w:rPr>
-        <w:t>Part 3 – Score Counter</w:t>
-      </w:r>
-    </w:p>
-    <w:p>
-      <w:pPr>
-        <w:numPr>
-          <w:ilvl w:val="0"/>
-          <w:numId w:val="16"/>
-        </w:numPr>
-      </w:pPr>
-      <w:r>
-        <w:t>Score stored in a variable in the World class.</w:t>
-      </w:r>
-    </w:p>
-    <w:p>
-      <w:pPr>
-        <w:numPr>
-          <w:ilvl w:val="0"/>
-          <w:numId w:val="16"/>
-        </w:numPr>
-      </w:pPr>
-      <w:r>
-        <w:t>Displayed using a custom Scoreboard actor.</w:t>
-      </w:r>
-    </w:p>
-    <w:p>
-      <w:pPr>
-        <w:numPr>
-          <w:ilvl w:val="0"/>
-          <w:numId w:val="16"/>
-        </w:numPr>
-      </w:pPr>
-      <w:r>
-        <w:t>Score increases when enemy destroyed.</w:t>
-      </w:r>
-    </w:p>
-    <w:p>
-      <w:pPr>
-        <w:rPr>
-          <w:b/>
-          <w:bCs/>
-        </w:rPr>
-      </w:pPr>
-      <w:r>
-        <w:rPr>
-          <w:b/>
-          <w:bCs/>
-        </w:rPr>
-        <w:t>Part 4 – Health Bar &amp; Boss Enemy</w:t>
-      </w:r>
-    </w:p>
-    <w:p>
-      <w:pPr>
-        <w:numPr>
-          <w:ilvl w:val="0"/>
-          <w:numId w:val="17"/>
-        </w:numPr>
-      </w:pPr>
-      <w:proofErr w:type="spellStart"/>
-      <w:r>
-        <w:t>HealthBar</w:t>
-      </w:r>
-      <w:proofErr w:type="spellEnd"/>
-      <w:r>
-        <w:t xml:space="preserve"> class tracks player HP.</w:t>
-      </w:r>
-    </w:p>
-    <w:p>
-      <w:pPr>
-        <w:numPr>
-          <w:ilvl w:val="0"/>
-          <w:numId w:val="17"/>
-        </w:numPr>
-      </w:pPr>
-      <w:r>
-        <w:t>Boss enemy with multiple hit points.</w:t>
-      </w:r>
-    </w:p>
-    <w:p>
-      <w:pPr>
-        <w:numPr>
-          <w:ilvl w:val="0"/>
-          <w:numId w:val="17"/>
-        </w:numPr>
-      </w:pPr>
-      <w:r>
-        <w:t>Game ends when health reaches zero.</w:t>
-      </w:r>
-    </w:p>
-    <w:p/>
-    <w:p/>
-    <w:p/>
-    <w:p/>
-    <w:p>
-      <w:pPr>
-        <w:pStyle w:val="Heading1"/>
-      </w:pPr>
-      <w:r>
-        <w:lastRenderedPageBreak/>
-        <w:t xml:space="preserve">Platformer Game </w:t>
-      </w:r>
-    </w:p>
-    <w:p>
-      <w:r>
-        <w:t>A side</w:t>
-      </w:r>
-      <w:r>
-        <w:noBreakHyphen/>
-        <w:t>scrolling platformer with gravity and multiple levels.</w:t>
-      </w:r>
-    </w:p>
-    <w:p>
-      <w:pPr>
-        <w:rPr>
-          <w:b/>
-          <w:bCs/>
-        </w:rPr>
-      </w:pPr>
-      <w:r>
-        <w:rPr>
-          <w:b/>
-          <w:bCs/>
-        </w:rPr>
-        <w:t>Part 1 – Jumping, Falling, Gravity</w:t>
-      </w:r>
-    </w:p>
-    <w:p>
-      <w:pPr>
-        <w:numPr>
-          <w:ilvl w:val="0"/>
-          <w:numId w:val="18"/>
-        </w:numPr>
-      </w:pPr>
-      <w:r>
-        <w:t>Gravity simulated by increasing vertical speed each frame.</w:t>
-      </w:r>
-    </w:p>
-    <w:p>
-      <w:pPr>
-        <w:numPr>
-          <w:ilvl w:val="0"/>
-          <w:numId w:val="18"/>
-        </w:numPr>
-      </w:pPr>
-      <w:r>
-        <w:t>Jumping sets vertical speed to a negative value.</w:t>
-      </w:r>
-    </w:p>
-    <w:p>
-      <w:pPr>
-        <w:numPr>
-          <w:ilvl w:val="0"/>
-          <w:numId w:val="18"/>
-        </w:numPr>
-      </w:pPr>
-      <w:r>
-        <w:t>Collision with platforms stops falling.</w:t>
-      </w:r>
-    </w:p>
-    <w:p>
-      <w:pPr>
-        <w:rPr>
-          <w:b/>
-          <w:bCs/>
-        </w:rPr>
-      </w:pPr>
-      <w:r>
-        <w:rPr>
-          <w:b/>
-          <w:bCs/>
-        </w:rPr>
-        <w:t>Part 2 – Scrolling Background</w:t>
-      </w:r>
-    </w:p>
-    <w:p>
-      <w:pPr>
-        <w:numPr>
-          <w:ilvl w:val="0"/>
-          <w:numId w:val="19"/>
-        </w:numPr>
-      </w:pPr>
-      <w:r>
-        <w:t>Player stays centred while world scrolls.</w:t>
-      </w:r>
-    </w:p>
-    <w:p>
-      <w:pPr>
-        <w:numPr>
-          <w:ilvl w:val="0"/>
-          <w:numId w:val="19"/>
-        </w:numPr>
-      </w:pPr>
-      <w:r>
-        <w:t>Background and foreground layers move at different speeds.</w:t>
-      </w:r>
-    </w:p>
-    <w:p>
-      <w:pPr>
-        <w:numPr>
-          <w:ilvl w:val="0"/>
-          <w:numId w:val="19"/>
-        </w:numPr>
-      </w:pPr>
-      <w:r>
-        <w:t>Parallax effect for depth.</w:t>
-      </w:r>
-    </w:p>
-    <w:p>
-      <w:pPr>
-        <w:rPr>
-          <w:b/>
-          <w:bCs/>
-        </w:rPr>
-      </w:pPr>
-      <w:r>
-        <w:rPr>
-          <w:b/>
-          <w:bCs/>
-        </w:rPr>
-        <w:t>Part 3 – Random Objects &amp; Game Over</w:t>
-      </w:r>
-    </w:p>
-    <w:p>
-      <w:pPr>
-        <w:numPr>
-          <w:ilvl w:val="0"/>
-          <w:numId w:val="20"/>
-        </w:numPr>
-      </w:pPr>
-      <w:r>
-        <w:t>Platforms spawn randomly.</w:t>
-      </w:r>
-    </w:p>
-    <w:p>
-      <w:pPr>
-        <w:numPr>
-          <w:ilvl w:val="0"/>
-          <w:numId w:val="20"/>
-        </w:numPr>
-      </w:pPr>
-      <w:r>
-        <w:t>Wrapping platforms reappear on opposite side.</w:t>
-      </w:r>
-    </w:p>
-    <w:p>
-      <w:pPr>
-        <w:numPr>
-          <w:ilvl w:val="0"/>
-          <w:numId w:val="20"/>
-        </w:numPr>
-      </w:pPr>
-      <w:r>
-        <w:t>Game over when falling off screen.</w:t>
-      </w:r>
-    </w:p>
-    <w:p>
-      <w:pPr>
-        <w:rPr>
-          <w:b/>
-          <w:bCs/>
-        </w:rPr>
-      </w:pPr>
-      <w:r>
-        <w:rPr>
-          <w:b/>
-          <w:bCs/>
-        </w:rPr>
-        <w:t>Part 4 – Multiple Levels &amp; Start Screen</w:t>
-      </w:r>
-    </w:p>
-    <w:p>
-      <w:pPr>
-        <w:numPr>
-          <w:ilvl w:val="0"/>
-          <w:numId w:val="21"/>
-        </w:numPr>
-      </w:pPr>
-      <w:r>
-        <w:t xml:space="preserve">Level progression using </w:t>
-      </w:r>
-      <w:proofErr w:type="spellStart"/>
-      <w:r>
-        <w:t>Greenfoot.setWorld</w:t>
-      </w:r>
-      <w:proofErr w:type="spellEnd"/>
-      <w:r>
-        <w:t>().</w:t>
-      </w:r>
-    </w:p>
-    <w:p>
-      <w:pPr>
-        <w:numPr>
-          <w:ilvl w:val="0"/>
-          <w:numId w:val="21"/>
-        </w:numPr>
-      </w:pPr>
-      <w:r>
-        <w:t>Start screen with “Press Enter to Begin”.</w:t>
-      </w:r>
-    </w:p>
-    <w:p>
-      <w:pPr>
-        <w:numPr>
-          <w:ilvl w:val="0"/>
-          <w:numId w:val="21"/>
-        </w:numPr>
-      </w:pPr>
-      <w:r>
-        <w:t>Level 2 introduces new obstacles.</w:t>
-      </w:r>
-    </w:p>
-    <w:p>
-      <w:pPr>
-        <w:pStyle w:val="Heading1"/>
-      </w:pPr>
-      <w:r>
-        <w:t>Asteroids Game</w:t>
-      </w:r>
-    </w:p>
-    <w:p>
-      <w:r>
-        <w:t>A physics</w:t>
-      </w:r>
-      <w:r>
-        <w:noBreakHyphen/>
-        <w:t>based space game.</w:t>
-      </w:r>
-    </w:p>
-    <w:p>
-      <w:pPr>
-        <w:rPr>
-          <w:b/>
-          <w:bCs/>
-        </w:rPr>
-      </w:pPr>
-      <w:r>
-        <w:rPr>
-          <w:b/>
-          <w:bCs/>
-        </w:rPr>
-        <w:t>Part 1 – Floating &amp; Acceleration</w:t>
-      </w:r>
-    </w:p>
-    <w:p>
-      <w:pPr>
-        <w:numPr>
-          <w:ilvl w:val="0"/>
-          <w:numId w:val="22"/>
-        </w:numPr>
-      </w:pPr>
-      <w:r>
-        <w:t>Ship rotates freely using left/right keys.</w:t>
-      </w:r>
-    </w:p>
-    <w:p>
-      <w:pPr>
-        <w:numPr>
-          <w:ilvl w:val="0"/>
-          <w:numId w:val="22"/>
-        </w:numPr>
-      </w:pPr>
-      <w:r>
-        <w:t>Acceleration applied in direction of rotation.</w:t>
-      </w:r>
-    </w:p>
-    <w:p>
-      <w:pPr>
-        <w:numPr>
-          <w:ilvl w:val="0"/>
-          <w:numId w:val="22"/>
-        </w:numPr>
-      </w:pPr>
-      <w:r>
-        <w:t>Wrap</w:t>
-      </w:r>
-      <w:r>
-        <w:noBreakHyphen/>
-        <w:t>around edges using position checks.</w:t>
-      </w:r>
-    </w:p>
-    <w:p>
-      <w:pPr>
-        <w:rPr>
-          <w:b/>
-          <w:bCs/>
-        </w:rPr>
-      </w:pPr>
-      <w:r>
-        <w:rPr>
-          <w:b/>
-          <w:bCs/>
-        </w:rPr>
-        <w:t>Part 2 – Rocks, Debris, Projectiles</w:t>
-      </w:r>
-    </w:p>
-    <w:p>
-      <w:pPr>
-        <w:numPr>
-          <w:ilvl w:val="0"/>
-          <w:numId w:val="23"/>
-        </w:numPr>
-      </w:pPr>
-      <w:r>
-        <w:t>Rocks spawn randomly and drift.</w:t>
-      </w:r>
-    </w:p>
-    <w:p>
-      <w:pPr>
-        <w:numPr>
-          <w:ilvl w:val="0"/>
-          <w:numId w:val="23"/>
-        </w:numPr>
-      </w:pPr>
-      <w:r>
-        <w:t>Projectiles destroy rocks.</w:t>
-      </w:r>
-    </w:p>
-    <w:p>
-      <w:pPr>
-        <w:numPr>
-          <w:ilvl w:val="0"/>
-          <w:numId w:val="23"/>
-        </w:numPr>
-      </w:pPr>
-      <w:r>
-        <w:lastRenderedPageBreak/>
-        <w:t>Debris particles created for explosion effect.</w:t>
-      </w:r>
-    </w:p>
-    <w:p>
-      <w:pPr>
-        <w:rPr>
-          <w:b/>
-          <w:bCs/>
-        </w:rPr>
-      </w:pPr>
-      <w:r>
-        <w:rPr>
-          <w:b/>
-          <w:bCs/>
-        </w:rPr>
-        <w:t>Part 3 – Score Counter &amp; Win Screen</w:t>
-      </w:r>
-    </w:p>
-    <w:p>
-      <w:pPr>
-        <w:numPr>
-          <w:ilvl w:val="0"/>
-          <w:numId w:val="24"/>
-        </w:numPr>
-      </w:pPr>
-      <w:r>
-        <w:t>Score increases per rock destroyed.</w:t>
-      </w:r>
-    </w:p>
-    <w:p>
-      <w:pPr>
-        <w:numPr>
-          <w:ilvl w:val="0"/>
-          <w:numId w:val="24"/>
-        </w:numPr>
-      </w:pPr>
-      <w:r>
-        <w:t>Custom “You Win” screen appears when all rocks cleared.</w:t>
-      </w:r>
-    </w:p>
-    <w:p>
-      <w:pPr>
-        <w:rPr>
-          <w:b/>
-          <w:bCs/>
-        </w:rPr>
-      </w:pPr>
-      <w:r>
-        <w:rPr>
-          <w:b/>
-          <w:bCs/>
-        </w:rPr>
-        <w:t>Part 4 – Health Bar &amp; Final Game</w:t>
-      </w:r>
-    </w:p>
-    <w:p>
-      <w:pPr>
-        <w:numPr>
-          <w:ilvl w:val="0"/>
-          <w:numId w:val="25"/>
-        </w:numPr>
-      </w:pPr>
-      <w:r>
-        <w:t>Ship loses health when hit.</w:t>
-      </w:r>
-    </w:p>
-    <w:p>
-      <w:pPr>
-        <w:numPr>
-          <w:ilvl w:val="0"/>
-          <w:numId w:val="25"/>
-        </w:numPr>
-      </w:pPr>
-      <w:proofErr w:type="spellStart"/>
-      <w:r>
-        <w:t>HealthBar</w:t>
-      </w:r>
-      <w:proofErr w:type="spellEnd"/>
-      <w:r>
-        <w:t xml:space="preserve"> decreases visually.</w:t>
-      </w:r>
-    </w:p>
-    <w:p>
-      <w:pPr>
-        <w:numPr>
-          <w:ilvl w:val="0"/>
-          <w:numId w:val="25"/>
-        </w:numPr>
-      </w:pPr>
-      <w:r>
-        <w:t>Game ends when health reaches zero.</w:t>
-      </w:r>
-    </w:p>
-    <w:p/>
-    <w:p/>
-    <w:p>
-      <w:pPr>
-        <w:pStyle w:val="Heading1"/>
-      </w:pPr>
-      <w:r>
-        <w:t>Create a Maze Game (</w:t>
-      </w:r>
-      <w:r>
-        <w:t>Separate from prior Maze Game tutorial</w:t>
-      </w:r>
-      <w:r>
-        <w:t>)</w:t>
-      </w:r>
-    </w:p>
-    <w:p>
-      <w:r>
-        <w:t>A standalone maze tutorial separate from the 4</w:t>
-      </w:r>
-      <w:r>
-        <w:noBreakHyphen/>
-        <w:t>part series.</w:t>
-      </w:r>
-    </w:p>
-    <w:p>
-      <w:pPr>
-        <w:rPr>
-          <w:b/>
-          <w:bCs/>
-        </w:rPr>
-      </w:pPr>
-      <w:r>
-        <w:rPr>
-          <w:b/>
-          <w:bCs/>
-        </w:rPr>
-        <w:t>Key Concepts</w:t>
-      </w:r>
-    </w:p>
-    <w:p>
-      <w:pPr>
-        <w:numPr>
-          <w:ilvl w:val="0"/>
-          <w:numId w:val="26"/>
-        </w:numPr>
-      </w:pPr>
-      <w:r>
-        <w:t>Building a maze using tile</w:t>
-      </w:r>
-      <w:r>
-        <w:noBreakHyphen/>
-        <w:t>based images.</w:t>
-      </w:r>
-    </w:p>
-    <w:p>
-      <w:pPr>
-        <w:numPr>
-          <w:ilvl w:val="0"/>
-          <w:numId w:val="26"/>
-        </w:numPr>
-      </w:pPr>
-      <w:r>
-        <w:t>Player movement restricted by walls.</w:t>
-      </w:r>
-    </w:p>
-    <w:p>
-      <w:pPr>
-        <w:numPr>
-          <w:ilvl w:val="0"/>
-          <w:numId w:val="26"/>
-        </w:numPr>
-      </w:pPr>
-      <w:r>
-        <w:t xml:space="preserve">Clean collision logic using </w:t>
-      </w:r>
-      <w:proofErr w:type="spellStart"/>
-      <w:r>
-        <w:t>isTouching</w:t>
-      </w:r>
-      <w:proofErr w:type="spellEnd"/>
-      <w:r>
-        <w:t>().</w:t>
-      </w:r>
-    </w:p>
-    <w:p>
-      <w:pPr>
-        <w:numPr>
-          <w:ilvl w:val="0"/>
-          <w:numId w:val="26"/>
-        </w:numPr>
-      </w:pPr>
-      <w:r>
-        <w:t>Simple win condition when reaching exit.</w:t>
-      </w:r>
-    </w:p>
-    <w:p/>
-    <w:p/>
-    <w:p>
-      <w:pPr>
-        <w:pStyle w:val="Heading1"/>
-      </w:pPr>
-      <w:r>
-        <w:t xml:space="preserve">Interactive Calendar </w:t>
-      </w:r>
-    </w:p>
-    <w:p>
-      <w:r>
-        <w:t>A GUI</w:t>
-      </w:r>
-      <w:r>
-        <w:noBreakHyphen/>
-        <w:t>style project.</w:t>
-      </w:r>
-    </w:p>
-    <w:p>
-      <w:pPr>
-        <w:rPr>
-          <w:b/>
-          <w:bCs/>
-        </w:rPr>
-      </w:pPr>
-      <w:r>
-        <w:rPr>
-          <w:b/>
-          <w:bCs/>
-        </w:rPr>
-        <w:t>Concepts</w:t>
-      </w:r>
-    </w:p>
-    <w:p>
-      <w:pPr>
-        <w:numPr>
-          <w:ilvl w:val="0"/>
-          <w:numId w:val="27"/>
-        </w:numPr>
-      </w:pPr>
-      <w:r>
-        <w:t>Creating clickable buttons.</w:t>
-      </w:r>
-    </w:p>
-    <w:p>
-      <w:pPr>
-        <w:numPr>
-          <w:ilvl w:val="0"/>
-          <w:numId w:val="27"/>
-        </w:numPr>
-      </w:pPr>
-      <w:r>
-        <w:t>Using arrays to store days of the month.</w:t>
-      </w:r>
-    </w:p>
-    <w:p>
-      <w:pPr>
-        <w:numPr>
-          <w:ilvl w:val="0"/>
-          <w:numId w:val="27"/>
-        </w:numPr>
-      </w:pPr>
-      <w:r>
-        <w:t>Updating text dynamically.</w:t>
-      </w:r>
-    </w:p>
-    <w:p>
-      <w:pPr>
-        <w:numPr>
-          <w:ilvl w:val="0"/>
-          <w:numId w:val="27"/>
-        </w:numPr>
-      </w:pPr>
-      <w:r>
-        <w:lastRenderedPageBreak/>
-        <w:t>Useful for menu systems and UI design.</w:t>
-      </w:r>
-    </w:p>
-    <w:p/>
-    <w:p/>
-    <w:p>
-      <w:pPr>
-        <w:pStyle w:val="Heading1"/>
-      </w:pPr>
-      <w:r>
-        <w:t>Covid</w:t>
-      </w:r>
-      <w:r>
-        <w:noBreakHyphen/>
-        <w:t>19 Social Distancing Simulation</w:t>
-      </w:r>
-    </w:p>
-    <w:p>
-      <w:r>
-        <w:t>A simulation rather than a game.</w:t>
-      </w:r>
-    </w:p>
-    <w:p>
-      <w:pPr>
-        <w:rPr>
-          <w:b/>
-          <w:bCs/>
-        </w:rPr>
-      </w:pPr>
-      <w:r>
-        <w:rPr>
-          <w:b/>
-          <w:bCs/>
-        </w:rPr>
-        <w:t>Concepts</w:t>
-      </w:r>
-    </w:p>
-    <w:p>
-      <w:pPr>
-        <w:numPr>
-          <w:ilvl w:val="0"/>
-          <w:numId w:val="28"/>
-        </w:numPr>
-      </w:pPr>
-      <w:r>
-        <w:t>Actors move randomly.</w:t>
-      </w:r>
-    </w:p>
-    <w:p>
-      <w:pPr>
-        <w:numPr>
-          <w:ilvl w:val="0"/>
-          <w:numId w:val="28"/>
-        </w:numPr>
-      </w:pPr>
-      <w:r>
-        <w:t>Infection spreads when actors collide.</w:t>
-      </w:r>
-    </w:p>
-    <w:p>
-      <w:pPr>
-        <w:numPr>
-          <w:ilvl w:val="0"/>
-          <w:numId w:val="28"/>
-        </w:numPr>
-      </w:pPr>
-      <w:r>
-        <w:t>States: healthy, infected, recovered.</w:t>
-      </w:r>
-    </w:p>
-    <w:p>
-      <w:pPr>
-        <w:numPr>
-          <w:ilvl w:val="0"/>
-          <w:numId w:val="28"/>
-        </w:numPr>
-      </w:pPr>
-      <w:r>
-        <w:t>Visual indicators (colour changes).</w:t>
-      </w:r>
-    </w:p>
-    <w:p>
-      <w:pPr>
-        <w:numPr>
-          <w:ilvl w:val="0"/>
-          <w:numId w:val="28"/>
-        </w:numPr>
-      </w:pPr>
-      <w:r>
-        <w:t>Demonstrates modelling and simulation principles.</w:t>
-      </w:r>
-    </w:p>
-    <w:p/>
-    <w:p/>
-    <w:p>
-      <w:pPr>
-        <w:pStyle w:val="Heading1"/>
-      </w:pPr>
-      <w:r>
-        <w:t xml:space="preserve">Tower </w:t>
-      </w:r>
-      <w:proofErr w:type="spellStart"/>
-      <w:r>
-        <w:t>Defense</w:t>
-      </w:r>
-      <w:proofErr w:type="spellEnd"/>
-    </w:p>
-    <w:p>
-      <w:r>
-        <w:t>A strategy game with enemies following a path.</w:t>
-      </w:r>
-    </w:p>
-    <w:p>
-      <w:pPr>
-        <w:rPr>
-          <w:b/>
-          <w:bCs/>
-        </w:rPr>
-      </w:pPr>
-      <w:r>
-        <w:rPr>
-          <w:b/>
-          <w:bCs/>
-        </w:rPr>
-        <w:t>Part 1 – Towers &amp; Enemies</w:t>
-      </w:r>
-    </w:p>
-    <w:p>
-      <w:pPr>
-        <w:numPr>
-          <w:ilvl w:val="0"/>
-          <w:numId w:val="29"/>
-        </w:numPr>
-      </w:pPr>
-      <w:r>
-        <w:t>Enemies follow a predefined path.</w:t>
-      </w:r>
-    </w:p>
-    <w:p>
-      <w:pPr>
-        <w:numPr>
-          <w:ilvl w:val="0"/>
-          <w:numId w:val="29"/>
-        </w:numPr>
-      </w:pPr>
-      <w:r>
-        <w:t>Towers detect enemies within range.</w:t>
-      </w:r>
-    </w:p>
-    <w:p>
-      <w:pPr>
-        <w:numPr>
-          <w:ilvl w:val="0"/>
-          <w:numId w:val="29"/>
-        </w:numPr>
-      </w:pPr>
-      <w:r>
-        <w:t>Basic projectile firing.</w:t>
-      </w:r>
-    </w:p>
-    <w:p>
-      <w:pPr>
-        <w:rPr>
-          <w:b/>
-          <w:bCs/>
-        </w:rPr>
-      </w:pPr>
-      <w:r>
-        <w:rPr>
-          <w:b/>
-          <w:bCs/>
-        </w:rPr>
-        <w:t>Part 2 – Upgrades &amp; Game Flow</w:t>
-      </w:r>
-    </w:p>
-    <w:p>
-      <w:pPr>
-        <w:numPr>
-          <w:ilvl w:val="0"/>
-          <w:numId w:val="30"/>
-        </w:numPr>
-      </w:pPr>
-      <w:r>
-        <w:t>Towers can be upgraded (range, damage, fire rate).</w:t>
-      </w:r>
-    </w:p>
-    <w:p>
-      <w:pPr>
-        <w:numPr>
-          <w:ilvl w:val="0"/>
-          <w:numId w:val="30"/>
-        </w:numPr>
-      </w:pPr>
-      <w:r>
-        <w:t>Enemy waves increase difficulty.</w:t>
-      </w:r>
-    </w:p>
-    <w:p>
-      <w:pPr>
-        <w:numPr>
-          <w:ilvl w:val="0"/>
-          <w:numId w:val="30"/>
-        </w:numPr>
-      </w:pPr>
-      <w:r>
-        <w:t>Player loses health when enemies reach end.</w:t>
-      </w:r>
-    </w:p>
-    <w:p/>
-    <w:p/>
-    <w:p>
-      <w:pPr>
-        <w:pStyle w:val="Heading1"/>
-      </w:pPr>
-      <w:r>
-        <w:lastRenderedPageBreak/>
-        <w:t>Mouse Point, Click, and Shoot</w:t>
-      </w:r>
-    </w:p>
-    <w:p>
-      <w:r>
-        <w:t>A standalone tutorial.</w:t>
-      </w:r>
-    </w:p>
-    <w:p>
-      <w:pPr>
-        <w:rPr>
-          <w:b/>
-          <w:bCs/>
-        </w:rPr>
-      </w:pPr>
-      <w:r>
-        <w:rPr>
-          <w:b/>
-          <w:bCs/>
-        </w:rPr>
-        <w:t>Concepts</w:t>
-      </w:r>
-    </w:p>
-    <w:p>
-      <w:pPr>
-        <w:numPr>
-          <w:ilvl w:val="0"/>
-          <w:numId w:val="31"/>
-        </w:numPr>
-      </w:pPr>
-      <w:r>
-        <w:t>Player rotates to face mouse cursor.</w:t>
-      </w:r>
-    </w:p>
-    <w:p>
-      <w:pPr>
-        <w:numPr>
-          <w:ilvl w:val="0"/>
-          <w:numId w:val="31"/>
-        </w:numPr>
-      </w:pPr>
-      <w:r>
-        <w:t>Shooting triggered by mouse click.</w:t>
-      </w:r>
-    </w:p>
-    <w:p>
-      <w:pPr>
-        <w:numPr>
-          <w:ilvl w:val="0"/>
-          <w:numId w:val="31"/>
-        </w:numPr>
-      </w:pPr>
-      <w:r>
-        <w:t>Projectiles travel toward cursor position.</w:t>
-      </w:r>
-    </w:p>
-    <w:p>
-      <w:pPr>
-        <w:numPr>
-          <w:ilvl w:val="0"/>
-          <w:numId w:val="31"/>
-        </w:numPr>
-      </w:pPr>
-      <w:r>
-        <w:t>Useful for top</w:t>
-      </w:r>
-      <w:r>
-        <w:noBreakHyphen/>
-        <w:t>down shooters.</w:t>
-      </w:r>
+        <w:t>- Background music</w:t>
+      </w:r>
+    </w:p>
+    <w:p>
+      <w:pPr>
+        <w:rPr>
+          <w:rFonts w:eastAsiaTheme="majorEastAsia" w:cstheme="majorBidi"/>
+          <w:sz w:val="22"/>
+          <w:szCs w:val="22"/>
+        </w:rPr>
+      </w:pPr>
+    </w:p>
+    <w:p>
+      <w:pPr>
+        <w:rPr>
+          <w:rFonts w:eastAsiaTheme="majorEastAsia" w:cstheme="majorBidi"/>
+          <w:sz w:val="22"/>
+          <w:szCs w:val="22"/>
+        </w:rPr>
+      </w:pPr>
+      <w:r>
+        <w:rPr>
+          <w:rFonts w:eastAsiaTheme="majorEastAsia" w:cstheme="majorBidi"/>
+          <w:sz w:val="22"/>
+          <w:szCs w:val="22"/>
+        </w:rPr>
+        <w:t>Audio significantly improves user experience.</w:t>
+      </w:r>
+    </w:p>
+    <w:p>
+      <w:pPr>
+        <w:rPr>
+          <w:rFonts w:eastAsiaTheme="majorEastAsia" w:cstheme="majorBidi"/>
+          <w:sz w:val="22"/>
+          <w:szCs w:val="22"/>
+        </w:rPr>
+      </w:pPr>
+    </w:p>
+    <w:p>
+      <w:pPr>
+        <w:rPr>
+          <w:rFonts w:eastAsiaTheme="majorEastAsia" w:cstheme="majorBidi"/>
+          <w:sz w:val="22"/>
+          <w:szCs w:val="22"/>
+        </w:rPr>
+      </w:pPr>
+    </w:p>
+    <w:p>
+      <w:pPr>
+        <w:pStyle w:val="Heading2"/>
+      </w:pPr>
+    </w:p>
+    <w:p>
+      <w:pPr>
+        <w:pStyle w:val="Heading2"/>
+      </w:pPr>
+      <w:r>
+        <w:t>Debugging and Testing</w:t>
+      </w:r>
+    </w:p>
+    <w:p>
+      <w:pPr>
+        <w:rPr>
+          <w:rFonts w:eastAsiaTheme="majorEastAsia" w:cstheme="majorBidi"/>
+          <w:sz w:val="22"/>
+          <w:szCs w:val="22"/>
+        </w:rPr>
+      </w:pPr>
+    </w:p>
+    <w:p>
+      <w:pPr>
+        <w:rPr>
+          <w:rFonts w:eastAsiaTheme="majorEastAsia" w:cstheme="majorBidi"/>
+          <w:sz w:val="22"/>
+          <w:szCs w:val="22"/>
+        </w:rPr>
+      </w:pPr>
+      <w:r>
+        <w:rPr>
+          <w:rFonts w:eastAsiaTheme="majorEastAsia" w:cstheme="majorBidi"/>
+          <w:sz w:val="22"/>
+          <w:szCs w:val="22"/>
+        </w:rPr>
+        <w:t>Common debugging methods include:</w:t>
+      </w:r>
+    </w:p>
+    <w:p>
+      <w:pPr>
+        <w:rPr>
+          <w:rFonts w:eastAsiaTheme="majorEastAsia" w:cstheme="majorBidi"/>
+          <w:sz w:val="22"/>
+          <w:szCs w:val="22"/>
+        </w:rPr>
+      </w:pPr>
+      <w:r>
+        <w:rPr>
+          <w:rFonts w:eastAsiaTheme="majorEastAsia" w:cstheme="majorBidi"/>
+          <w:sz w:val="22"/>
+          <w:szCs w:val="22"/>
+        </w:rPr>
+        <w:t>- Using the Act button for step-by-step execution</w:t>
+      </w:r>
+    </w:p>
+    <w:p>
+      <w:pPr>
+        <w:rPr>
+          <w:rFonts w:eastAsiaTheme="majorEastAsia" w:cstheme="majorBidi"/>
+          <w:sz w:val="22"/>
+          <w:szCs w:val="22"/>
+        </w:rPr>
+      </w:pPr>
+      <w:r>
+        <w:rPr>
+          <w:rFonts w:eastAsiaTheme="majorEastAsia" w:cstheme="majorBidi"/>
+          <w:sz w:val="22"/>
+          <w:szCs w:val="22"/>
+        </w:rPr>
+        <w:t>- Printing values using System.out.println()</w:t>
+      </w:r>
+    </w:p>
+    <w:p>
+      <w:pPr>
+        <w:rPr>
+          <w:rFonts w:eastAsiaTheme="majorEastAsia" w:cstheme="majorBidi"/>
+          <w:sz w:val="22"/>
+          <w:szCs w:val="22"/>
+        </w:rPr>
+      </w:pPr>
+      <w:r>
+        <w:rPr>
+          <w:rFonts w:eastAsiaTheme="majorEastAsia" w:cstheme="majorBidi"/>
+          <w:sz w:val="22"/>
+          <w:szCs w:val="22"/>
+        </w:rPr>
+        <w:t>- Testing collisions visually</w:t>
+      </w:r>
+    </w:p>
+    <w:p>
+      <w:pPr>
+        <w:rPr>
+          <w:rFonts w:eastAsiaTheme="majorEastAsia" w:cstheme="majorBidi"/>
+          <w:sz w:val="22"/>
+          <w:szCs w:val="22"/>
+        </w:rPr>
+      </w:pPr>
+      <w:r>
+        <w:rPr>
+          <w:rFonts w:eastAsiaTheme="majorEastAsia" w:cstheme="majorBidi"/>
+          <w:sz w:val="22"/>
+          <w:szCs w:val="22"/>
+        </w:rPr>
+        <w:t>- Slowing simulation speed</w:t>
+      </w:r>
+    </w:p>
+    <w:p>
+      <w:pPr>
+        <w:rPr>
+          <w:rFonts w:eastAsiaTheme="majorEastAsia" w:cstheme="majorBidi"/>
+          <w:sz w:val="22"/>
+          <w:szCs w:val="22"/>
+        </w:rPr>
+      </w:pPr>
+    </w:p>
+    <w:p>
+      <w:pPr>
+        <w:rPr>
+          <w:rFonts w:eastAsiaTheme="majorEastAsia" w:cstheme="majorBidi"/>
+          <w:sz w:val="22"/>
+          <w:szCs w:val="22"/>
+        </w:rPr>
+      </w:pPr>
+      <w:r>
+        <w:rPr>
+          <w:rFonts w:eastAsiaTheme="majorEastAsia" w:cstheme="majorBidi"/>
+          <w:sz w:val="22"/>
+          <w:szCs w:val="22"/>
+        </w:rPr>
+        <w:t>Example:</w:t>
+      </w:r>
+    </w:p>
+    <w:p>
+      <w:pPr>
+        <w:rPr>
+          <w:rFonts w:eastAsiaTheme="majorEastAsia" w:cstheme="majorBidi"/>
+          <w:sz w:val="22"/>
+          <w:szCs w:val="22"/>
+        </w:rPr>
+      </w:pPr>
+      <w:r>
+        <w:rPr>
+          <w:rFonts w:eastAsiaTheme="majorEastAsia" w:cstheme="majorBidi"/>
+          <w:sz w:val="22"/>
+          <w:szCs w:val="22"/>
+        </w:rPr>
+        <w:t>System.out.println(score);</w:t>
+      </w:r>
+    </w:p>
+    <w:p>
+      <w:pPr>
+        <w:rPr>
+          <w:rFonts w:eastAsiaTheme="majorEastAsia" w:cstheme="majorBidi"/>
+          <w:sz w:val="22"/>
+          <w:szCs w:val="22"/>
+        </w:rPr>
+      </w:pPr>
+    </w:p>
+    <w:p>
+      <w:pPr>
+        <w:rPr>
+          <w:rFonts w:eastAsiaTheme="majorEastAsia" w:cstheme="majorBidi"/>
+          <w:sz w:val="22"/>
+          <w:szCs w:val="22"/>
+        </w:rPr>
+      </w:pPr>
+      <w:r>
+        <w:rPr>
+          <w:rFonts w:eastAsiaTheme="majorEastAsia" w:cstheme="majorBidi"/>
+          <w:sz w:val="22"/>
+          <w:szCs w:val="22"/>
+        </w:rPr>
+        <w:t>Debugging is essential for identifying logic errors</w:t>
+      </w:r>
+    </w:p>
+    <w:p>
+      <w:pPr>
+        <w:rPr>
+          <w:rFonts w:eastAsiaTheme="majorEastAsia" w:cstheme="majorBidi"/>
+          <w:sz w:val="22"/>
+          <w:szCs w:val="22"/>
+        </w:rPr>
+      </w:pPr>
+      <w:r>
+        <w:rPr>
+          <w:rFonts w:eastAsiaTheme="majorEastAsia" w:cstheme="majorBidi"/>
+          <w:sz w:val="22"/>
+          <w:szCs w:val="22"/>
+        </w:rPr>
+        <w:t>and gameplay issues.</w:t>
+      </w:r>
+    </w:p>
+    <w:p>
+      <w:pPr>
+        <w:rPr>
+          <w:rFonts w:eastAsiaTheme="majorEastAsia" w:cstheme="majorBidi"/>
+        </w:rPr>
+      </w:pPr>
     </w:p>
     <w:p/>
     <w:sectPr>
@@ -3861,6 +8248,119 @@
     </w:lvl>
   </w:abstractNum>
   <w:abstractNum w:abstractNumId="11" w15:restartNumberingAfterBreak="0">
+    <w:nsid w:val="356942E8"/>
+    <w:multiLevelType w:val="hybridMultilevel"/>
+    <w:tmpl w:val="EFF2D920"/>
+    <w:lvl w:ilvl="0" w:tplc="08090001">
+      <w:start w:val="1"/>
+      <w:numFmt w:val="bullet"/>
+      <w:lvlText w:val=""/>
+      <w:lvlJc w:val="left"/>
+      <w:pPr>
+        <w:ind w:left="720" w:hanging="360"/>
+      </w:pPr>
+      <w:rPr>
+        <w:rFonts w:ascii="Symbol" w:hAnsi="Symbol" w:hint="default"/>
+      </w:rPr>
+    </w:lvl>
+    <w:lvl w:ilvl="1" w:tplc="08090003" w:tentative="1">
+      <w:start w:val="1"/>
+      <w:numFmt w:val="bullet"/>
+      <w:lvlText w:val="o"/>
+      <w:lvlJc w:val="left"/>
+      <w:pPr>
+        <w:ind w:left="1440" w:hanging="360"/>
+      </w:pPr>
+      <w:rPr>
+        <w:rFonts w:ascii="Courier New" w:hAnsi="Courier New" w:cs="Courier New" w:hint="default"/>
+      </w:rPr>
+    </w:lvl>
+    <w:lvl w:ilvl="2" w:tplc="08090005" w:tentative="1">
+      <w:start w:val="1"/>
+      <w:numFmt w:val="bullet"/>
+      <w:lvlText w:val=""/>
+      <w:lvlJc w:val="left"/>
+      <w:pPr>
+        <w:ind w:left="2160" w:hanging="360"/>
+      </w:pPr>
+      <w:rPr>
+        <w:rFonts w:ascii="Wingdings" w:hAnsi="Wingdings" w:hint="default"/>
+      </w:rPr>
+    </w:lvl>
+    <w:lvl w:ilvl="3" w:tplc="08090001" w:tentative="1">
+      <w:start w:val="1"/>
+      <w:numFmt w:val="bullet"/>
+      <w:lvlText w:val=""/>
+      <w:lvlJc w:val="left"/>
+      <w:pPr>
+        <w:ind w:left="2880" w:hanging="360"/>
+      </w:pPr>
+      <w:rPr>
+        <w:rFonts w:ascii="Symbol" w:hAnsi="Symbol" w:hint="default"/>
+      </w:rPr>
+    </w:lvl>
+    <w:lvl w:ilvl="4" w:tplc="08090003" w:tentative="1">
+      <w:start w:val="1"/>
+      <w:numFmt w:val="bullet"/>
+      <w:lvlText w:val="o"/>
+      <w:lvlJc w:val="left"/>
+      <w:pPr>
+        <w:ind w:left="3600" w:hanging="360"/>
+      </w:pPr>
+      <w:rPr>
+        <w:rFonts w:ascii="Courier New" w:hAnsi="Courier New" w:cs="Courier New" w:hint="default"/>
+      </w:rPr>
+    </w:lvl>
+    <w:lvl w:ilvl="5" w:tplc="08090005" w:tentative="1">
+      <w:start w:val="1"/>
+      <w:numFmt w:val="bullet"/>
+      <w:lvlText w:val=""/>
+      <w:lvlJc w:val="left"/>
+      <w:pPr>
+        <w:ind w:left="4320" w:hanging="360"/>
+      </w:pPr>
+      <w:rPr>
+        <w:rFonts w:ascii="Wingdings" w:hAnsi="Wingdings" w:hint="default"/>
+      </w:rPr>
+    </w:lvl>
+    <w:lvl w:ilvl="6" w:tplc="08090001" w:tentative="1">
+      <w:start w:val="1"/>
+      <w:numFmt w:val="bullet"/>
+      <w:lvlText w:val=""/>
+      <w:lvlJc w:val="left"/>
+      <w:pPr>
+        <w:ind w:left="5040" w:hanging="360"/>
+      </w:pPr>
+      <w:rPr>
+        <w:rFonts w:ascii="Symbol" w:hAnsi="Symbol" w:hint="default"/>
+      </w:rPr>
+    </w:lvl>
+    <w:lvl w:ilvl="7" w:tplc="08090003" w:tentative="1">
+      <w:start w:val="1"/>
+      <w:numFmt w:val="bullet"/>
+      <w:lvlText w:val="o"/>
+      <w:lvlJc w:val="left"/>
+      <w:pPr>
+        <w:ind w:left="5760" w:hanging="360"/>
+      </w:pPr>
+      <w:rPr>
+        <w:rFonts w:ascii="Courier New" w:hAnsi="Courier New" w:cs="Courier New" w:hint="default"/>
+      </w:rPr>
+    </w:lvl>
+    <w:lvl w:ilvl="8" w:tplc="08090005" w:tentative="1">
+      <w:start w:val="1"/>
+      <w:numFmt w:val="bullet"/>
+      <w:lvlText w:val=""/>
+      <w:lvlJc w:val="left"/>
+      <w:pPr>
+        <w:ind w:left="6480" w:hanging="360"/>
+      </w:pPr>
+      <w:rPr>
+        <w:rFonts w:ascii="Wingdings" w:hAnsi="Wingdings" w:hint="default"/>
+      </w:rPr>
+    </w:lvl>
+  </w:abstractNum>
+  <w:abstractNum w:abstractNumId="12" w15:restartNumberingAfterBreak="0">
     <w:nsid w:val="3620155D"/>
     <w:multiLevelType w:val="multilevel"/>
     <w:tmpl w:val="8C02C70A"/>
@@ -4009,7 +8509,7 @@
       </w:rPr>
     </w:lvl>
   </w:abstractNum>
-  <w:abstractNum w:abstractNumId="12" w15:restartNumberingAfterBreak="0">
+  <w:abstractNum w:abstractNumId="13" w15:restartNumberingAfterBreak="0">
     <w:nsid w:val="386D7664"/>
     <w:multiLevelType w:val="multilevel"/>
     <w:tmpl w:val="632E4B40"/>
@@ -4158,7 +8658,7 @@
       </w:rPr>
     </w:lvl>
   </w:abstractNum>
-  <w:abstractNum w:abstractNumId="13" w15:restartNumberingAfterBreak="0">
+  <w:abstractNum w:abstractNumId="14" w15:restartNumberingAfterBreak="0">
     <w:nsid w:val="3A6330A6"/>
     <w:multiLevelType w:val="multilevel"/>
     <w:tmpl w:val="331405D6"/>
@@ -4307,7 +8807,7 @@
       </w:rPr>
     </w:lvl>
   </w:abstractNum>
-  <w:abstractNum w:abstractNumId="14" w15:restartNumberingAfterBreak="0">
+  <w:abstractNum w:abstractNumId="15" w15:restartNumberingAfterBreak="0">
     <w:nsid w:val="3B3F279A"/>
     <w:multiLevelType w:val="multilevel"/>
     <w:tmpl w:val="FD4A90C6"/>
@@ -4456,7 +8956,7 @@
       </w:rPr>
     </w:lvl>
   </w:abstractNum>
-  <w:abstractNum w:abstractNumId="15" w15:restartNumberingAfterBreak="0">
+  <w:abstractNum w:abstractNumId="16" w15:restartNumberingAfterBreak="0">
     <w:nsid w:val="40AC392C"/>
     <w:multiLevelType w:val="multilevel"/>
     <w:tmpl w:val="2BDE5722"/>
@@ -4605,7 +9105,7 @@
       </w:rPr>
     </w:lvl>
   </w:abstractNum>
-  <w:abstractNum w:abstractNumId="16" w15:restartNumberingAfterBreak="0">
+  <w:abstractNum w:abstractNumId="17" w15:restartNumberingAfterBreak="0">
     <w:nsid w:val="43B5450C"/>
     <w:multiLevelType w:val="multilevel"/>
     <w:tmpl w:val="645CAC4A"/>
@@ -4754,7 +9254,7 @@
       </w:rPr>
     </w:lvl>
   </w:abstractNum>
-  <w:abstractNum w:abstractNumId="17" w15:restartNumberingAfterBreak="0">
+  <w:abstractNum w:abstractNumId="18" w15:restartNumberingAfterBreak="0">
     <w:nsid w:val="46086693"/>
     <w:multiLevelType w:val="multilevel"/>
     <w:tmpl w:val="A91E670E"/>
@@ -4903,7 +9403,7 @@
       </w:rPr>
     </w:lvl>
   </w:abstractNum>
-  <w:abstractNum w:abstractNumId="18" w15:restartNumberingAfterBreak="0">
+  <w:abstractNum w:abstractNumId="19" w15:restartNumberingAfterBreak="0">
     <w:nsid w:val="48290CA8"/>
     <w:multiLevelType w:val="multilevel"/>
     <w:tmpl w:val="515C8970"/>
@@ -5052,7 +9552,7 @@
       </w:rPr>
     </w:lvl>
   </w:abstractNum>
-  <w:abstractNum w:abstractNumId="19" w15:restartNumberingAfterBreak="0">
+  <w:abstractNum w:abstractNumId="20" w15:restartNumberingAfterBreak="0">
     <w:nsid w:val="487B5F48"/>
     <w:multiLevelType w:val="multilevel"/>
     <w:tmpl w:val="362206DC"/>
@@ -5201,7 +9701,7 @@
       </w:rPr>
     </w:lvl>
   </w:abstractNum>
-  <w:abstractNum w:abstractNumId="20" w15:restartNumberingAfterBreak="0">
+  <w:abstractNum w:abstractNumId="21" w15:restartNumberingAfterBreak="0">
     <w:nsid w:val="4CDF4572"/>
     <w:multiLevelType w:val="multilevel"/>
     <w:tmpl w:val="B030B012"/>
@@ -5350,7 +9850,7 @@
       </w:rPr>
     </w:lvl>
   </w:abstractNum>
-  <w:abstractNum w:abstractNumId="21" w15:restartNumberingAfterBreak="0">
+  <w:abstractNum w:abstractNumId="22" w15:restartNumberingAfterBreak="0">
     <w:nsid w:val="4CDF5547"/>
     <w:multiLevelType w:val="multilevel"/>
     <w:tmpl w:val="797E7942"/>
@@ -5499,7 +9999,7 @@
       </w:rPr>
     </w:lvl>
   </w:abstractNum>
-  <w:abstractNum w:abstractNumId="22" w15:restartNumberingAfterBreak="0">
+  <w:abstractNum w:abstractNumId="23" w15:restartNumberingAfterBreak="0">
     <w:nsid w:val="53511CF6"/>
     <w:multiLevelType w:val="multilevel"/>
     <w:tmpl w:val="8F60C4A0"/>
@@ -5648,7 +10148,7 @@
       </w:rPr>
     </w:lvl>
   </w:abstractNum>
-  <w:abstractNum w:abstractNumId="23" w15:restartNumberingAfterBreak="0">
+  <w:abstractNum w:abstractNumId="24" w15:restartNumberingAfterBreak="0">
     <w:nsid w:val="53582398"/>
     <w:multiLevelType w:val="multilevel"/>
     <w:tmpl w:val="6F56C3B0"/>
@@ -5797,7 +10297,7 @@
       </w:rPr>
     </w:lvl>
   </w:abstractNum>
-  <w:abstractNum w:abstractNumId="24" w15:restartNumberingAfterBreak="0">
+  <w:abstractNum w:abstractNumId="25" w15:restartNumberingAfterBreak="0">
     <w:nsid w:val="57604627"/>
     <w:multiLevelType w:val="multilevel"/>
     <w:tmpl w:val="1756C160"/>
@@ -5946,7 +10446,7 @@
       </w:rPr>
     </w:lvl>
   </w:abstractNum>
-  <w:abstractNum w:abstractNumId="25" w15:restartNumberingAfterBreak="0">
+  <w:abstractNum w:abstractNumId="26" w15:restartNumberingAfterBreak="0">
     <w:nsid w:val="5ADB3C50"/>
     <w:multiLevelType w:val="multilevel"/>
     <w:tmpl w:val="219EF454"/>
@@ -6095,7 +10595,7 @@
       </w:rPr>
     </w:lvl>
   </w:abstractNum>
-  <w:abstractNum w:abstractNumId="26" w15:restartNumberingAfterBreak="0">
+  <w:abstractNum w:abstractNumId="27" w15:restartNumberingAfterBreak="0">
     <w:nsid w:val="5F64504C"/>
     <w:multiLevelType w:val="multilevel"/>
     <w:tmpl w:val="9314ECF2"/>
@@ -6244,7 +10744,7 @@
       </w:rPr>
     </w:lvl>
   </w:abstractNum>
-  <w:abstractNum w:abstractNumId="27" w15:restartNumberingAfterBreak="0">
+  <w:abstractNum w:abstractNumId="28" w15:restartNumberingAfterBreak="0">
     <w:nsid w:val="63882585"/>
     <w:multiLevelType w:val="multilevel"/>
     <w:tmpl w:val="42E4A78A"/>
@@ -6393,7 +10893,7 @@
       </w:rPr>
     </w:lvl>
   </w:abstractNum>
-  <w:abstractNum w:abstractNumId="28" w15:restartNumberingAfterBreak="0">
+  <w:abstractNum w:abstractNumId="29" w15:restartNumberingAfterBreak="0">
     <w:nsid w:val="67F2021D"/>
     <w:multiLevelType w:val="multilevel"/>
     <w:tmpl w:val="82961272"/>
@@ -6542,7 +11042,7 @@
       </w:rPr>
     </w:lvl>
   </w:abstractNum>
-  <w:abstractNum w:abstractNumId="29" w15:restartNumberingAfterBreak="0">
+  <w:abstractNum w:abstractNumId="30" w15:restartNumberingAfterBreak="0">
     <w:nsid w:val="6AAF0846"/>
     <w:multiLevelType w:val="multilevel"/>
     <w:tmpl w:val="0C6AAAAA"/>
@@ -6691,7 +11191,7 @@
       </w:rPr>
     </w:lvl>
   </w:abstractNum>
-  <w:abstractNum w:abstractNumId="30" w15:restartNumberingAfterBreak="0">
+  <w:abstractNum w:abstractNumId="31" w15:restartNumberingAfterBreak="0">
     <w:nsid w:val="72E76AFA"/>
     <w:multiLevelType w:val="multilevel"/>
     <w:tmpl w:val="7006FB70"/>
@@ -6847,31 +11347,31 @@
     <w:abstractNumId w:val="5"/>
   </w:num>
   <w:num w:numId="3" w16cid:durableId="621882157">
-    <w:abstractNumId w:val="13"/>
+    <w:abstractNumId w:val="14"/>
   </w:num>
   <w:num w:numId="4" w16cid:durableId="931428669">
     <w:abstractNumId w:val="7"/>
   </w:num>
   <w:num w:numId="5" w16cid:durableId="1416972450">
-    <w:abstractNumId w:val="26"/>
+    <w:abstractNumId w:val="27"/>
   </w:num>
   <w:num w:numId="6" w16cid:durableId="1164511183">
-    <w:abstractNumId w:val="14"/>
+    <w:abstractNumId w:val="15"/>
   </w:num>
   <w:num w:numId="7" w16cid:durableId="438259962">
-    <w:abstractNumId w:val="18"/>
+    <w:abstractNumId w:val="19"/>
   </w:num>
   <w:num w:numId="8" w16cid:durableId="1293055392">
-    <w:abstractNumId w:val="19"/>
+    <w:abstractNumId w:val="20"/>
   </w:num>
   <w:num w:numId="9" w16cid:durableId="236937928">
-    <w:abstractNumId w:val="15"/>
+    <w:abstractNumId w:val="16"/>
   </w:num>
   <w:num w:numId="10" w16cid:durableId="1608003916">
-    <w:abstractNumId w:val="23"/>
+    <w:abstractNumId w:val="24"/>
   </w:num>
   <w:num w:numId="11" w16cid:durableId="1896354227">
-    <w:abstractNumId w:val="29"/>
+    <w:abstractNumId w:val="30"/>
   </w:num>
   <w:num w:numId="12" w16cid:durableId="844174458">
     <w:abstractNumId w:val="8"/>
@@ -6880,25 +11380,25 @@
     <w:abstractNumId w:val="10"/>
   </w:num>
   <w:num w:numId="14" w16cid:durableId="1120100934">
-    <w:abstractNumId w:val="30"/>
+    <w:abstractNumId w:val="31"/>
   </w:num>
   <w:num w:numId="15" w16cid:durableId="251744753">
-    <w:abstractNumId w:val="28"/>
+    <w:abstractNumId w:val="29"/>
   </w:num>
   <w:num w:numId="16" w16cid:durableId="751201669">
-    <w:abstractNumId w:val="20"/>
+    <w:abstractNumId w:val="21"/>
   </w:num>
   <w:num w:numId="17" w16cid:durableId="1935891906">
+    <w:abstractNumId w:val="23"/>
+  </w:num>
+  <w:num w:numId="18" w16cid:durableId="859398755">
+    <w:abstractNumId w:val="12"/>
+  </w:num>
+  <w:num w:numId="19" w16cid:durableId="953635563">
     <w:abstractNumId w:val="22"/>
   </w:num>
-  <w:num w:numId="18" w16cid:durableId="859398755">
-    <w:abstractNumId w:val="11"/>
-  </w:num>
-  <w:num w:numId="19" w16cid:durableId="953635563">
-    <w:abstractNumId w:val="21"/>
-  </w:num>
   <w:num w:numId="20" w16cid:durableId="337193916">
-    <w:abstractNumId w:val="24"/>
+    <w:abstractNumId w:val="25"/>
   </w:num>
   <w:num w:numId="21" w16cid:durableId="994727788">
     <w:abstractNumId w:val="0"/>
@@ -6910,19 +11410,19 @@
     <w:abstractNumId w:val="4"/>
   </w:num>
   <w:num w:numId="24" w16cid:durableId="556628011">
-    <w:abstractNumId w:val="12"/>
+    <w:abstractNumId w:val="13"/>
   </w:num>
   <w:num w:numId="25" w16cid:durableId="1946233026">
-    <w:abstractNumId w:val="27"/>
+    <w:abstractNumId w:val="28"/>
   </w:num>
   <w:num w:numId="26" w16cid:durableId="1960407411">
-    <w:abstractNumId w:val="25"/>
+    <w:abstractNumId w:val="26"/>
   </w:num>
   <w:num w:numId="27" w16cid:durableId="177279905">
     <w:abstractNumId w:val="3"/>
   </w:num>
   <w:num w:numId="28" w16cid:durableId="340544117">
-    <w:abstractNumId w:val="16"/>
+    <w:abstractNumId w:val="17"/>
   </w:num>
   <w:num w:numId="29" w16cid:durableId="240139352">
     <w:abstractNumId w:val="6"/>
@@ -6931,7 +11431,10 @@
     <w:abstractNumId w:val="9"/>
   </w:num>
   <w:num w:numId="31" w16cid:durableId="221866864">
-    <w:abstractNumId w:val="17"/>
+    <w:abstractNumId w:val="18"/>
+  </w:num>
+  <w:num w:numId="32" w16cid:durableId="1826361586">
+    <w:abstractNumId w:val="11"/>
   </w:num>
 </w:numbering>
 </file>
@@ -7364,7 +11867,6 @@
     <w:next w:val="Normal"/>
     <w:link w:val="Heading2Char"/>
     <w:uiPriority w:val="9"/>
-    <w:semiHidden/>
     <w:unhideWhenUsed/>
     <w:qFormat/>
     <w:rsid w:val="004B180F"/>
@@ -7539,6 +12041,7 @@
   <w:style w:type="character" w:default="1" w:styleId="DefaultParagraphFont">
     <w:name w:val="Default Paragraph Font"/>
     <w:uiPriority w:val="1"/>
+    <w:semiHidden/>
     <w:unhideWhenUsed/>
   </w:style>
   <w:style w:type="table" w:default="1" w:styleId="TableNormal">
@@ -7580,7 +12083,6 @@
     <w:basedOn w:val="DefaultParagraphFont"/>
     <w:link w:val="Heading2"/>
     <w:uiPriority w:val="9"/>
-    <w:semiHidden/>
     <w:rsid w:val="004B180F"/>
     <w:rPr>
       <w:rFonts w:asciiTheme="majorHAnsi" w:eastAsiaTheme="majorEastAsia" w:hAnsiTheme="majorHAnsi" w:cstheme="majorBidi"/>
